--- a/letNote/02_HTML_CSS/0515.5_CSS 속성들.docx
+++ b/letNote/02_HTML_CSS/0515.5_CSS 속성들.docx
@@ -20,7 +20,6 @@
         </w:rPr>
         <w:t xml:space="preserve"> </w:t>
       </w:r>
-      <w:proofErr w:type="gramStart"/>
       <w:r>
         <w:rPr>
           <w:rFonts w:hint="eastAsia"/>
@@ -28,17 +27,7 @@
           <w:sz w:val="30"/>
           <w:szCs w:val="30"/>
         </w:rPr>
-        <w:t>[ V</w:t>
-      </w:r>
-      <w:proofErr w:type="gramEnd"/>
-      <w:r>
-        <w:rPr>
-          <w:rFonts w:hint="eastAsia"/>
-          <w:b/>
-          <w:sz w:val="30"/>
-          <w:szCs w:val="30"/>
-        </w:rPr>
-        <w:t xml:space="preserve"> ] CSS 속성들</w:t>
+        <w:t>[ V ] CSS 속성들</w:t>
       </w:r>
     </w:p>
     <w:tbl>
@@ -249,7 +238,6 @@
                 <w:szCs w:val="20"/>
               </w:rPr>
             </w:pPr>
-            <w:proofErr w:type="gramStart"/>
             <w:r>
               <w:rPr>
                 <w:rFonts w:hint="eastAsia"/>
@@ -257,17 +245,7 @@
                 <w:color w:val="984806" w:themeColor="accent6" w:themeShade="80"/>
                 <w:szCs w:val="20"/>
               </w:rPr>
-              <w:t>display :</w:t>
-            </w:r>
-            <w:proofErr w:type="gramEnd"/>
-            <w:r>
-              <w:rPr>
-                <w:rFonts w:hint="eastAsia"/>
-                <w:b/>
-                <w:color w:val="984806" w:themeColor="accent6" w:themeShade="80"/>
-                <w:szCs w:val="20"/>
-              </w:rPr>
-              <w:t xml:space="preserve"> inline, block, inline-block, none</w:t>
+              <w:t>display : inline, block, inline-block, none</w:t>
             </w:r>
           </w:p>
           <w:p>
@@ -363,27 +341,7 @@
                 <w:color w:val="984806" w:themeColor="accent6" w:themeShade="80"/>
                 <w:szCs w:val="20"/>
               </w:rPr>
-              <w:t>boxing-</w:t>
-            </w:r>
-            <w:proofErr w:type="gramStart"/>
-            <w:r>
-              <w:rPr>
-                <w:rFonts w:hint="eastAsia"/>
-                <w:b/>
-                <w:color w:val="984806" w:themeColor="accent6" w:themeShade="80"/>
-                <w:szCs w:val="20"/>
-              </w:rPr>
-              <w:t>sizing ;</w:t>
-            </w:r>
-            <w:proofErr w:type="gramEnd"/>
-            <w:r>
-              <w:rPr>
-                <w:rFonts w:hint="eastAsia"/>
-                <w:b/>
-                <w:color w:val="984806" w:themeColor="accent6" w:themeShade="80"/>
-                <w:szCs w:val="20"/>
-              </w:rPr>
-              <w:t xml:space="preserve"> border를 box안으로</w:t>
+              <w:t>boxing-sizing ; border를 box안으로</w:t>
             </w:r>
           </w:p>
           <w:p>
@@ -600,21 +558,7 @@
         <w:rPr>
           <w:rFonts w:hint="eastAsia"/>
         </w:rPr>
-        <w:t xml:space="preserve">CSS3 </w:t>
-      </w:r>
-      <w:proofErr w:type="gramStart"/>
-      <w:r>
-        <w:rPr>
-          <w:rFonts w:hint="eastAsia"/>
-        </w:rPr>
-        <w:t>단위 :</w:t>
-      </w:r>
-      <w:proofErr w:type="gramEnd"/>
-      <w:r>
-        <w:rPr>
-          <w:rFonts w:hint="eastAsia"/>
-        </w:rPr>
-        <w:t xml:space="preserve"> CSS3에서 자주 사용되는 단위들에 대해서 살펴봅니다</w:t>
+        <w:t>CSS3 단위 : CSS3에서 자주 사용되는 단위들에 대해서 살펴봅니다</w:t>
       </w:r>
       <w:r>
         <w:rPr>
@@ -1134,18 +1078,7 @@
           <w:sz w:val="19"/>
           <w:szCs w:val="19"/>
         </w:rPr>
-        <w:t>#</w:t>
-      </w:r>
-      <w:proofErr w:type="gramStart"/>
-      <w:r>
-        <w:rPr>
-          <w:rFonts w:ascii="돋움체" w:eastAsia="돋움체" w:cs="돋움체"/>
-          <w:color w:val="800000"/>
-          <w:kern w:val="0"/>
-          <w:sz w:val="19"/>
-          <w:szCs w:val="19"/>
-        </w:rPr>
-        <w:t>wrap</w:t>
+        <w:t>#wrap</w:t>
       </w:r>
       <w:r>
         <w:rPr>
@@ -1157,7 +1090,6 @@
         </w:rPr>
         <w:t>{</w:t>
       </w:r>
-      <w:proofErr w:type="gramEnd"/>
       <w:r>
         <w:rPr>
           <w:rFonts w:ascii="돋움체" w:eastAsia="돋움체" w:cs="돋움체"/>
@@ -1344,7 +1276,6 @@
         <w:t xml:space="preserve"> </w:t>
       </w:r>
       <w:proofErr w:type="spellStart"/>
-      <w:proofErr w:type="gramStart"/>
       <w:r>
         <w:rPr>
           <w:rFonts w:ascii="돋움체" w:eastAsia="돋움체" w:cs="돋움체"/>
@@ -1364,29 +1295,7 @@
           <w:sz w:val="19"/>
           <w:szCs w:val="19"/>
         </w:rPr>
-        <w:t>:nth</w:t>
-      </w:r>
-      <w:proofErr w:type="gramEnd"/>
-      <w:r>
-        <w:rPr>
-          <w:rFonts w:ascii="돋움체" w:eastAsia="돋움체" w:cs="돋움체"/>
-          <w:color w:val="800000"/>
-          <w:kern w:val="0"/>
-          <w:sz w:val="19"/>
-          <w:szCs w:val="19"/>
-        </w:rPr>
-        <w:t>-child(2n+</w:t>
-      </w:r>
-      <w:proofErr w:type="gramStart"/>
-      <w:r>
-        <w:rPr>
-          <w:rFonts w:ascii="돋움체" w:eastAsia="돋움체" w:cs="돋움체"/>
-          <w:color w:val="800000"/>
-          <w:kern w:val="0"/>
-          <w:sz w:val="19"/>
-          <w:szCs w:val="19"/>
-        </w:rPr>
-        <w:t>1)</w:t>
+        <w:t>:nth-child(2n+1)</w:t>
       </w:r>
       <w:r>
         <w:rPr>
@@ -1398,7 +1307,6 @@
         </w:rPr>
         <w:t>{</w:t>
       </w:r>
-      <w:proofErr w:type="gramEnd"/>
       <w:r>
         <w:rPr>
           <w:rFonts w:ascii="돋움체" w:eastAsia="돋움체" w:cs="돋움체"/>
@@ -1407,39 +1315,17 @@
           <w:sz w:val="19"/>
           <w:szCs w:val="19"/>
         </w:rPr>
-        <w:t>background-</w:t>
-      </w:r>
-      <w:proofErr w:type="gramStart"/>
-      <w:r>
-        <w:rPr>
-          <w:rFonts w:ascii="돋움체" w:eastAsia="돋움체" w:cs="돋움체"/>
-          <w:color w:val="FF0000"/>
-          <w:kern w:val="0"/>
-          <w:sz w:val="19"/>
-          <w:szCs w:val="19"/>
-        </w:rPr>
-        <w:t>color</w:t>
-      </w:r>
-      <w:r>
-        <w:rPr>
-          <w:rFonts w:ascii="돋움체" w:eastAsia="돋움체" w:cs="돋움체"/>
-          <w:color w:val="000000"/>
-          <w:kern w:val="0"/>
-          <w:sz w:val="19"/>
-          <w:szCs w:val="19"/>
-        </w:rPr>
-        <w:t xml:space="preserve"> :</w:t>
-      </w:r>
-      <w:proofErr w:type="gramEnd"/>
-      <w:r>
-        <w:rPr>
-          <w:rFonts w:ascii="돋움체" w:eastAsia="돋움체" w:cs="돋움체"/>
-          <w:color w:val="000000"/>
-          <w:kern w:val="0"/>
-          <w:sz w:val="19"/>
-          <w:szCs w:val="19"/>
-        </w:rPr>
-        <w:t xml:space="preserve"> </w:t>
+        <w:t>background-color</w:t>
+      </w:r>
+      <w:r>
+        <w:rPr>
+          <w:rFonts w:ascii="돋움체" w:eastAsia="돋움체" w:cs="돋움체"/>
+          <w:color w:val="000000"/>
+          <w:kern w:val="0"/>
+          <w:sz w:val="19"/>
+          <w:szCs w:val="19"/>
+        </w:rPr>
+        <w:t xml:space="preserve"> : </w:t>
       </w:r>
       <w:proofErr w:type="spellStart"/>
       <w:r>
@@ -1509,7 +1395,6 @@
         <w:t xml:space="preserve"> </w:t>
       </w:r>
       <w:proofErr w:type="spellStart"/>
-      <w:proofErr w:type="gramStart"/>
       <w:r>
         <w:rPr>
           <w:rFonts w:ascii="돋움체" w:eastAsia="돋움체" w:cs="돋움체"/>
@@ -1529,29 +1414,7 @@
           <w:sz w:val="19"/>
           <w:szCs w:val="19"/>
         </w:rPr>
-        <w:t>:nth</w:t>
-      </w:r>
-      <w:proofErr w:type="gramEnd"/>
-      <w:r>
-        <w:rPr>
-          <w:rFonts w:ascii="돋움체" w:eastAsia="돋움체" w:cs="돋움체"/>
-          <w:color w:val="800000"/>
-          <w:kern w:val="0"/>
-          <w:sz w:val="19"/>
-          <w:szCs w:val="19"/>
-        </w:rPr>
-        <w:t>-child(</w:t>
-      </w:r>
-      <w:proofErr w:type="gramStart"/>
-      <w:r>
-        <w:rPr>
-          <w:rFonts w:ascii="돋움체" w:eastAsia="돋움체" w:cs="돋움체"/>
-          <w:color w:val="800000"/>
-          <w:kern w:val="0"/>
-          <w:sz w:val="19"/>
-          <w:szCs w:val="19"/>
-        </w:rPr>
-        <w:t>1)</w:t>
+        <w:t>:nth-child(1)</w:t>
       </w:r>
       <w:r>
         <w:rPr>
@@ -1563,7 +1426,6 @@
         </w:rPr>
         <w:t>{</w:t>
       </w:r>
-      <w:proofErr w:type="gramEnd"/>
       <w:r>
         <w:rPr>
           <w:rFonts w:ascii="돋움체" w:eastAsia="돋움체" w:cs="돋움체"/>
@@ -1650,7 +1512,6 @@
         <w:t xml:space="preserve"> </w:t>
       </w:r>
       <w:proofErr w:type="spellStart"/>
-      <w:proofErr w:type="gramStart"/>
       <w:r>
         <w:rPr>
           <w:rFonts w:ascii="돋움체" w:eastAsia="돋움체" w:cs="돋움체"/>
@@ -1670,29 +1531,7 @@
           <w:sz w:val="19"/>
           <w:szCs w:val="19"/>
         </w:rPr>
-        <w:t>:nth</w:t>
-      </w:r>
-      <w:proofErr w:type="gramEnd"/>
-      <w:r>
-        <w:rPr>
-          <w:rFonts w:ascii="돋움체" w:eastAsia="돋움체" w:cs="돋움체"/>
-          <w:color w:val="800000"/>
-          <w:kern w:val="0"/>
-          <w:sz w:val="19"/>
-          <w:szCs w:val="19"/>
-        </w:rPr>
-        <w:t>-child(</w:t>
-      </w:r>
-      <w:proofErr w:type="gramStart"/>
-      <w:r>
-        <w:rPr>
-          <w:rFonts w:ascii="돋움체" w:eastAsia="돋움체" w:cs="돋움체"/>
-          <w:color w:val="800000"/>
-          <w:kern w:val="0"/>
-          <w:sz w:val="19"/>
-          <w:szCs w:val="19"/>
-        </w:rPr>
-        <w:t>2)</w:t>
+        <w:t>:nth-child(2)</w:t>
       </w:r>
       <w:r>
         <w:rPr>
@@ -1704,7 +1543,6 @@
         </w:rPr>
         <w:t>{</w:t>
       </w:r>
-      <w:proofErr w:type="gramEnd"/>
       <w:r>
         <w:rPr>
           <w:rFonts w:ascii="돋움체" w:eastAsia="돋움체" w:cs="돋움체"/>
@@ -1791,7 +1629,6 @@
         <w:t xml:space="preserve"> </w:t>
       </w:r>
       <w:proofErr w:type="spellStart"/>
-      <w:proofErr w:type="gramStart"/>
       <w:r>
         <w:rPr>
           <w:rFonts w:ascii="돋움체" w:eastAsia="돋움체" w:cs="돋움체"/>
@@ -1811,29 +1648,7 @@
           <w:sz w:val="19"/>
           <w:szCs w:val="19"/>
         </w:rPr>
-        <w:t>:nth</w:t>
-      </w:r>
-      <w:proofErr w:type="gramEnd"/>
-      <w:r>
-        <w:rPr>
-          <w:rFonts w:ascii="돋움체" w:eastAsia="돋움체" w:cs="돋움체"/>
-          <w:color w:val="800000"/>
-          <w:kern w:val="0"/>
-          <w:sz w:val="19"/>
-          <w:szCs w:val="19"/>
-        </w:rPr>
-        <w:t>-child(</w:t>
-      </w:r>
-      <w:proofErr w:type="gramStart"/>
-      <w:r>
-        <w:rPr>
-          <w:rFonts w:ascii="돋움체" w:eastAsia="돋움체" w:cs="돋움체"/>
-          <w:color w:val="800000"/>
-          <w:kern w:val="0"/>
-          <w:sz w:val="19"/>
-          <w:szCs w:val="19"/>
-        </w:rPr>
-        <w:t>3)</w:t>
+        <w:t>:nth-child(3)</w:t>
       </w:r>
       <w:r>
         <w:rPr>
@@ -1845,7 +1660,6 @@
         </w:rPr>
         <w:t>{</w:t>
       </w:r>
-      <w:proofErr w:type="gramEnd"/>
       <w:r>
         <w:rPr>
           <w:rFonts w:ascii="돋움체" w:eastAsia="돋움체" w:cs="돋움체"/>
@@ -1932,7 +1746,6 @@
         <w:t xml:space="preserve"> </w:t>
       </w:r>
       <w:proofErr w:type="spellStart"/>
-      <w:proofErr w:type="gramStart"/>
       <w:r>
         <w:rPr>
           <w:rFonts w:ascii="돋움체" w:eastAsia="돋움체" w:cs="돋움체"/>
@@ -1952,29 +1765,7 @@
           <w:sz w:val="19"/>
           <w:szCs w:val="19"/>
         </w:rPr>
-        <w:t>:nth</w:t>
-      </w:r>
-      <w:proofErr w:type="gramEnd"/>
-      <w:r>
-        <w:rPr>
-          <w:rFonts w:ascii="돋움체" w:eastAsia="돋움체" w:cs="돋움체"/>
-          <w:color w:val="800000"/>
-          <w:kern w:val="0"/>
-          <w:sz w:val="19"/>
-          <w:szCs w:val="19"/>
-        </w:rPr>
-        <w:t>-child(</w:t>
-      </w:r>
-      <w:proofErr w:type="gramStart"/>
-      <w:r>
-        <w:rPr>
-          <w:rFonts w:ascii="돋움체" w:eastAsia="돋움체" w:cs="돋움체"/>
-          <w:color w:val="800000"/>
-          <w:kern w:val="0"/>
-          <w:sz w:val="19"/>
-          <w:szCs w:val="19"/>
-        </w:rPr>
-        <w:t>4)</w:t>
+        <w:t>:nth-child(4)</w:t>
       </w:r>
       <w:r>
         <w:rPr>
@@ -1986,7 +1777,6 @@
         </w:rPr>
         <w:t>{</w:t>
       </w:r>
-      <w:proofErr w:type="gramEnd"/>
       <w:r>
         <w:rPr>
           <w:rFonts w:ascii="돋움체" w:eastAsia="돋움체" w:cs="돋움체"/>
@@ -2073,7 +1863,6 @@
         <w:t xml:space="preserve"> </w:t>
       </w:r>
       <w:proofErr w:type="spellStart"/>
-      <w:proofErr w:type="gramStart"/>
       <w:r>
         <w:rPr>
           <w:rFonts w:ascii="돋움체" w:eastAsia="돋움체" w:cs="돋움체"/>
@@ -2093,29 +1882,7 @@
           <w:sz w:val="19"/>
           <w:szCs w:val="19"/>
         </w:rPr>
-        <w:t>:nth</w:t>
-      </w:r>
-      <w:proofErr w:type="gramEnd"/>
-      <w:r>
-        <w:rPr>
-          <w:rFonts w:ascii="돋움체" w:eastAsia="돋움체" w:cs="돋움체"/>
-          <w:color w:val="800000"/>
-          <w:kern w:val="0"/>
-          <w:sz w:val="19"/>
-          <w:szCs w:val="19"/>
-        </w:rPr>
-        <w:t>-child(</w:t>
-      </w:r>
-      <w:proofErr w:type="gramStart"/>
-      <w:r>
-        <w:rPr>
-          <w:rFonts w:ascii="돋움체" w:eastAsia="돋움체" w:cs="돋움체"/>
-          <w:color w:val="800000"/>
-          <w:kern w:val="0"/>
-          <w:sz w:val="19"/>
-          <w:szCs w:val="19"/>
-        </w:rPr>
-        <w:t>5)</w:t>
+        <w:t>:nth-child(5)</w:t>
       </w:r>
       <w:r>
         <w:rPr>
@@ -2127,7 +1894,6 @@
         </w:rPr>
         <w:t>{</w:t>
       </w:r>
-      <w:proofErr w:type="gramEnd"/>
       <w:r>
         <w:rPr>
           <w:rFonts w:ascii="돋움체" w:eastAsia="돋움체" w:cs="돋움체"/>
@@ -2294,7 +2060,6 @@
         <w:t xml:space="preserve"> {</w:t>
       </w:r>
       <w:proofErr w:type="spellStart"/>
-      <w:proofErr w:type="gramStart"/>
       <w:r>
         <w:rPr>
           <w:rFonts w:ascii="돋움체" w:eastAsia="돋움체" w:cs="돋움체"/>
@@ -2326,7 +2091,6 @@
         <w:t>block</w:t>
       </w:r>
       <w:proofErr w:type="spellEnd"/>
-      <w:proofErr w:type="gramEnd"/>
       <w:r>
         <w:rPr>
           <w:rFonts w:ascii="돋움체" w:eastAsia="돋움체" w:cs="돋움체"/>
@@ -2338,7 +2102,6 @@
         <w:t xml:space="preserve">; </w:t>
       </w:r>
       <w:proofErr w:type="spellStart"/>
-      <w:proofErr w:type="gramStart"/>
       <w:r>
         <w:rPr>
           <w:rFonts w:ascii="돋움체" w:eastAsia="돋움체" w:cs="돋움체"/>
@@ -2370,7 +2133,6 @@
         <w:t>deepskyblue</w:t>
       </w:r>
       <w:proofErr w:type="spellEnd"/>
-      <w:proofErr w:type="gramEnd"/>
       <w:r>
         <w:rPr>
           <w:rFonts w:ascii="돋움체" w:eastAsia="돋움체" w:cs="돋움체"/>
@@ -2752,7 +2514,6 @@
         <w:t>&amp;</w:t>
       </w:r>
       <w:proofErr w:type="spellStart"/>
-      <w:proofErr w:type="gramStart"/>
       <w:r>
         <w:rPr>
           <w:rFonts w:ascii="돋움체" w:eastAsia="돋움체" w:cs="돋움체"/>
@@ -2774,7 +2535,6 @@
         <w:t>HongGilDongJun</w:t>
       </w:r>
       <w:proofErr w:type="spellEnd"/>
-      <w:proofErr w:type="gramEnd"/>
       <w:r>
         <w:rPr>
           <w:rFonts w:ascii="돋움체" w:eastAsia="돋움체" w:cs="돋움체"/>
@@ -3451,7 +3211,6 @@
         </w:rPr>
         <w:t xml:space="preserve"> </w:t>
       </w:r>
-      <w:proofErr w:type="gramStart"/>
       <w:r>
         <w:rPr>
           <w:rFonts w:ascii="돋움체" w:eastAsia="돋움체" w:cs="돋움체" w:hint="eastAsia"/>
@@ -3482,7 +3241,6 @@
         </w:rPr>
         <w:t>하다</w:t>
       </w:r>
-      <w:proofErr w:type="gramEnd"/>
       <w:r>
         <w:rPr>
           <w:rFonts w:ascii="돋움체" w:eastAsia="돋움체" w:cs="돋움체"/>
@@ -4489,7 +4247,6 @@
         </w:rPr>
         <w:t xml:space="preserve"> </w:t>
       </w:r>
-      <w:proofErr w:type="gramStart"/>
       <w:r>
         <w:rPr>
           <w:rFonts w:ascii="돋움체" w:eastAsia="돋움체" w:cs="돋움체" w:hint="eastAsia"/>
@@ -4520,7 +4277,6 @@
         </w:rPr>
         <w:t>하다</w:t>
       </w:r>
-      <w:proofErr w:type="gramEnd"/>
       <w:r>
         <w:rPr>
           <w:rFonts w:ascii="돋움체" w:eastAsia="돋움체" w:cs="돋움체"/>
@@ -5507,7 +5263,6 @@
         </w:rPr>
         <w:t xml:space="preserve"> </w:t>
       </w:r>
-      <w:proofErr w:type="gramStart"/>
       <w:r>
         <w:rPr>
           <w:rFonts w:ascii="돋움체" w:eastAsia="돋움체" w:cs="돋움체" w:hint="eastAsia"/>
@@ -5538,7 +5293,6 @@
         </w:rPr>
         <w:t>하다</w:t>
       </w:r>
-      <w:proofErr w:type="gramEnd"/>
       <w:r>
         <w:rPr>
           <w:rFonts w:ascii="돋움체" w:eastAsia="돋움체" w:cs="돋움체"/>
@@ -6526,7 +6280,6 @@
         </w:rPr>
         <w:t xml:space="preserve"> </w:t>
       </w:r>
-      <w:proofErr w:type="gramStart"/>
       <w:r>
         <w:rPr>
           <w:rFonts w:ascii="돋움체" w:eastAsia="돋움체" w:cs="돋움체" w:hint="eastAsia"/>
@@ -6557,7 +6310,6 @@
         </w:rPr>
         <w:t>하다</w:t>
       </w:r>
-      <w:proofErr w:type="gramEnd"/>
       <w:r>
         <w:rPr>
           <w:rFonts w:ascii="돋움체" w:eastAsia="돋움체" w:cs="돋움체"/>
@@ -7544,7 +7296,6 @@
         </w:rPr>
         <w:t xml:space="preserve"> </w:t>
       </w:r>
-      <w:proofErr w:type="gramStart"/>
       <w:r>
         <w:rPr>
           <w:rFonts w:ascii="돋움체" w:eastAsia="돋움체" w:cs="돋움체" w:hint="eastAsia"/>
@@ -7575,7 +7326,6 @@
         </w:rPr>
         <w:t>하다</w:t>
       </w:r>
-      <w:proofErr w:type="gramEnd"/>
       <w:r>
         <w:rPr>
           <w:rFonts w:ascii="돋움체" w:eastAsia="돋움체" w:cs="돋움체"/>
@@ -7936,21 +7686,7 @@
         <w:rPr>
           <w:rFonts w:hint="eastAsia"/>
         </w:rPr>
-        <w:t>(</w:t>
-      </w:r>
-      <w:proofErr w:type="gramStart"/>
-      <w:r>
-        <w:rPr>
-          <w:rFonts w:hint="eastAsia"/>
-        </w:rPr>
-        <w:t>) :</w:t>
-      </w:r>
-      <w:proofErr w:type="gramEnd"/>
-      <w:r>
-        <w:rPr>
-          <w:rFonts w:hint="eastAsia"/>
-        </w:rPr>
-        <w:t xml:space="preserve"> Background-</w:t>
+        <w:t>() : Background-</w:t>
       </w:r>
       <w:proofErr w:type="spellStart"/>
       <w:r>
@@ -8702,18 +8438,7 @@
           <w:sz w:val="19"/>
           <w:szCs w:val="19"/>
         </w:rPr>
-        <w:t xml:space="preserve"> </w:t>
-      </w:r>
-      <w:proofErr w:type="gramStart"/>
-      <w:r>
-        <w:rPr>
-          <w:rFonts w:ascii="돋움체" w:eastAsia="돋움체" w:cs="돋움체"/>
-          <w:color w:val="000000"/>
-          <w:kern w:val="0"/>
-          <w:sz w:val="19"/>
-          <w:szCs w:val="19"/>
-        </w:rPr>
-        <w:t xml:space="preserve">{ </w:t>
+        <w:t xml:space="preserve"> { </w:t>
       </w:r>
       <w:r>
         <w:rPr>
@@ -8723,18 +8448,7 @@
           <w:sz w:val="19"/>
           <w:szCs w:val="19"/>
         </w:rPr>
-        <w:t>font</w:t>
-      </w:r>
-      <w:proofErr w:type="gramEnd"/>
-      <w:r>
-        <w:rPr>
-          <w:rFonts w:ascii="돋움체" w:eastAsia="돋움체" w:cs="돋움체"/>
-          <w:color w:val="FF0000"/>
-          <w:kern w:val="0"/>
-          <w:sz w:val="19"/>
-          <w:szCs w:val="19"/>
-        </w:rPr>
-        <w:t>-family</w:t>
+        <w:t>font-family</w:t>
       </w:r>
       <w:r>
         <w:rPr>
@@ -8756,7 +8470,6 @@
         </w:rPr>
         <w:t>'Sunflower-Bold'</w:t>
       </w:r>
-      <w:proofErr w:type="gramStart"/>
       <w:r>
         <w:rPr>
           <w:rFonts w:ascii="돋움체" w:eastAsia="돋움체" w:cs="돋움체"/>
@@ -8767,7 +8480,6 @@
         </w:rPr>
         <w:t>; }</w:t>
       </w:r>
-      <w:proofErr w:type="gramEnd"/>
     </w:p>
     <w:p>
       <w:pPr>
@@ -8868,18 +8580,7 @@
           <w:sz w:val="19"/>
           <w:szCs w:val="19"/>
         </w:rPr>
-        <w:t>600</w:t>
-      </w:r>
-      <w:proofErr w:type="gramStart"/>
-      <w:r>
-        <w:rPr>
-          <w:rFonts w:ascii="돋움체" w:eastAsia="돋움체" w:cs="돋움체"/>
-          <w:color w:val="0000FF"/>
-          <w:kern w:val="0"/>
-          <w:sz w:val="19"/>
-          <w:szCs w:val="19"/>
-        </w:rPr>
-        <w:t>px</w:t>
+        <w:t>600px</w:t>
       </w:r>
       <w:r>
         <w:rPr>
@@ -8901,7 +8602,6 @@
         </w:rPr>
         <w:t>height</w:t>
       </w:r>
-      <w:proofErr w:type="gramEnd"/>
       <w:r>
         <w:rPr>
           <w:rFonts w:ascii="돋움체" w:eastAsia="돋움체" w:cs="돋움체"/>
@@ -9132,18 +8832,7 @@
           <w:sz w:val="19"/>
           <w:szCs w:val="19"/>
         </w:rPr>
-        <w:t>#</w:t>
-      </w:r>
-      <w:proofErr w:type="gramStart"/>
-      <w:r>
-        <w:rPr>
-          <w:rFonts w:ascii="돋움체" w:eastAsia="돋움체" w:cs="돋움체"/>
-          <w:color w:val="800000"/>
-          <w:kern w:val="0"/>
-          <w:sz w:val="19"/>
-          <w:szCs w:val="19"/>
-        </w:rPr>
-        <w:t>content</w:t>
+        <w:t>#content</w:t>
       </w:r>
       <w:r>
         <w:rPr>
@@ -9155,7 +8844,6 @@
         </w:rPr>
         <w:t>{</w:t>
       </w:r>
-      <w:proofErr w:type="gramEnd"/>
       <w:r>
         <w:rPr>
           <w:rFonts w:ascii="돋움체" w:eastAsia="돋움체" w:cs="돋움체"/>
@@ -9364,7 +9052,6 @@
         </w:rPr>
         <w:t>('sulhyun.jpg')</w:t>
       </w:r>
-      <w:proofErr w:type="gramStart"/>
       <w:r>
         <w:rPr>
           <w:rFonts w:ascii="돋움체" w:eastAsia="돋움체" w:cs="돋움체"/>
@@ -9383,18 +9070,7 @@
           <w:sz w:val="19"/>
           <w:szCs w:val="19"/>
         </w:rPr>
-        <w:t>/</w:t>
-      </w:r>
-      <w:proofErr w:type="gramEnd"/>
-      <w:r>
-        <w:rPr>
-          <w:rFonts w:ascii="돋움체" w:eastAsia="돋움체" w:cs="돋움체"/>
-          <w:color w:val="006400"/>
-          <w:kern w:val="0"/>
-          <w:sz w:val="19"/>
-          <w:szCs w:val="19"/>
-        </w:rPr>
-        <w:t>*</w:t>
+        <w:t>/*</w:t>
       </w:r>
       <w:r>
         <w:rPr>
@@ -9548,7 +9224,6 @@
         </w:rPr>
         <w:t xml:space="preserve">                 </w:t>
       </w:r>
-      <w:proofErr w:type="gramStart"/>
       <w:r>
         <w:rPr>
           <w:rFonts w:ascii="돋움체" w:eastAsia="돋움체" w:cs="돋움체"/>
@@ -9577,18 +9252,7 @@
           <w:sz w:val="19"/>
           <w:szCs w:val="19"/>
         </w:rPr>
-        <w:t>#</w:t>
-      </w:r>
-      <w:proofErr w:type="gramEnd"/>
-      <w:r>
-        <w:rPr>
-          <w:rFonts w:ascii="돋움체" w:eastAsia="돋움체" w:cs="돋움체"/>
-          <w:color w:val="0000FF"/>
-          <w:kern w:val="0"/>
-          <w:sz w:val="19"/>
-          <w:szCs w:val="19"/>
-        </w:rPr>
-        <w:t>0026ff</w:t>
+        <w:t>#0026ff</w:t>
       </w:r>
       <w:r>
         <w:rPr>
@@ -9635,18 +9299,7 @@
           <w:sz w:val="19"/>
           <w:szCs w:val="19"/>
         </w:rPr>
-        <w:t>font-</w:t>
-      </w:r>
-      <w:proofErr w:type="gramStart"/>
-      <w:r>
-        <w:rPr>
-          <w:rFonts w:ascii="돋움체" w:eastAsia="돋움체" w:cs="돋움체"/>
-          <w:color w:val="FF0000"/>
-          <w:kern w:val="0"/>
-          <w:sz w:val="19"/>
-          <w:szCs w:val="19"/>
-        </w:rPr>
-        <w:t>weight</w:t>
+        <w:t>font-weight</w:t>
       </w:r>
       <w:r>
         <w:rPr>
@@ -9669,7 +9322,6 @@
         <w:t>bold</w:t>
       </w:r>
       <w:proofErr w:type="spellEnd"/>
-      <w:proofErr w:type="gramEnd"/>
       <w:r>
         <w:rPr>
           <w:rFonts w:ascii="돋움체" w:eastAsia="돋움체" w:cs="돋움체"/>
@@ -9715,18 +9367,7 @@
           <w:sz w:val="19"/>
           <w:szCs w:val="19"/>
         </w:rPr>
-        <w:t>text-</w:t>
-      </w:r>
-      <w:proofErr w:type="gramStart"/>
-      <w:r>
-        <w:rPr>
-          <w:rFonts w:ascii="돋움체" w:eastAsia="돋움체" w:cs="돋움체"/>
-          <w:color w:val="FF0000"/>
-          <w:kern w:val="0"/>
-          <w:sz w:val="19"/>
-          <w:szCs w:val="19"/>
-        </w:rPr>
-        <w:t>align</w:t>
+        <w:t>text-align</w:t>
       </w:r>
       <w:r>
         <w:rPr>
@@ -9749,7 +9390,6 @@
         <w:t>center</w:t>
       </w:r>
       <w:proofErr w:type="spellEnd"/>
-      <w:proofErr w:type="gramEnd"/>
       <w:r>
         <w:rPr>
           <w:rFonts w:ascii="돋움체" w:eastAsia="돋움체" w:cs="돋움체"/>
@@ -10382,35 +10022,7 @@
         <w:rPr>
           <w:rFonts w:hint="eastAsia"/>
         </w:rPr>
-        <w:t xml:space="preserve">display </w:t>
-      </w:r>
-      <w:proofErr w:type="gramStart"/>
-      <w:r>
-        <w:rPr>
-          <w:rFonts w:hint="eastAsia"/>
-        </w:rPr>
-        <w:t>속성 :</w:t>
-      </w:r>
-      <w:proofErr w:type="gramEnd"/>
-      <w:r>
-        <w:rPr>
-          <w:rFonts w:hint="eastAsia"/>
-        </w:rPr>
-        <w:t xml:space="preserve"> 화면에 어떻게 보이는지를 설정하는 속성. 다양한 속성값이 있지만, 주로 </w:t>
-      </w:r>
-      <w:proofErr w:type="gramStart"/>
-      <w:r>
-        <w:rPr>
-          <w:rFonts w:hint="eastAsia"/>
-        </w:rPr>
-        <w:t>몇가지만</w:t>
-      </w:r>
-      <w:proofErr w:type="gramEnd"/>
-      <w:r>
-        <w:rPr>
-          <w:rFonts w:hint="eastAsia"/>
-        </w:rPr>
-        <w:t xml:space="preserve"> 많이 사용됩니다 </w:t>
+        <w:t xml:space="preserve">display 속성 : 화면에 어떻게 보이는지를 설정하는 속성. 다양한 속성값이 있지만, 주로 몇가지만 많이 사용됩니다 </w:t>
       </w:r>
       <w:r>
         <w:rPr>
@@ -10429,19 +10041,11 @@
         <w:spacing w:after="0" w:line="240" w:lineRule="auto"/>
         <w:ind w:leftChars="0"/>
       </w:pPr>
-      <w:proofErr w:type="gramStart"/>
       <w:r>
         <w:rPr>
           <w:rFonts w:hint="eastAsia"/>
         </w:rPr>
-        <w:t>block :</w:t>
-      </w:r>
-      <w:proofErr w:type="gramEnd"/>
-      <w:r>
-        <w:rPr>
-          <w:rFonts w:hint="eastAsia"/>
-        </w:rPr>
-        <w:t xml:space="preserve"> div태그 p태그 li태그 - 높이의 속성이 있다.</w:t>
+        <w:t>block : div태그 p태그 li태그 - 높이의 속성이 있다.</w:t>
       </w:r>
     </w:p>
     <w:p>
@@ -10454,19 +10058,11 @@
         <w:spacing w:after="0" w:line="240" w:lineRule="auto"/>
         <w:ind w:leftChars="0"/>
       </w:pPr>
-      <w:proofErr w:type="gramStart"/>
       <w:r>
         <w:rPr>
           <w:rFonts w:hint="eastAsia"/>
         </w:rPr>
-        <w:t>inline :</w:t>
-      </w:r>
-      <w:proofErr w:type="gramEnd"/>
-      <w:r>
-        <w:rPr>
-          <w:rFonts w:hint="eastAsia"/>
-        </w:rPr>
-        <w:t xml:space="preserve"> span태그 - 높이의 속성이 없다.</w:t>
+        <w:t>inline : span태그 - 높이의 속성이 없다.</w:t>
       </w:r>
     </w:p>
     <w:p>
@@ -10483,21 +10079,7 @@
         <w:rPr>
           <w:rFonts w:hint="eastAsia"/>
         </w:rPr>
-        <w:t>inline-</w:t>
-      </w:r>
-      <w:proofErr w:type="gramStart"/>
-      <w:r>
-        <w:rPr>
-          <w:rFonts w:hint="eastAsia"/>
-        </w:rPr>
-        <w:t>block :</w:t>
-      </w:r>
-      <w:proofErr w:type="gramEnd"/>
-      <w:r>
-        <w:rPr>
-          <w:rFonts w:hint="eastAsia"/>
-        </w:rPr>
-        <w:t xml:space="preserve"> block의 속성을 갖고 옆으로 붙여 나가는 것 - 높이의 속성이 있다.</w:t>
+        <w:t>inline-block : block의 속성을 갖고 옆으로 붙여 나가는 것 - 높이의 속성이 있다.</w:t>
       </w:r>
     </w:p>
     <w:p>
@@ -10996,7 +10578,6 @@
         </w:rPr>
         <w:tab/>
       </w:r>
-      <w:proofErr w:type="gramStart"/>
       <w:r>
         <w:rPr>
           <w:rFonts w:ascii="돋움체" w:hAnsi="돋움체" w:cs="돋움체"/>
@@ -11017,7 +10598,6 @@
         </w:rPr>
         <w:t>{</w:t>
       </w:r>
-      <w:proofErr w:type="gramEnd"/>
       <w:r>
         <w:rPr>
           <w:rFonts w:ascii="돋움체" w:hAnsi="돋움체" w:cs="돋움체"/>
@@ -11046,18 +10626,7 @@
           <w:sz w:val="19"/>
           <w:szCs w:val="19"/>
         </w:rPr>
-        <w:t>100</w:t>
-      </w:r>
-      <w:proofErr w:type="gramStart"/>
-      <w:r>
-        <w:rPr>
-          <w:rFonts w:ascii="돋움체" w:hAnsi="돋움체" w:cs="돋움체"/>
-          <w:color w:val="0000FF"/>
-          <w:kern w:val="0"/>
-          <w:sz w:val="19"/>
-          <w:szCs w:val="19"/>
-        </w:rPr>
-        <w:t>px</w:t>
+        <w:t>100px</w:t>
       </w:r>
       <w:r>
         <w:rPr>
@@ -11079,7 +10648,6 @@
         </w:rPr>
         <w:t>height</w:t>
       </w:r>
-      <w:proofErr w:type="gramEnd"/>
       <w:r>
         <w:rPr>
           <w:rFonts w:ascii="돋움체" w:hAnsi="돋움체" w:cs="돋움체"/>
@@ -11098,18 +10666,7 @@
           <w:sz w:val="19"/>
           <w:szCs w:val="19"/>
         </w:rPr>
-        <w:t>100</w:t>
-      </w:r>
-      <w:proofErr w:type="gramStart"/>
-      <w:r>
-        <w:rPr>
-          <w:rFonts w:ascii="돋움체" w:hAnsi="돋움체" w:cs="돋움체"/>
-          <w:color w:val="0000FF"/>
-          <w:kern w:val="0"/>
-          <w:sz w:val="19"/>
-          <w:szCs w:val="19"/>
-        </w:rPr>
-        <w:t>px</w:t>
+        <w:t>100px</w:t>
       </w:r>
       <w:r>
         <w:rPr>
@@ -11131,7 +10688,6 @@
         </w:rPr>
         <w:t>border</w:t>
       </w:r>
-      <w:proofErr w:type="gramEnd"/>
       <w:r>
         <w:rPr>
           <w:rFonts w:ascii="돋움체" w:hAnsi="돋움체" w:cs="돋움체"/>
@@ -11183,7 +10739,6 @@
         <w:t xml:space="preserve"> </w:t>
       </w:r>
       <w:proofErr w:type="spellStart"/>
-      <w:proofErr w:type="gramStart"/>
       <w:r>
         <w:rPr>
           <w:rFonts w:ascii="돋움체" w:hAnsi="돋움체" w:cs="돋움체"/>
@@ -11212,9 +10767,38 @@
           <w:sz w:val="19"/>
           <w:szCs w:val="19"/>
         </w:rPr>
-        <w:t>font</w:t>
-      </w:r>
-      <w:proofErr w:type="gramEnd"/>
+        <w:t>font-weight</w:t>
+      </w:r>
+      <w:r>
+        <w:rPr>
+          <w:rFonts w:ascii="돋움체" w:hAnsi="돋움체" w:cs="돋움체"/>
+          <w:color w:val="000000"/>
+          <w:kern w:val="0"/>
+          <w:sz w:val="19"/>
+          <w:szCs w:val="19"/>
+        </w:rPr>
+        <w:t>:</w:t>
+      </w:r>
+      <w:r>
+        <w:rPr>
+          <w:rFonts w:ascii="돋움체" w:hAnsi="돋움체" w:cs="돋움체"/>
+          <w:color w:val="0000FF"/>
+          <w:kern w:val="0"/>
+          <w:sz w:val="19"/>
+          <w:szCs w:val="19"/>
+        </w:rPr>
+        <w:t>bold</w:t>
+      </w:r>
+      <w:r>
+        <w:rPr>
+          <w:rFonts w:ascii="돋움체" w:hAnsi="돋움체" w:cs="돋움체"/>
+          <w:color w:val="000000"/>
+          <w:kern w:val="0"/>
+          <w:sz w:val="19"/>
+          <w:szCs w:val="19"/>
+        </w:rPr>
+        <w:t>;</w:t>
+      </w:r>
       <w:r>
         <w:rPr>
           <w:rFonts w:ascii="돋움체" w:hAnsi="돋움체" w:cs="돋움체"/>
@@ -11223,18 +10807,7 @@
           <w:sz w:val="19"/>
           <w:szCs w:val="19"/>
         </w:rPr>
-        <w:t>-</w:t>
-      </w:r>
-      <w:proofErr w:type="gramStart"/>
-      <w:r>
-        <w:rPr>
-          <w:rFonts w:ascii="돋움체" w:hAnsi="돋움체" w:cs="돋움체"/>
-          <w:color w:val="FF0000"/>
-          <w:kern w:val="0"/>
-          <w:sz w:val="19"/>
-          <w:szCs w:val="19"/>
-        </w:rPr>
-        <w:t>weight</w:t>
+        <w:t>text-align</w:t>
       </w:r>
       <w:r>
         <w:rPr>
@@ -11254,62 +10827,9 @@
           <w:sz w:val="19"/>
           <w:szCs w:val="19"/>
         </w:rPr>
-        <w:t>bold</w:t>
-      </w:r>
-      <w:proofErr w:type="gramEnd"/>
-      <w:r>
-        <w:rPr>
-          <w:rFonts w:ascii="돋움체" w:hAnsi="돋움체" w:cs="돋움체"/>
-          <w:color w:val="000000"/>
-          <w:kern w:val="0"/>
-          <w:sz w:val="19"/>
-          <w:szCs w:val="19"/>
-        </w:rPr>
-        <w:t>;</w:t>
-      </w:r>
-      <w:r>
-        <w:rPr>
-          <w:rFonts w:ascii="돋움체" w:hAnsi="돋움체" w:cs="돋움체"/>
-          <w:color w:val="FF0000"/>
-          <w:kern w:val="0"/>
-          <w:sz w:val="19"/>
-          <w:szCs w:val="19"/>
-        </w:rPr>
-        <w:t>text-</w:t>
-      </w:r>
-      <w:proofErr w:type="gramStart"/>
-      <w:r>
-        <w:rPr>
-          <w:rFonts w:ascii="돋움체" w:hAnsi="돋움체" w:cs="돋움체"/>
-          <w:color w:val="FF0000"/>
-          <w:kern w:val="0"/>
-          <w:sz w:val="19"/>
-          <w:szCs w:val="19"/>
-        </w:rPr>
-        <w:t>align</w:t>
-      </w:r>
-      <w:r>
-        <w:rPr>
-          <w:rFonts w:ascii="돋움체" w:hAnsi="돋움체" w:cs="돋움체"/>
-          <w:color w:val="000000"/>
-          <w:kern w:val="0"/>
-          <w:sz w:val="19"/>
-          <w:szCs w:val="19"/>
-        </w:rPr>
-        <w:t>:</w:t>
-      </w:r>
-      <w:r>
-        <w:rPr>
-          <w:rFonts w:ascii="돋움체" w:hAnsi="돋움체" w:cs="돋움체"/>
-          <w:color w:val="0000FF"/>
-          <w:kern w:val="0"/>
-          <w:sz w:val="19"/>
-          <w:szCs w:val="19"/>
-        </w:rPr>
         <w:t>center</w:t>
       </w:r>
       <w:proofErr w:type="spellEnd"/>
-      <w:proofErr w:type="gramEnd"/>
       <w:r>
         <w:rPr>
           <w:rFonts w:ascii="돋움체" w:hAnsi="돋움체" w:cs="돋움체"/>
@@ -11357,7 +10877,6 @@
         <w:tab/>
       </w:r>
       <w:proofErr w:type="spellStart"/>
-      <w:proofErr w:type="gramStart"/>
       <w:r>
         <w:rPr>
           <w:rFonts w:ascii="돋움체" w:hAnsi="돋움체" w:cs="돋움체"/>
@@ -11366,9 +10885,9 @@
           <w:sz w:val="19"/>
           <w:szCs w:val="19"/>
         </w:rPr>
-        <w:t>div:nth</w:t>
-      </w:r>
-      <w:proofErr w:type="gramEnd"/>
+        <w:t>div:nth-child</w:t>
+      </w:r>
+      <w:proofErr w:type="spellEnd"/>
       <w:r>
         <w:rPr>
           <w:rFonts w:ascii="돋움체" w:hAnsi="돋움체" w:cs="돋움체"/>
@@ -11377,9 +10896,8 @@
           <w:sz w:val="19"/>
           <w:szCs w:val="19"/>
         </w:rPr>
-        <w:t>-</w:t>
-      </w:r>
-      <w:proofErr w:type="gramStart"/>
+        <w:t>(</w:t>
+      </w:r>
       <w:r>
         <w:rPr>
           <w:rFonts w:ascii="돋움체" w:hAnsi="돋움체" w:cs="돋움체"/>
@@ -11388,106 +10906,63 @@
           <w:sz w:val="19"/>
           <w:szCs w:val="19"/>
         </w:rPr>
-        <w:t>child</w:t>
+        <w:t>1</w:t>
+      </w:r>
+      <w:r>
+        <w:rPr>
+          <w:rFonts w:ascii="돋움체" w:hAnsi="돋움체" w:cs="돋움체"/>
+          <w:color w:val="800000"/>
+          <w:kern w:val="0"/>
+          <w:sz w:val="19"/>
+          <w:szCs w:val="19"/>
+        </w:rPr>
+        <w:t>)</w:t>
+      </w:r>
+      <w:r>
+        <w:rPr>
+          <w:rFonts w:ascii="돋움체" w:hAnsi="돋움체" w:cs="돋움체"/>
+          <w:color w:val="000000"/>
+          <w:kern w:val="0"/>
+          <w:sz w:val="19"/>
+          <w:szCs w:val="19"/>
+        </w:rPr>
+        <w:t xml:space="preserve">{ </w:t>
+      </w:r>
+      <w:proofErr w:type="spellStart"/>
+      <w:r>
+        <w:rPr>
+          <w:rFonts w:ascii="돋움체" w:hAnsi="돋움체" w:cs="돋움체"/>
+          <w:color w:val="FF0000"/>
+          <w:kern w:val="0"/>
+          <w:sz w:val="19"/>
+          <w:szCs w:val="19"/>
+        </w:rPr>
+        <w:t>background-color</w:t>
+      </w:r>
+      <w:r>
+        <w:rPr>
+          <w:rFonts w:ascii="돋움체" w:hAnsi="돋움체" w:cs="돋움체"/>
+          <w:color w:val="000000"/>
+          <w:kern w:val="0"/>
+          <w:sz w:val="19"/>
+          <w:szCs w:val="19"/>
+        </w:rPr>
+        <w:t>:</w:t>
+      </w:r>
+      <w:r>
+        <w:rPr>
+          <w:rFonts w:ascii="돋움체" w:hAnsi="돋움체" w:cs="돋움체"/>
+          <w:color w:val="0000FF"/>
+          <w:kern w:val="0"/>
+          <w:sz w:val="19"/>
+          <w:szCs w:val="19"/>
+        </w:rPr>
+        <w:t>blue</w:t>
       </w:r>
       <w:proofErr w:type="spellEnd"/>
       <w:r>
         <w:rPr>
           <w:rFonts w:ascii="돋움체" w:hAnsi="돋움체" w:cs="돋움체"/>
-          <w:color w:val="800000"/>
-          <w:kern w:val="0"/>
-          <w:sz w:val="19"/>
-          <w:szCs w:val="19"/>
-        </w:rPr>
-        <w:t>(</w:t>
-      </w:r>
-      <w:r>
-        <w:rPr>
-          <w:rFonts w:ascii="돋움체" w:hAnsi="돋움체" w:cs="돋움체"/>
-          <w:color w:val="800000"/>
-          <w:kern w:val="0"/>
-          <w:sz w:val="19"/>
-          <w:szCs w:val="19"/>
-        </w:rPr>
-        <w:t>1</w:t>
-      </w:r>
-      <w:r>
-        <w:rPr>
-          <w:rFonts w:ascii="돋움체" w:hAnsi="돋움체" w:cs="돋움체"/>
-          <w:color w:val="800000"/>
-          <w:kern w:val="0"/>
-          <w:sz w:val="19"/>
-          <w:szCs w:val="19"/>
-        </w:rPr>
-        <w:t>)</w:t>
-      </w:r>
-      <w:r>
-        <w:rPr>
-          <w:rFonts w:ascii="돋움체" w:hAnsi="돋움체" w:cs="돋움체"/>
-          <w:color w:val="000000"/>
-          <w:kern w:val="0"/>
-          <w:sz w:val="19"/>
-          <w:szCs w:val="19"/>
-        </w:rPr>
-        <w:t>{</w:t>
-      </w:r>
-      <w:proofErr w:type="gramEnd"/>
-      <w:r>
-        <w:rPr>
-          <w:rFonts w:ascii="돋움체" w:hAnsi="돋움체" w:cs="돋움체"/>
-          <w:color w:val="000000"/>
-          <w:kern w:val="0"/>
-          <w:sz w:val="19"/>
-          <w:szCs w:val="19"/>
-        </w:rPr>
-        <w:t xml:space="preserve"> </w:t>
-      </w:r>
-      <w:proofErr w:type="spellStart"/>
-      <w:r>
-        <w:rPr>
-          <w:rFonts w:ascii="돋움체" w:hAnsi="돋움체" w:cs="돋움체"/>
-          <w:color w:val="FF0000"/>
-          <w:kern w:val="0"/>
-          <w:sz w:val="19"/>
-          <w:szCs w:val="19"/>
-        </w:rPr>
-        <w:t>background-</w:t>
-      </w:r>
-      <w:proofErr w:type="gramStart"/>
-      <w:r>
-        <w:rPr>
-          <w:rFonts w:ascii="돋움체" w:hAnsi="돋움체" w:cs="돋움체"/>
-          <w:color w:val="FF0000"/>
-          <w:kern w:val="0"/>
-          <w:sz w:val="19"/>
-          <w:szCs w:val="19"/>
-        </w:rPr>
-        <w:t>color</w:t>
-      </w:r>
-      <w:r>
-        <w:rPr>
-          <w:rFonts w:ascii="돋움체" w:hAnsi="돋움체" w:cs="돋움체"/>
-          <w:color w:val="000000"/>
-          <w:kern w:val="0"/>
-          <w:sz w:val="19"/>
-          <w:szCs w:val="19"/>
-        </w:rPr>
-        <w:t>:</w:t>
-      </w:r>
-      <w:r>
-        <w:rPr>
-          <w:rFonts w:ascii="돋움체" w:hAnsi="돋움체" w:cs="돋움체"/>
-          <w:color w:val="0000FF"/>
-          <w:kern w:val="0"/>
-          <w:sz w:val="19"/>
-          <w:szCs w:val="19"/>
-        </w:rPr>
-        <w:t>blue</w:t>
-      </w:r>
-      <w:proofErr w:type="spellEnd"/>
-      <w:r>
-        <w:rPr>
-          <w:rFonts w:ascii="돋움체" w:hAnsi="돋움체" w:cs="돋움체"/>
           <w:color w:val="000000"/>
           <w:kern w:val="0"/>
           <w:sz w:val="19"/>
@@ -11495,7 +10970,6 @@
         </w:rPr>
         <w:t>; }</w:t>
       </w:r>
-      <w:proofErr w:type="gramEnd"/>
     </w:p>
     <w:p>
       <w:pPr>
@@ -11533,7 +11007,6 @@
         <w:tab/>
       </w:r>
       <w:proofErr w:type="spellStart"/>
-      <w:proofErr w:type="gramStart"/>
       <w:r>
         <w:rPr>
           <w:rFonts w:ascii="돋움체" w:hAnsi="돋움체" w:cs="돋움체"/>
@@ -11542,9 +11015,9 @@
           <w:sz w:val="19"/>
           <w:szCs w:val="19"/>
         </w:rPr>
-        <w:t>div:nth</w:t>
-      </w:r>
-      <w:proofErr w:type="gramEnd"/>
+        <w:t>div:nth-child</w:t>
+      </w:r>
+      <w:proofErr w:type="spellEnd"/>
       <w:r>
         <w:rPr>
           <w:rFonts w:ascii="돋움체" w:hAnsi="돋움체" w:cs="돋움체"/>
@@ -11553,9 +11026,8 @@
           <w:sz w:val="19"/>
           <w:szCs w:val="19"/>
         </w:rPr>
-        <w:t>-</w:t>
-      </w:r>
-      <w:proofErr w:type="gramStart"/>
+        <w:t>(</w:t>
+      </w:r>
       <w:r>
         <w:rPr>
           <w:rFonts w:ascii="돋움체" w:hAnsi="돋움체" w:cs="돋움체"/>
@@ -11564,106 +11036,63 @@
           <w:sz w:val="19"/>
           <w:szCs w:val="19"/>
         </w:rPr>
-        <w:t>child</w:t>
+        <w:t>2</w:t>
+      </w:r>
+      <w:r>
+        <w:rPr>
+          <w:rFonts w:ascii="돋움체" w:hAnsi="돋움체" w:cs="돋움체"/>
+          <w:color w:val="800000"/>
+          <w:kern w:val="0"/>
+          <w:sz w:val="19"/>
+          <w:szCs w:val="19"/>
+        </w:rPr>
+        <w:t>)</w:t>
+      </w:r>
+      <w:r>
+        <w:rPr>
+          <w:rFonts w:ascii="돋움체" w:hAnsi="돋움체" w:cs="돋움체"/>
+          <w:color w:val="000000"/>
+          <w:kern w:val="0"/>
+          <w:sz w:val="19"/>
+          <w:szCs w:val="19"/>
+        </w:rPr>
+        <w:t xml:space="preserve">{ </w:t>
+      </w:r>
+      <w:proofErr w:type="spellStart"/>
+      <w:r>
+        <w:rPr>
+          <w:rFonts w:ascii="돋움체" w:hAnsi="돋움체" w:cs="돋움체"/>
+          <w:color w:val="FF0000"/>
+          <w:kern w:val="0"/>
+          <w:sz w:val="19"/>
+          <w:szCs w:val="19"/>
+        </w:rPr>
+        <w:t>background-color</w:t>
+      </w:r>
+      <w:r>
+        <w:rPr>
+          <w:rFonts w:ascii="돋움체" w:hAnsi="돋움체" w:cs="돋움체"/>
+          <w:color w:val="000000"/>
+          <w:kern w:val="0"/>
+          <w:sz w:val="19"/>
+          <w:szCs w:val="19"/>
+        </w:rPr>
+        <w:t>:</w:t>
+      </w:r>
+      <w:r>
+        <w:rPr>
+          <w:rFonts w:ascii="돋움체" w:hAnsi="돋움체" w:cs="돋움체"/>
+          <w:color w:val="0000FF"/>
+          <w:kern w:val="0"/>
+          <w:sz w:val="19"/>
+          <w:szCs w:val="19"/>
+        </w:rPr>
+        <w:t>yellow</w:t>
       </w:r>
       <w:proofErr w:type="spellEnd"/>
       <w:r>
         <w:rPr>
           <w:rFonts w:ascii="돋움체" w:hAnsi="돋움체" w:cs="돋움체"/>
-          <w:color w:val="800000"/>
-          <w:kern w:val="0"/>
-          <w:sz w:val="19"/>
-          <w:szCs w:val="19"/>
-        </w:rPr>
-        <w:t>(</w:t>
-      </w:r>
-      <w:r>
-        <w:rPr>
-          <w:rFonts w:ascii="돋움체" w:hAnsi="돋움체" w:cs="돋움체"/>
-          <w:color w:val="800000"/>
-          <w:kern w:val="0"/>
-          <w:sz w:val="19"/>
-          <w:szCs w:val="19"/>
-        </w:rPr>
-        <w:t>2</w:t>
-      </w:r>
-      <w:r>
-        <w:rPr>
-          <w:rFonts w:ascii="돋움체" w:hAnsi="돋움체" w:cs="돋움체"/>
-          <w:color w:val="800000"/>
-          <w:kern w:val="0"/>
-          <w:sz w:val="19"/>
-          <w:szCs w:val="19"/>
-        </w:rPr>
-        <w:t>)</w:t>
-      </w:r>
-      <w:r>
-        <w:rPr>
-          <w:rFonts w:ascii="돋움체" w:hAnsi="돋움체" w:cs="돋움체"/>
-          <w:color w:val="000000"/>
-          <w:kern w:val="0"/>
-          <w:sz w:val="19"/>
-          <w:szCs w:val="19"/>
-        </w:rPr>
-        <w:t>{</w:t>
-      </w:r>
-      <w:proofErr w:type="gramEnd"/>
-      <w:r>
-        <w:rPr>
-          <w:rFonts w:ascii="돋움체" w:hAnsi="돋움체" w:cs="돋움체"/>
-          <w:color w:val="000000"/>
-          <w:kern w:val="0"/>
-          <w:sz w:val="19"/>
-          <w:szCs w:val="19"/>
-        </w:rPr>
-        <w:t xml:space="preserve"> </w:t>
-      </w:r>
-      <w:proofErr w:type="spellStart"/>
-      <w:r>
-        <w:rPr>
-          <w:rFonts w:ascii="돋움체" w:hAnsi="돋움체" w:cs="돋움체"/>
-          <w:color w:val="FF0000"/>
-          <w:kern w:val="0"/>
-          <w:sz w:val="19"/>
-          <w:szCs w:val="19"/>
-        </w:rPr>
-        <w:t>background-</w:t>
-      </w:r>
-      <w:proofErr w:type="gramStart"/>
-      <w:r>
-        <w:rPr>
-          <w:rFonts w:ascii="돋움체" w:hAnsi="돋움체" w:cs="돋움체"/>
-          <w:color w:val="FF0000"/>
-          <w:kern w:val="0"/>
-          <w:sz w:val="19"/>
-          <w:szCs w:val="19"/>
-        </w:rPr>
-        <w:t>color</w:t>
-      </w:r>
-      <w:r>
-        <w:rPr>
-          <w:rFonts w:ascii="돋움체" w:hAnsi="돋움체" w:cs="돋움체"/>
-          <w:color w:val="000000"/>
-          <w:kern w:val="0"/>
-          <w:sz w:val="19"/>
-          <w:szCs w:val="19"/>
-        </w:rPr>
-        <w:t>:</w:t>
-      </w:r>
-      <w:r>
-        <w:rPr>
-          <w:rFonts w:ascii="돋움체" w:hAnsi="돋움체" w:cs="돋움체"/>
-          <w:color w:val="0000FF"/>
-          <w:kern w:val="0"/>
-          <w:sz w:val="19"/>
-          <w:szCs w:val="19"/>
-        </w:rPr>
-        <w:t>yellow</w:t>
-      </w:r>
-      <w:proofErr w:type="spellEnd"/>
-      <w:r>
-        <w:rPr>
-          <w:rFonts w:ascii="돋움체" w:hAnsi="돋움체" w:cs="돋움체"/>
           <w:color w:val="000000"/>
           <w:kern w:val="0"/>
           <w:sz w:val="19"/>
@@ -11671,7 +11100,6 @@
         </w:rPr>
         <w:t>; }</w:t>
       </w:r>
-      <w:proofErr w:type="gramEnd"/>
     </w:p>
     <w:p>
       <w:pPr>
@@ -11709,7 +11137,6 @@
         <w:tab/>
       </w:r>
       <w:proofErr w:type="spellStart"/>
-      <w:proofErr w:type="gramStart"/>
       <w:r>
         <w:rPr>
           <w:rFonts w:ascii="돋움체" w:hAnsi="돋움체" w:cs="돋움체"/>
@@ -11718,9 +11145,9 @@
           <w:sz w:val="19"/>
           <w:szCs w:val="19"/>
         </w:rPr>
-        <w:t>div:nth</w:t>
-      </w:r>
-      <w:proofErr w:type="gramEnd"/>
+        <w:t>div:nth-child</w:t>
+      </w:r>
+      <w:proofErr w:type="spellEnd"/>
       <w:r>
         <w:rPr>
           <w:rFonts w:ascii="돋움체" w:hAnsi="돋움체" w:cs="돋움체"/>
@@ -11729,9 +11156,8 @@
           <w:sz w:val="19"/>
           <w:szCs w:val="19"/>
         </w:rPr>
-        <w:t>-</w:t>
-      </w:r>
-      <w:proofErr w:type="gramStart"/>
+        <w:t>(</w:t>
+      </w:r>
       <w:r>
         <w:rPr>
           <w:rFonts w:ascii="돋움체" w:hAnsi="돋움체" w:cs="돋움체"/>
@@ -11740,82 +11166,60 @@
           <w:sz w:val="19"/>
           <w:szCs w:val="19"/>
         </w:rPr>
-        <w:t>child</w:t>
+        <w:t>3</w:t>
+      </w:r>
+      <w:r>
+        <w:rPr>
+          <w:rFonts w:ascii="돋움체" w:hAnsi="돋움체" w:cs="돋움체"/>
+          <w:color w:val="800000"/>
+          <w:kern w:val="0"/>
+          <w:sz w:val="19"/>
+          <w:szCs w:val="19"/>
+        </w:rPr>
+        <w:t>)</w:t>
+      </w:r>
+      <w:r>
+        <w:rPr>
+          <w:rFonts w:ascii="돋움체" w:hAnsi="돋움체" w:cs="돋움체"/>
+          <w:color w:val="000000"/>
+          <w:kern w:val="0"/>
+          <w:sz w:val="19"/>
+          <w:szCs w:val="19"/>
+        </w:rPr>
+        <w:t>{</w:t>
+      </w:r>
+      <w:proofErr w:type="spellStart"/>
+      <w:r>
+        <w:rPr>
+          <w:rFonts w:ascii="돋움체" w:hAnsi="돋움체" w:cs="돋움체"/>
+          <w:color w:val="FF0000"/>
+          <w:kern w:val="0"/>
+          <w:sz w:val="19"/>
+          <w:szCs w:val="19"/>
+        </w:rPr>
+        <w:t>display</w:t>
+      </w:r>
+      <w:r>
+        <w:rPr>
+          <w:rFonts w:ascii="돋움체" w:hAnsi="돋움체" w:cs="돋움체"/>
+          <w:color w:val="000000"/>
+          <w:kern w:val="0"/>
+          <w:sz w:val="19"/>
+          <w:szCs w:val="19"/>
+        </w:rPr>
+        <w:t>:</w:t>
+      </w:r>
+      <w:r>
+        <w:rPr>
+          <w:rFonts w:ascii="돋움체" w:hAnsi="돋움체" w:cs="돋움체"/>
+          <w:color w:val="0000FF"/>
+          <w:kern w:val="0"/>
+          <w:sz w:val="19"/>
+          <w:szCs w:val="19"/>
+        </w:rPr>
+        <w:t>inline</w:t>
       </w:r>
       <w:proofErr w:type="spellEnd"/>
-      <w:r>
-        <w:rPr>
-          <w:rFonts w:ascii="돋움체" w:hAnsi="돋움체" w:cs="돋움체"/>
-          <w:color w:val="800000"/>
-          <w:kern w:val="0"/>
-          <w:sz w:val="19"/>
-          <w:szCs w:val="19"/>
-        </w:rPr>
-        <w:t>(</w:t>
-      </w:r>
-      <w:r>
-        <w:rPr>
-          <w:rFonts w:ascii="돋움체" w:hAnsi="돋움체" w:cs="돋움체"/>
-          <w:color w:val="800000"/>
-          <w:kern w:val="0"/>
-          <w:sz w:val="19"/>
-          <w:szCs w:val="19"/>
-        </w:rPr>
-        <w:t>3</w:t>
-      </w:r>
-      <w:r>
-        <w:rPr>
-          <w:rFonts w:ascii="돋움체" w:hAnsi="돋움체" w:cs="돋움체"/>
-          <w:color w:val="800000"/>
-          <w:kern w:val="0"/>
-          <w:sz w:val="19"/>
-          <w:szCs w:val="19"/>
-        </w:rPr>
-        <w:t>)</w:t>
-      </w:r>
-      <w:r>
-        <w:rPr>
-          <w:rFonts w:ascii="돋움체" w:hAnsi="돋움체" w:cs="돋움체"/>
-          <w:color w:val="000000"/>
-          <w:kern w:val="0"/>
-          <w:sz w:val="19"/>
-          <w:szCs w:val="19"/>
-        </w:rPr>
-        <w:t>{</w:t>
-      </w:r>
-      <w:proofErr w:type="spellStart"/>
-      <w:r>
-        <w:rPr>
-          <w:rFonts w:ascii="돋움체" w:hAnsi="돋움체" w:cs="돋움체"/>
-          <w:color w:val="FF0000"/>
-          <w:kern w:val="0"/>
-          <w:sz w:val="19"/>
-          <w:szCs w:val="19"/>
-        </w:rPr>
-        <w:t>display</w:t>
-      </w:r>
-      <w:r>
-        <w:rPr>
-          <w:rFonts w:ascii="돋움체" w:hAnsi="돋움체" w:cs="돋움체"/>
-          <w:color w:val="000000"/>
-          <w:kern w:val="0"/>
-          <w:sz w:val="19"/>
-          <w:szCs w:val="19"/>
-        </w:rPr>
-        <w:t>:</w:t>
-      </w:r>
-      <w:r>
-        <w:rPr>
-          <w:rFonts w:ascii="돋움체" w:hAnsi="돋움체" w:cs="돋움체"/>
-          <w:color w:val="0000FF"/>
-          <w:kern w:val="0"/>
-          <w:sz w:val="19"/>
-          <w:szCs w:val="19"/>
-        </w:rPr>
-        <w:t>inline</w:t>
-      </w:r>
-      <w:proofErr w:type="spellEnd"/>
-      <w:proofErr w:type="gramEnd"/>
       <w:r>
         <w:rPr>
           <w:rFonts w:ascii="돋움체" w:hAnsi="돋움체" w:cs="돋움체"/>
@@ -11903,7 +11307,6 @@
         <w:tab/>
       </w:r>
       <w:proofErr w:type="spellStart"/>
-      <w:proofErr w:type="gramStart"/>
       <w:r>
         <w:rPr>
           <w:rFonts w:ascii="돋움체" w:hAnsi="돋움체" w:cs="돋움체"/>
@@ -11912,9 +11315,9 @@
           <w:sz w:val="19"/>
           <w:szCs w:val="19"/>
         </w:rPr>
-        <w:t>div:nth</w:t>
-      </w:r>
-      <w:proofErr w:type="gramEnd"/>
+        <w:t>div:nth-child</w:t>
+      </w:r>
+      <w:proofErr w:type="spellEnd"/>
       <w:r>
         <w:rPr>
           <w:rFonts w:ascii="돋움체" w:hAnsi="돋움체" w:cs="돋움체"/>
@@ -11923,9 +11326,8 @@
           <w:sz w:val="19"/>
           <w:szCs w:val="19"/>
         </w:rPr>
-        <w:t>-</w:t>
-      </w:r>
-      <w:proofErr w:type="gramStart"/>
+        <w:t>(</w:t>
+      </w:r>
       <w:r>
         <w:rPr>
           <w:rFonts w:ascii="돋움체" w:hAnsi="돋움체" w:cs="돋움체"/>
@@ -11934,84 +11336,63 @@
           <w:sz w:val="19"/>
           <w:szCs w:val="19"/>
         </w:rPr>
-        <w:t>child</w:t>
+        <w:t>4</w:t>
+      </w:r>
+      <w:r>
+        <w:rPr>
+          <w:rFonts w:ascii="돋움체" w:hAnsi="돋움체" w:cs="돋움체"/>
+          <w:color w:val="800000"/>
+          <w:kern w:val="0"/>
+          <w:sz w:val="19"/>
+          <w:szCs w:val="19"/>
+        </w:rPr>
+        <w:t>)</w:t>
+      </w:r>
+      <w:r>
+        <w:rPr>
+          <w:rFonts w:ascii="돋움체" w:hAnsi="돋움체" w:cs="돋움체"/>
+          <w:color w:val="000000"/>
+          <w:kern w:val="0"/>
+          <w:sz w:val="19"/>
+          <w:szCs w:val="19"/>
+        </w:rPr>
+        <w:t>{</w:t>
+      </w:r>
+      <w:proofErr w:type="spellStart"/>
+      <w:r>
+        <w:rPr>
+          <w:rFonts w:ascii="돋움체" w:hAnsi="돋움체" w:cs="돋움체"/>
+          <w:color w:val="FF0000"/>
+          <w:kern w:val="0"/>
+          <w:sz w:val="19"/>
+          <w:szCs w:val="19"/>
+        </w:rPr>
+        <w:t>display</w:t>
+      </w:r>
+      <w:r>
+        <w:rPr>
+          <w:rFonts w:ascii="돋움체" w:hAnsi="돋움체" w:cs="돋움체"/>
+          <w:color w:val="000000"/>
+          <w:kern w:val="0"/>
+          <w:sz w:val="19"/>
+          <w:szCs w:val="19"/>
+        </w:rPr>
+        <w:t>:</w:t>
+      </w:r>
+      <w:r>
+        <w:rPr>
+          <w:rFonts w:ascii="돋움체" w:hAnsi="돋움체" w:cs="돋움체"/>
+          <w:color w:val="0000FF"/>
+          <w:kern w:val="0"/>
+          <w:sz w:val="19"/>
+          <w:szCs w:val="19"/>
+        </w:rPr>
+        <w:t>inline</w:t>
       </w:r>
       <w:proofErr w:type="spellEnd"/>
       <w:r>
         <w:rPr>
           <w:rFonts w:ascii="돋움체" w:hAnsi="돋움체" w:cs="돋움체"/>
-          <w:color w:val="800000"/>
-          <w:kern w:val="0"/>
-          <w:sz w:val="19"/>
-          <w:szCs w:val="19"/>
-        </w:rPr>
-        <w:t>(</w:t>
-      </w:r>
-      <w:r>
-        <w:rPr>
-          <w:rFonts w:ascii="돋움체" w:hAnsi="돋움체" w:cs="돋움체"/>
-          <w:color w:val="800000"/>
-          <w:kern w:val="0"/>
-          <w:sz w:val="19"/>
-          <w:szCs w:val="19"/>
-        </w:rPr>
-        <w:t>4</w:t>
-      </w:r>
-      <w:r>
-        <w:rPr>
-          <w:rFonts w:ascii="돋움체" w:hAnsi="돋움체" w:cs="돋움체"/>
-          <w:color w:val="800000"/>
-          <w:kern w:val="0"/>
-          <w:sz w:val="19"/>
-          <w:szCs w:val="19"/>
-        </w:rPr>
-        <w:t>)</w:t>
-      </w:r>
-      <w:r>
-        <w:rPr>
-          <w:rFonts w:ascii="돋움체" w:hAnsi="돋움체" w:cs="돋움체"/>
-          <w:color w:val="000000"/>
-          <w:kern w:val="0"/>
-          <w:sz w:val="19"/>
-          <w:szCs w:val="19"/>
-        </w:rPr>
-        <w:t>{</w:t>
-      </w:r>
-      <w:proofErr w:type="spellStart"/>
-      <w:r>
-        <w:rPr>
-          <w:rFonts w:ascii="돋움체" w:hAnsi="돋움체" w:cs="돋움체"/>
-          <w:color w:val="FF0000"/>
-          <w:kern w:val="0"/>
-          <w:sz w:val="19"/>
-          <w:szCs w:val="19"/>
-        </w:rPr>
-        <w:t>display</w:t>
-      </w:r>
-      <w:r>
-        <w:rPr>
-          <w:rFonts w:ascii="돋움체" w:hAnsi="돋움체" w:cs="돋움체"/>
-          <w:color w:val="000000"/>
-          <w:kern w:val="0"/>
-          <w:sz w:val="19"/>
-          <w:szCs w:val="19"/>
-        </w:rPr>
-        <w:t>:</w:t>
-      </w:r>
-      <w:r>
-        <w:rPr>
-          <w:rFonts w:ascii="돋움체" w:hAnsi="돋움체" w:cs="돋움체"/>
-          <w:color w:val="0000FF"/>
-          <w:kern w:val="0"/>
-          <w:sz w:val="19"/>
-          <w:szCs w:val="19"/>
-        </w:rPr>
-        <w:t>inline</w:t>
-      </w:r>
-      <w:proofErr w:type="spellEnd"/>
-      <w:r>
-        <w:rPr>
-          <w:rFonts w:ascii="돋움체" w:hAnsi="돋움체" w:cs="돋움체"/>
           <w:color w:val="000000"/>
           <w:kern w:val="0"/>
           <w:sz w:val="19"/>
@@ -12019,7 +11400,6 @@
         </w:rPr>
         <w:t>; }</w:t>
       </w:r>
-      <w:proofErr w:type="gramEnd"/>
     </w:p>
     <w:p>
       <w:pPr>
@@ -12057,7 +11437,6 @@
         <w:tab/>
       </w:r>
       <w:proofErr w:type="spellStart"/>
-      <w:proofErr w:type="gramStart"/>
       <w:r>
         <w:rPr>
           <w:rFonts w:ascii="돋움체" w:hAnsi="돋움체" w:cs="돋움체"/>
@@ -12066,9 +11445,9 @@
           <w:sz w:val="19"/>
           <w:szCs w:val="19"/>
         </w:rPr>
-        <w:t>div:nth</w:t>
-      </w:r>
-      <w:proofErr w:type="gramEnd"/>
+        <w:t>div:nth-child</w:t>
+      </w:r>
+      <w:proofErr w:type="spellEnd"/>
       <w:r>
         <w:rPr>
           <w:rFonts w:ascii="돋움체" w:hAnsi="돋움체" w:cs="돋움체"/>
@@ -12077,9 +11456,8 @@
           <w:sz w:val="19"/>
           <w:szCs w:val="19"/>
         </w:rPr>
-        <w:t>-</w:t>
-      </w:r>
-      <w:proofErr w:type="gramStart"/>
+        <w:t>(</w:t>
+      </w:r>
       <w:r>
         <w:rPr>
           <w:rFonts w:ascii="돋움체" w:hAnsi="돋움체" w:cs="돋움체"/>
@@ -12088,84 +11466,63 @@
           <w:sz w:val="19"/>
           <w:szCs w:val="19"/>
         </w:rPr>
-        <w:t>child</w:t>
+        <w:t>5</w:t>
+      </w:r>
+      <w:r>
+        <w:rPr>
+          <w:rFonts w:ascii="돋움체" w:hAnsi="돋움체" w:cs="돋움체"/>
+          <w:color w:val="800000"/>
+          <w:kern w:val="0"/>
+          <w:sz w:val="19"/>
+          <w:szCs w:val="19"/>
+        </w:rPr>
+        <w:t>)</w:t>
+      </w:r>
+      <w:r>
+        <w:rPr>
+          <w:rFonts w:ascii="돋움체" w:hAnsi="돋움체" w:cs="돋움체"/>
+          <w:color w:val="000000"/>
+          <w:kern w:val="0"/>
+          <w:sz w:val="19"/>
+          <w:szCs w:val="19"/>
+        </w:rPr>
+        <w:t>{</w:t>
+      </w:r>
+      <w:proofErr w:type="spellStart"/>
+      <w:r>
+        <w:rPr>
+          <w:rFonts w:ascii="돋움체" w:hAnsi="돋움체" w:cs="돋움체"/>
+          <w:color w:val="FF0000"/>
+          <w:kern w:val="0"/>
+          <w:sz w:val="19"/>
+          <w:szCs w:val="19"/>
+        </w:rPr>
+        <w:t>display</w:t>
+      </w:r>
+      <w:r>
+        <w:rPr>
+          <w:rFonts w:ascii="돋움체" w:hAnsi="돋움체" w:cs="돋움체"/>
+          <w:color w:val="000000"/>
+          <w:kern w:val="0"/>
+          <w:sz w:val="19"/>
+          <w:szCs w:val="19"/>
+        </w:rPr>
+        <w:t>:</w:t>
+      </w:r>
+      <w:r>
+        <w:rPr>
+          <w:rFonts w:ascii="돋움체" w:hAnsi="돋움체" w:cs="돋움체"/>
+          <w:color w:val="0000FF"/>
+          <w:kern w:val="0"/>
+          <w:sz w:val="19"/>
+          <w:szCs w:val="19"/>
+        </w:rPr>
+        <w:t>none</w:t>
       </w:r>
       <w:proofErr w:type="spellEnd"/>
       <w:r>
         <w:rPr>
           <w:rFonts w:ascii="돋움체" w:hAnsi="돋움체" w:cs="돋움체"/>
-          <w:color w:val="800000"/>
-          <w:kern w:val="0"/>
-          <w:sz w:val="19"/>
-          <w:szCs w:val="19"/>
-        </w:rPr>
-        <w:t>(</w:t>
-      </w:r>
-      <w:r>
-        <w:rPr>
-          <w:rFonts w:ascii="돋움체" w:hAnsi="돋움체" w:cs="돋움체"/>
-          <w:color w:val="800000"/>
-          <w:kern w:val="0"/>
-          <w:sz w:val="19"/>
-          <w:szCs w:val="19"/>
-        </w:rPr>
-        <w:t>5</w:t>
-      </w:r>
-      <w:r>
-        <w:rPr>
-          <w:rFonts w:ascii="돋움체" w:hAnsi="돋움체" w:cs="돋움체"/>
-          <w:color w:val="800000"/>
-          <w:kern w:val="0"/>
-          <w:sz w:val="19"/>
-          <w:szCs w:val="19"/>
-        </w:rPr>
-        <w:t>)</w:t>
-      </w:r>
-      <w:r>
-        <w:rPr>
-          <w:rFonts w:ascii="돋움체" w:hAnsi="돋움체" w:cs="돋움체"/>
-          <w:color w:val="000000"/>
-          <w:kern w:val="0"/>
-          <w:sz w:val="19"/>
-          <w:szCs w:val="19"/>
-        </w:rPr>
-        <w:t>{</w:t>
-      </w:r>
-      <w:proofErr w:type="spellStart"/>
-      <w:r>
-        <w:rPr>
-          <w:rFonts w:ascii="돋움체" w:hAnsi="돋움체" w:cs="돋움체"/>
-          <w:color w:val="FF0000"/>
-          <w:kern w:val="0"/>
-          <w:sz w:val="19"/>
-          <w:szCs w:val="19"/>
-        </w:rPr>
-        <w:t>display</w:t>
-      </w:r>
-      <w:r>
-        <w:rPr>
-          <w:rFonts w:ascii="돋움체" w:hAnsi="돋움체" w:cs="돋움체"/>
-          <w:color w:val="000000"/>
-          <w:kern w:val="0"/>
-          <w:sz w:val="19"/>
-          <w:szCs w:val="19"/>
-        </w:rPr>
-        <w:t>:</w:t>
-      </w:r>
-      <w:r>
-        <w:rPr>
-          <w:rFonts w:ascii="돋움체" w:hAnsi="돋움체" w:cs="돋움체"/>
-          <w:color w:val="0000FF"/>
-          <w:kern w:val="0"/>
-          <w:sz w:val="19"/>
-          <w:szCs w:val="19"/>
-        </w:rPr>
-        <w:t>none</w:t>
-      </w:r>
-      <w:proofErr w:type="spellEnd"/>
-      <w:r>
-        <w:rPr>
-          <w:rFonts w:ascii="돋움체" w:hAnsi="돋움체" w:cs="돋움체"/>
           <w:color w:val="000000"/>
           <w:kern w:val="0"/>
           <w:sz w:val="19"/>
@@ -12173,7 +11530,6 @@
         </w:rPr>
         <w:t>; }</w:t>
       </w:r>
-      <w:proofErr w:type="gramEnd"/>
     </w:p>
     <w:p>
       <w:pPr>
@@ -12211,7 +11567,6 @@
         <w:tab/>
       </w:r>
       <w:proofErr w:type="spellStart"/>
-      <w:proofErr w:type="gramStart"/>
       <w:r>
         <w:rPr>
           <w:rFonts w:ascii="돋움체" w:hAnsi="돋움체" w:cs="돋움체"/>
@@ -12220,9 +11575,9 @@
           <w:sz w:val="19"/>
           <w:szCs w:val="19"/>
         </w:rPr>
-        <w:t>div:nth</w:t>
-      </w:r>
-      <w:proofErr w:type="gramEnd"/>
+        <w:t>div:nth-child</w:t>
+      </w:r>
+      <w:proofErr w:type="spellEnd"/>
       <w:r>
         <w:rPr>
           <w:rFonts w:ascii="돋움체" w:hAnsi="돋움체" w:cs="돋움체"/>
@@ -12231,9 +11586,8 @@
           <w:sz w:val="19"/>
           <w:szCs w:val="19"/>
         </w:rPr>
-        <w:t>-</w:t>
-      </w:r>
-      <w:proofErr w:type="gramStart"/>
+        <w:t>(</w:t>
+      </w:r>
       <w:r>
         <w:rPr>
           <w:rFonts w:ascii="돋움체" w:hAnsi="돋움체" w:cs="돋움체"/>
@@ -12242,84 +11596,63 @@
           <w:sz w:val="19"/>
           <w:szCs w:val="19"/>
         </w:rPr>
-        <w:t>child</w:t>
+        <w:t>6</w:t>
+      </w:r>
+      <w:r>
+        <w:rPr>
+          <w:rFonts w:ascii="돋움체" w:hAnsi="돋움체" w:cs="돋움체"/>
+          <w:color w:val="800000"/>
+          <w:kern w:val="0"/>
+          <w:sz w:val="19"/>
+          <w:szCs w:val="19"/>
+        </w:rPr>
+        <w:t>)</w:t>
+      </w:r>
+      <w:r>
+        <w:rPr>
+          <w:rFonts w:ascii="돋움체" w:hAnsi="돋움체" w:cs="돋움체"/>
+          <w:color w:val="000000"/>
+          <w:kern w:val="0"/>
+          <w:sz w:val="19"/>
+          <w:szCs w:val="19"/>
+        </w:rPr>
+        <w:t>{</w:t>
+      </w:r>
+      <w:proofErr w:type="spellStart"/>
+      <w:r>
+        <w:rPr>
+          <w:rFonts w:ascii="돋움체" w:hAnsi="돋움체" w:cs="돋움체"/>
+          <w:color w:val="FF0000"/>
+          <w:kern w:val="0"/>
+          <w:sz w:val="19"/>
+          <w:szCs w:val="19"/>
+        </w:rPr>
+        <w:t>display</w:t>
+      </w:r>
+      <w:r>
+        <w:rPr>
+          <w:rFonts w:ascii="돋움체" w:hAnsi="돋움체" w:cs="돋움체"/>
+          <w:color w:val="000000"/>
+          <w:kern w:val="0"/>
+          <w:sz w:val="19"/>
+          <w:szCs w:val="19"/>
+        </w:rPr>
+        <w:t>:</w:t>
+      </w:r>
+      <w:r>
+        <w:rPr>
+          <w:rFonts w:ascii="돋움체" w:hAnsi="돋움체" w:cs="돋움체"/>
+          <w:color w:val="0000FF"/>
+          <w:kern w:val="0"/>
+          <w:sz w:val="19"/>
+          <w:szCs w:val="19"/>
+        </w:rPr>
+        <w:t>inline</w:t>
       </w:r>
       <w:proofErr w:type="spellEnd"/>
       <w:r>
         <w:rPr>
           <w:rFonts w:ascii="돋움체" w:hAnsi="돋움체" w:cs="돋움체"/>
-          <w:color w:val="800000"/>
-          <w:kern w:val="0"/>
-          <w:sz w:val="19"/>
-          <w:szCs w:val="19"/>
-        </w:rPr>
-        <w:t>(</w:t>
-      </w:r>
-      <w:r>
-        <w:rPr>
-          <w:rFonts w:ascii="돋움체" w:hAnsi="돋움체" w:cs="돋움체"/>
-          <w:color w:val="800000"/>
-          <w:kern w:val="0"/>
-          <w:sz w:val="19"/>
-          <w:szCs w:val="19"/>
-        </w:rPr>
-        <w:t>6</w:t>
-      </w:r>
-      <w:r>
-        <w:rPr>
-          <w:rFonts w:ascii="돋움체" w:hAnsi="돋움체" w:cs="돋움체"/>
-          <w:color w:val="800000"/>
-          <w:kern w:val="0"/>
-          <w:sz w:val="19"/>
-          <w:szCs w:val="19"/>
-        </w:rPr>
-        <w:t>)</w:t>
-      </w:r>
-      <w:r>
-        <w:rPr>
-          <w:rFonts w:ascii="돋움체" w:hAnsi="돋움체" w:cs="돋움체"/>
-          <w:color w:val="000000"/>
-          <w:kern w:val="0"/>
-          <w:sz w:val="19"/>
-          <w:szCs w:val="19"/>
-        </w:rPr>
-        <w:t>{</w:t>
-      </w:r>
-      <w:proofErr w:type="spellStart"/>
-      <w:r>
-        <w:rPr>
-          <w:rFonts w:ascii="돋움체" w:hAnsi="돋움체" w:cs="돋움체"/>
-          <w:color w:val="FF0000"/>
-          <w:kern w:val="0"/>
-          <w:sz w:val="19"/>
-          <w:szCs w:val="19"/>
-        </w:rPr>
-        <w:t>display</w:t>
-      </w:r>
-      <w:r>
-        <w:rPr>
-          <w:rFonts w:ascii="돋움체" w:hAnsi="돋움체" w:cs="돋움체"/>
-          <w:color w:val="000000"/>
-          <w:kern w:val="0"/>
-          <w:sz w:val="19"/>
-          <w:szCs w:val="19"/>
-        </w:rPr>
-        <w:t>:</w:t>
-      </w:r>
-      <w:r>
-        <w:rPr>
-          <w:rFonts w:ascii="돋움체" w:hAnsi="돋움체" w:cs="돋움체"/>
-          <w:color w:val="0000FF"/>
-          <w:kern w:val="0"/>
-          <w:sz w:val="19"/>
-          <w:szCs w:val="19"/>
-        </w:rPr>
-        <w:t>inline</w:t>
-      </w:r>
-      <w:proofErr w:type="spellEnd"/>
-      <w:r>
-        <w:rPr>
-          <w:rFonts w:ascii="돋움체" w:hAnsi="돋움체" w:cs="돋움체"/>
           <w:color w:val="000000"/>
           <w:kern w:val="0"/>
           <w:sz w:val="19"/>
@@ -12327,7 +11660,6 @@
         </w:rPr>
         <w:t>; }</w:t>
       </w:r>
-      <w:proofErr w:type="gramEnd"/>
     </w:p>
     <w:p>
       <w:pPr>
@@ -12365,7 +11697,6 @@
         <w:tab/>
       </w:r>
       <w:proofErr w:type="spellStart"/>
-      <w:proofErr w:type="gramStart"/>
       <w:r>
         <w:rPr>
           <w:rFonts w:ascii="돋움체" w:hAnsi="돋움체" w:cs="돋움체"/>
@@ -12374,9 +11705,9 @@
           <w:sz w:val="19"/>
           <w:szCs w:val="19"/>
         </w:rPr>
-        <w:t>div:nth</w:t>
-      </w:r>
-      <w:proofErr w:type="gramEnd"/>
+        <w:t>div:nth-child</w:t>
+      </w:r>
+      <w:proofErr w:type="spellEnd"/>
       <w:r>
         <w:rPr>
           <w:rFonts w:ascii="돋움체" w:hAnsi="돋움체" w:cs="돋움체"/>
@@ -12385,9 +11716,8 @@
           <w:sz w:val="19"/>
           <w:szCs w:val="19"/>
         </w:rPr>
-        <w:t>-</w:t>
-      </w:r>
-      <w:proofErr w:type="gramStart"/>
+        <w:t>(</w:t>
+      </w:r>
       <w:r>
         <w:rPr>
           <w:rFonts w:ascii="돋움체" w:hAnsi="돋움체" w:cs="돋움체"/>
@@ -12396,96 +11726,63 @@
           <w:sz w:val="19"/>
           <w:szCs w:val="19"/>
         </w:rPr>
-        <w:t>child</w:t>
+        <w:t>7</w:t>
+      </w:r>
+      <w:r>
+        <w:rPr>
+          <w:rFonts w:ascii="돋움체" w:hAnsi="돋움체" w:cs="돋움체"/>
+          <w:color w:val="800000"/>
+          <w:kern w:val="0"/>
+          <w:sz w:val="19"/>
+          <w:szCs w:val="19"/>
+        </w:rPr>
+        <w:t>)</w:t>
+      </w:r>
+      <w:r>
+        <w:rPr>
+          <w:rFonts w:ascii="돋움체" w:hAnsi="돋움체" w:cs="돋움체"/>
+          <w:color w:val="000000"/>
+          <w:kern w:val="0"/>
+          <w:sz w:val="19"/>
+          <w:szCs w:val="19"/>
+        </w:rPr>
+        <w:t>{</w:t>
+      </w:r>
+      <w:proofErr w:type="spellStart"/>
+      <w:r>
+        <w:rPr>
+          <w:rFonts w:ascii="돋움체" w:hAnsi="돋움체" w:cs="돋움체"/>
+          <w:color w:val="FF0000"/>
+          <w:kern w:val="0"/>
+          <w:sz w:val="19"/>
+          <w:szCs w:val="19"/>
+        </w:rPr>
+        <w:t>display</w:t>
+      </w:r>
+      <w:r>
+        <w:rPr>
+          <w:rFonts w:ascii="돋움체" w:hAnsi="돋움체" w:cs="돋움체"/>
+          <w:color w:val="000000"/>
+          <w:kern w:val="0"/>
+          <w:sz w:val="19"/>
+          <w:szCs w:val="19"/>
+        </w:rPr>
+        <w:t>:</w:t>
+      </w:r>
+      <w:r>
+        <w:rPr>
+          <w:rFonts w:ascii="돋움체" w:hAnsi="돋움체" w:cs="돋움체"/>
+          <w:color w:val="0000FF"/>
+          <w:kern w:val="0"/>
+          <w:sz w:val="19"/>
+          <w:szCs w:val="19"/>
+        </w:rPr>
+        <w:t>inline-block</w:t>
       </w:r>
       <w:proofErr w:type="spellEnd"/>
       <w:r>
         <w:rPr>
           <w:rFonts w:ascii="돋움체" w:hAnsi="돋움체" w:cs="돋움체"/>
-          <w:color w:val="800000"/>
-          <w:kern w:val="0"/>
-          <w:sz w:val="19"/>
-          <w:szCs w:val="19"/>
-        </w:rPr>
-        <w:t>(</w:t>
-      </w:r>
-      <w:r>
-        <w:rPr>
-          <w:rFonts w:ascii="돋움체" w:hAnsi="돋움체" w:cs="돋움체"/>
-          <w:color w:val="800000"/>
-          <w:kern w:val="0"/>
-          <w:sz w:val="19"/>
-          <w:szCs w:val="19"/>
-        </w:rPr>
-        <w:t>7</w:t>
-      </w:r>
-      <w:r>
-        <w:rPr>
-          <w:rFonts w:ascii="돋움체" w:hAnsi="돋움체" w:cs="돋움체"/>
-          <w:color w:val="800000"/>
-          <w:kern w:val="0"/>
-          <w:sz w:val="19"/>
-          <w:szCs w:val="19"/>
-        </w:rPr>
-        <w:t>)</w:t>
-      </w:r>
-      <w:r>
-        <w:rPr>
-          <w:rFonts w:ascii="돋움체" w:hAnsi="돋움체" w:cs="돋움체"/>
-          <w:color w:val="000000"/>
-          <w:kern w:val="0"/>
-          <w:sz w:val="19"/>
-          <w:szCs w:val="19"/>
-        </w:rPr>
-        <w:t>{</w:t>
-      </w:r>
-      <w:proofErr w:type="spellStart"/>
-      <w:r>
-        <w:rPr>
-          <w:rFonts w:ascii="돋움체" w:hAnsi="돋움체" w:cs="돋움체"/>
-          <w:color w:val="FF0000"/>
-          <w:kern w:val="0"/>
-          <w:sz w:val="19"/>
-          <w:szCs w:val="19"/>
-        </w:rPr>
-        <w:t>display</w:t>
-      </w:r>
-      <w:r>
-        <w:rPr>
-          <w:rFonts w:ascii="돋움체" w:hAnsi="돋움체" w:cs="돋움체"/>
-          <w:color w:val="000000"/>
-          <w:kern w:val="0"/>
-          <w:sz w:val="19"/>
-          <w:szCs w:val="19"/>
-        </w:rPr>
-        <w:t>:</w:t>
-      </w:r>
-      <w:r>
-        <w:rPr>
-          <w:rFonts w:ascii="돋움체" w:hAnsi="돋움체" w:cs="돋움체"/>
-          <w:color w:val="0000FF"/>
-          <w:kern w:val="0"/>
-          <w:sz w:val="19"/>
-          <w:szCs w:val="19"/>
-        </w:rPr>
-        <w:t>inline</w:t>
-      </w:r>
-      <w:proofErr w:type="gramEnd"/>
-      <w:r>
-        <w:rPr>
-          <w:rFonts w:ascii="돋움체" w:hAnsi="돋움체" w:cs="돋움체"/>
-          <w:color w:val="0000FF"/>
-          <w:kern w:val="0"/>
-          <w:sz w:val="19"/>
-          <w:szCs w:val="19"/>
-        </w:rPr>
-        <w:t>-block</w:t>
-      </w:r>
-      <w:proofErr w:type="spellEnd"/>
-      <w:proofErr w:type="gramStart"/>
-      <w:r>
-        <w:rPr>
-          <w:rFonts w:ascii="돋움체" w:hAnsi="돋움체" w:cs="돋움체"/>
           <w:color w:val="000000"/>
           <w:kern w:val="0"/>
           <w:sz w:val="19"/>
@@ -12493,7 +11790,6 @@
         </w:rPr>
         <w:t>; }</w:t>
       </w:r>
-      <w:proofErr w:type="gramEnd"/>
     </w:p>
     <w:p>
       <w:pPr>
@@ -13422,21 +12718,7 @@
         <w:rPr>
           <w:rFonts w:hint="eastAsia"/>
         </w:rPr>
-        <w:t xml:space="preserve">visibility </w:t>
-      </w:r>
-      <w:proofErr w:type="gramStart"/>
-      <w:r>
-        <w:rPr>
-          <w:rFonts w:hint="eastAsia"/>
-        </w:rPr>
-        <w:t>속성 :</w:t>
-      </w:r>
-      <w:proofErr w:type="gramEnd"/>
-      <w:r>
-        <w:rPr>
-          <w:rFonts w:hint="eastAsia"/>
-        </w:rPr>
-        <w:t xml:space="preserve"> display 속성의 none속성값과 비교하여 이해합니다</w:t>
+        <w:t>visibility 속성 : display 속성의 none속성값과 비교하여 이해합니다</w:t>
       </w:r>
     </w:p>
     <w:p>
@@ -13450,7 +12732,6 @@
         <w:ind w:leftChars="0"/>
       </w:pPr>
       <w:proofErr w:type="spellStart"/>
-      <w:proofErr w:type="gramStart"/>
       <w:r>
         <w:rPr>
           <w:rFonts w:hint="eastAsia"/>
@@ -13458,7 +12739,6 @@
         <w:t>visibility:hidden</w:t>
       </w:r>
       <w:proofErr w:type="spellEnd"/>
-      <w:proofErr w:type="gramEnd"/>
       <w:r>
         <w:rPr>
           <w:rFonts w:hint="eastAsia"/>
@@ -13477,7 +12757,6 @@
         <w:ind w:leftChars="0"/>
       </w:pPr>
       <w:proofErr w:type="spellStart"/>
-      <w:proofErr w:type="gramStart"/>
       <w:r>
         <w:rPr>
           <w:rFonts w:hint="eastAsia"/>
@@ -13485,7 +12764,6 @@
         <w:t>display:none</w:t>
       </w:r>
       <w:proofErr w:type="spellEnd"/>
-      <w:proofErr w:type="gramEnd"/>
       <w:r>
         <w:rPr>
           <w:rFonts w:hint="eastAsia"/>
@@ -13973,7 +13251,6 @@
         <w:t xml:space="preserve"> </w:t>
       </w:r>
       <w:proofErr w:type="spellStart"/>
-      <w:proofErr w:type="gramStart"/>
       <w:r>
         <w:rPr>
           <w:rFonts w:ascii="돋움체" w:hAnsi="돋움체" w:cs="돋움체"/>
@@ -13983,9 +13260,9 @@
           <w:szCs w:val="19"/>
           <w:highlight w:val="white"/>
         </w:rPr>
-        <w:t>div:nth</w:t>
-      </w:r>
-      <w:proofErr w:type="gramEnd"/>
+        <w:t>div:nth-child</w:t>
+      </w:r>
+      <w:proofErr w:type="spellEnd"/>
       <w:r>
         <w:rPr>
           <w:rFonts w:ascii="돋움체" w:hAnsi="돋움체" w:cs="돋움체"/>
@@ -13995,43 +13272,7 @@
           <w:szCs w:val="19"/>
           <w:highlight w:val="white"/>
         </w:rPr>
-        <w:t>-</w:t>
-      </w:r>
-      <w:proofErr w:type="gramStart"/>
-      <w:r>
-        <w:rPr>
-          <w:rFonts w:ascii="돋움체" w:hAnsi="돋움체" w:cs="돋움체"/>
-          <w:color w:val="800000"/>
-          <w:kern w:val="0"/>
-          <w:sz w:val="19"/>
-          <w:szCs w:val="19"/>
-          <w:highlight w:val="white"/>
-        </w:rPr>
-        <w:t>child</w:t>
-      </w:r>
-      <w:proofErr w:type="spellEnd"/>
-      <w:r>
-        <w:rPr>
-          <w:rFonts w:ascii="돋움체" w:hAnsi="돋움체" w:cs="돋움체"/>
-          <w:color w:val="800000"/>
-          <w:kern w:val="0"/>
-          <w:sz w:val="19"/>
-          <w:szCs w:val="19"/>
-          <w:highlight w:val="white"/>
-        </w:rPr>
-        <w:t>(</w:t>
-      </w:r>
-      <w:proofErr w:type="gramEnd"/>
-      <w:r>
-        <w:rPr>
-          <w:rFonts w:ascii="돋움체" w:hAnsi="돋움체" w:cs="돋움체"/>
-          <w:color w:val="800000"/>
-          <w:kern w:val="0"/>
-          <w:sz w:val="19"/>
-          <w:szCs w:val="19"/>
-          <w:highlight w:val="white"/>
-        </w:rPr>
-        <w:t>1)</w:t>
+        <w:t>(1)</w:t>
       </w:r>
       <w:r>
         <w:rPr>
@@ -14225,19 +13466,7 @@
           <w:szCs w:val="19"/>
           <w:highlight w:val="white"/>
         </w:rPr>
-        <w:t>background-</w:t>
-      </w:r>
-      <w:proofErr w:type="gramStart"/>
-      <w:r>
-        <w:rPr>
-          <w:rFonts w:ascii="돋움체" w:hAnsi="돋움체" w:cs="돋움체"/>
-          <w:color w:val="FF0000"/>
-          <w:kern w:val="0"/>
-          <w:sz w:val="19"/>
-          <w:szCs w:val="19"/>
-          <w:highlight w:val="white"/>
-        </w:rPr>
-        <w:t>color</w:t>
+        <w:t>background-color</w:t>
       </w:r>
       <w:r>
         <w:rPr>
@@ -14259,19 +13488,7 @@
           <w:szCs w:val="19"/>
           <w:highlight w:val="white"/>
         </w:rPr>
-        <w:t>#</w:t>
-      </w:r>
-      <w:proofErr w:type="gramEnd"/>
-      <w:r>
-        <w:rPr>
-          <w:rFonts w:ascii="돋움체" w:hAnsi="돋움체" w:cs="돋움체"/>
-          <w:color w:val="0000FF"/>
-          <w:kern w:val="0"/>
-          <w:sz w:val="19"/>
-          <w:szCs w:val="19"/>
-          <w:highlight w:val="white"/>
-        </w:rPr>
-        <w:t>ff0000</w:t>
+        <w:t>#ff0000</w:t>
       </w:r>
       <w:r>
         <w:rPr>
@@ -14312,7 +13529,6 @@
         </w:rPr>
         <w:t xml:space="preserve">            </w:t>
       </w:r>
-      <w:proofErr w:type="gramStart"/>
       <w:r>
         <w:rPr>
           <w:rFonts w:ascii="돋움체" w:hAnsi="돋움체" w:cs="돋움체"/>
@@ -14347,7 +13563,6 @@
         <w:t>#</w:t>
       </w:r>
       <w:proofErr w:type="spellStart"/>
-      <w:proofErr w:type="gramEnd"/>
       <w:r>
         <w:rPr>
           <w:rFonts w:ascii="돋움체" w:hAnsi="돋움체" w:cs="돋움체"/>
@@ -14409,19 +13624,7 @@
           <w:szCs w:val="19"/>
           <w:highlight w:val="white"/>
         </w:rPr>
-        <w:t>font-</w:t>
-      </w:r>
-      <w:proofErr w:type="gramStart"/>
-      <w:r>
-        <w:rPr>
-          <w:rFonts w:ascii="돋움체" w:hAnsi="돋움체" w:cs="돋움체"/>
-          <w:color w:val="FF0000"/>
-          <w:kern w:val="0"/>
-          <w:sz w:val="19"/>
-          <w:szCs w:val="19"/>
-          <w:highlight w:val="white"/>
-        </w:rPr>
-        <w:t>weight</w:t>
+        <w:t>font-weight</w:t>
       </w:r>
       <w:r>
         <w:rPr>
@@ -14446,7 +13649,6 @@
         <w:t>bold</w:t>
       </w:r>
       <w:proofErr w:type="spellEnd"/>
-      <w:proofErr w:type="gramEnd"/>
       <w:r>
         <w:rPr>
           <w:rFonts w:ascii="돋움체" w:hAnsi="돋움체" w:cs="돋움체"/>
@@ -14496,19 +13698,7 @@
           <w:szCs w:val="19"/>
           <w:highlight w:val="white"/>
         </w:rPr>
-        <w:t>text-</w:t>
-      </w:r>
-      <w:proofErr w:type="gramStart"/>
-      <w:r>
-        <w:rPr>
-          <w:rFonts w:ascii="돋움체" w:hAnsi="돋움체" w:cs="돋움체"/>
-          <w:color w:val="FF0000"/>
-          <w:kern w:val="0"/>
-          <w:sz w:val="19"/>
-          <w:szCs w:val="19"/>
-          <w:highlight w:val="white"/>
-        </w:rPr>
-        <w:t>align</w:t>
+        <w:t>text-align</w:t>
       </w:r>
       <w:r>
         <w:rPr>
@@ -14533,7 +13723,6 @@
         <w:t>center</w:t>
       </w:r>
       <w:proofErr w:type="spellEnd"/>
-      <w:proofErr w:type="gramEnd"/>
       <w:r>
         <w:rPr>
           <w:rFonts w:ascii="돋움체" w:hAnsi="돋움체" w:cs="돋움체"/>
@@ -14624,7 +13813,6 @@
         <w:t xml:space="preserve"> </w:t>
       </w:r>
       <w:proofErr w:type="spellStart"/>
-      <w:proofErr w:type="gramStart"/>
       <w:r>
         <w:rPr>
           <w:rFonts w:ascii="돋움체" w:hAnsi="돋움체" w:cs="돋움체"/>
@@ -14634,9 +13822,9 @@
           <w:szCs w:val="19"/>
           <w:highlight w:val="white"/>
         </w:rPr>
-        <w:t>div:nth</w:t>
-      </w:r>
-      <w:proofErr w:type="gramEnd"/>
+        <w:t>div:nth-child</w:t>
+      </w:r>
+      <w:proofErr w:type="spellEnd"/>
       <w:r>
         <w:rPr>
           <w:rFonts w:ascii="돋움체" w:hAnsi="돋움체" w:cs="돋움체"/>
@@ -14646,43 +13834,7 @@
           <w:szCs w:val="19"/>
           <w:highlight w:val="white"/>
         </w:rPr>
-        <w:t>-</w:t>
-      </w:r>
-      <w:proofErr w:type="gramStart"/>
-      <w:r>
-        <w:rPr>
-          <w:rFonts w:ascii="돋움체" w:hAnsi="돋움체" w:cs="돋움체"/>
-          <w:color w:val="800000"/>
-          <w:kern w:val="0"/>
-          <w:sz w:val="19"/>
-          <w:szCs w:val="19"/>
-          <w:highlight w:val="white"/>
-        </w:rPr>
-        <w:t>child</w:t>
-      </w:r>
-      <w:proofErr w:type="spellEnd"/>
-      <w:r>
-        <w:rPr>
-          <w:rFonts w:ascii="돋움체" w:hAnsi="돋움체" w:cs="돋움체"/>
-          <w:color w:val="800000"/>
-          <w:kern w:val="0"/>
-          <w:sz w:val="19"/>
-          <w:szCs w:val="19"/>
-          <w:highlight w:val="white"/>
-        </w:rPr>
-        <w:t>(</w:t>
-      </w:r>
-      <w:proofErr w:type="gramEnd"/>
-      <w:r>
-        <w:rPr>
-          <w:rFonts w:ascii="돋움체" w:hAnsi="돋움체" w:cs="돋움체"/>
-          <w:color w:val="800000"/>
-          <w:kern w:val="0"/>
-          <w:sz w:val="19"/>
-          <w:szCs w:val="19"/>
-          <w:highlight w:val="white"/>
-        </w:rPr>
-        <w:t>2)</w:t>
+        <w:t>(2)</w:t>
       </w:r>
       <w:r>
         <w:rPr>
@@ -14876,19 +14028,7 @@
           <w:szCs w:val="19"/>
           <w:highlight w:val="white"/>
         </w:rPr>
-        <w:t>background-</w:t>
-      </w:r>
-      <w:proofErr w:type="gramStart"/>
-      <w:r>
-        <w:rPr>
-          <w:rFonts w:ascii="돋움체" w:hAnsi="돋움체" w:cs="돋움체"/>
-          <w:color w:val="FF0000"/>
-          <w:kern w:val="0"/>
-          <w:sz w:val="19"/>
-          <w:szCs w:val="19"/>
-          <w:highlight w:val="white"/>
-        </w:rPr>
-        <w:t>color</w:t>
+        <w:t>background-color</w:t>
       </w:r>
       <w:r>
         <w:rPr>
@@ -14910,19 +14050,7 @@
           <w:szCs w:val="19"/>
           <w:highlight w:val="white"/>
         </w:rPr>
-        <w:t>#</w:t>
-      </w:r>
-      <w:proofErr w:type="gramEnd"/>
-      <w:r>
-        <w:rPr>
-          <w:rFonts w:ascii="돋움체" w:hAnsi="돋움체" w:cs="돋움체"/>
-          <w:color w:val="0000FF"/>
-          <w:kern w:val="0"/>
-          <w:sz w:val="19"/>
-          <w:szCs w:val="19"/>
-          <w:highlight w:val="white"/>
-        </w:rPr>
-        <w:t>00ff00</w:t>
+        <w:t>#00ff00</w:t>
       </w:r>
       <w:r>
         <w:rPr>
@@ -14963,7 +14091,6 @@
         </w:rPr>
         <w:t xml:space="preserve">            </w:t>
       </w:r>
-      <w:proofErr w:type="gramStart"/>
       <w:r>
         <w:rPr>
           <w:rFonts w:ascii="돋움체" w:hAnsi="돋움체" w:cs="돋움체"/>
@@ -14998,7 +14125,6 @@
         <w:t>#</w:t>
       </w:r>
       <w:proofErr w:type="spellStart"/>
-      <w:proofErr w:type="gramEnd"/>
       <w:r>
         <w:rPr>
           <w:rFonts w:ascii="돋움체" w:hAnsi="돋움체" w:cs="돋움체"/>
@@ -15060,19 +14186,7 @@
           <w:szCs w:val="19"/>
           <w:highlight w:val="white"/>
         </w:rPr>
-        <w:t>font-</w:t>
-      </w:r>
-      <w:proofErr w:type="gramStart"/>
-      <w:r>
-        <w:rPr>
-          <w:rFonts w:ascii="돋움체" w:hAnsi="돋움체" w:cs="돋움체"/>
-          <w:color w:val="FF0000"/>
-          <w:kern w:val="0"/>
-          <w:sz w:val="19"/>
-          <w:szCs w:val="19"/>
-          <w:highlight w:val="white"/>
-        </w:rPr>
-        <w:t>weight</w:t>
+        <w:t>font-weight</w:t>
       </w:r>
       <w:r>
         <w:rPr>
@@ -15097,7 +14211,6 @@
         <w:t>bold</w:t>
       </w:r>
       <w:proofErr w:type="spellEnd"/>
-      <w:proofErr w:type="gramEnd"/>
       <w:r>
         <w:rPr>
           <w:rFonts w:ascii="돋움체" w:hAnsi="돋움체" w:cs="돋움체"/>
@@ -15147,19 +14260,7 @@
           <w:szCs w:val="19"/>
           <w:highlight w:val="white"/>
         </w:rPr>
-        <w:t>text-</w:t>
-      </w:r>
-      <w:proofErr w:type="gramStart"/>
-      <w:r>
-        <w:rPr>
-          <w:rFonts w:ascii="돋움체" w:hAnsi="돋움체" w:cs="돋움체"/>
-          <w:color w:val="FF0000"/>
-          <w:kern w:val="0"/>
-          <w:sz w:val="19"/>
-          <w:szCs w:val="19"/>
-          <w:highlight w:val="white"/>
-        </w:rPr>
-        <w:t>align</w:t>
+        <w:t>text-align</w:t>
       </w:r>
       <w:r>
         <w:rPr>
@@ -15184,7 +14285,6 @@
         <w:t>center</w:t>
       </w:r>
       <w:proofErr w:type="spellEnd"/>
-      <w:proofErr w:type="gramEnd"/>
       <w:r>
         <w:rPr>
           <w:rFonts w:ascii="돋움체" w:hAnsi="돋움체" w:cs="돋움체"/>
@@ -15225,7 +14325,6 @@
         <w:t xml:space="preserve">            </w:t>
       </w:r>
       <w:proofErr w:type="spellStart"/>
-      <w:proofErr w:type="gramStart"/>
       <w:r>
         <w:rPr>
           <w:rFonts w:ascii="돋움체" w:hAnsi="돋움체" w:cs="돋움체"/>
@@ -15260,7 +14359,6 @@
         <w:t>none</w:t>
       </w:r>
       <w:proofErr w:type="spellEnd"/>
-      <w:proofErr w:type="gramEnd"/>
       <w:r>
         <w:rPr>
           <w:rFonts w:ascii="돋움체" w:hAnsi="돋움체" w:cs="돋움체"/>
@@ -15351,7 +14449,6 @@
         <w:t xml:space="preserve"> </w:t>
       </w:r>
       <w:proofErr w:type="spellStart"/>
-      <w:proofErr w:type="gramStart"/>
       <w:r>
         <w:rPr>
           <w:rFonts w:ascii="돋움체" w:hAnsi="돋움체" w:cs="돋움체"/>
@@ -15361,9 +14458,9 @@
           <w:szCs w:val="19"/>
           <w:highlight w:val="white"/>
         </w:rPr>
-        <w:t>div:nth</w:t>
-      </w:r>
-      <w:proofErr w:type="gramEnd"/>
+        <w:t>div:nth-child</w:t>
+      </w:r>
+      <w:proofErr w:type="spellEnd"/>
       <w:r>
         <w:rPr>
           <w:rFonts w:ascii="돋움체" w:hAnsi="돋움체" w:cs="돋움체"/>
@@ -15373,43 +14470,7 @@
           <w:szCs w:val="19"/>
           <w:highlight w:val="white"/>
         </w:rPr>
-        <w:t>-</w:t>
-      </w:r>
-      <w:proofErr w:type="gramStart"/>
-      <w:r>
-        <w:rPr>
-          <w:rFonts w:ascii="돋움체" w:hAnsi="돋움체" w:cs="돋움체"/>
-          <w:color w:val="800000"/>
-          <w:kern w:val="0"/>
-          <w:sz w:val="19"/>
-          <w:szCs w:val="19"/>
-          <w:highlight w:val="white"/>
-        </w:rPr>
-        <w:t>child</w:t>
-      </w:r>
-      <w:proofErr w:type="spellEnd"/>
-      <w:r>
-        <w:rPr>
-          <w:rFonts w:ascii="돋움체" w:hAnsi="돋움체" w:cs="돋움체"/>
-          <w:color w:val="800000"/>
-          <w:kern w:val="0"/>
-          <w:sz w:val="19"/>
-          <w:szCs w:val="19"/>
-          <w:highlight w:val="white"/>
-        </w:rPr>
-        <w:t>(</w:t>
-      </w:r>
-      <w:proofErr w:type="gramEnd"/>
-      <w:r>
-        <w:rPr>
-          <w:rFonts w:ascii="돋움체" w:hAnsi="돋움체" w:cs="돋움체"/>
-          <w:color w:val="800000"/>
-          <w:kern w:val="0"/>
-          <w:sz w:val="19"/>
-          <w:szCs w:val="19"/>
-          <w:highlight w:val="white"/>
-        </w:rPr>
-        <w:t>3)</w:t>
+        <w:t>(3)</w:t>
       </w:r>
       <w:r>
         <w:rPr>
@@ -15603,19 +14664,7 @@
           <w:szCs w:val="19"/>
           <w:highlight w:val="white"/>
         </w:rPr>
-        <w:t>background-</w:t>
-      </w:r>
-      <w:proofErr w:type="gramStart"/>
-      <w:r>
-        <w:rPr>
-          <w:rFonts w:ascii="돋움체" w:hAnsi="돋움체" w:cs="돋움체"/>
-          <w:color w:val="FF0000"/>
-          <w:kern w:val="0"/>
-          <w:sz w:val="19"/>
-          <w:szCs w:val="19"/>
-          <w:highlight w:val="white"/>
-        </w:rPr>
-        <w:t>color</w:t>
+        <w:t>background-color</w:t>
       </w:r>
       <w:r>
         <w:rPr>
@@ -15637,19 +14686,7 @@
           <w:szCs w:val="19"/>
           <w:highlight w:val="white"/>
         </w:rPr>
-        <w:t>#</w:t>
-      </w:r>
-      <w:proofErr w:type="gramEnd"/>
-      <w:r>
-        <w:rPr>
-          <w:rFonts w:ascii="돋움체" w:hAnsi="돋움체" w:cs="돋움체"/>
-          <w:color w:val="0000FF"/>
-          <w:kern w:val="0"/>
-          <w:sz w:val="19"/>
-          <w:szCs w:val="19"/>
-          <w:highlight w:val="white"/>
-        </w:rPr>
-        <w:t>0000ff</w:t>
+        <w:t>#0000ff</w:t>
       </w:r>
       <w:r>
         <w:rPr>
@@ -15690,7 +14727,6 @@
         </w:rPr>
         <w:t xml:space="preserve">            </w:t>
       </w:r>
-      <w:proofErr w:type="gramStart"/>
       <w:r>
         <w:rPr>
           <w:rFonts w:ascii="돋움체" w:hAnsi="돋움체" w:cs="돋움체"/>
@@ -15725,7 +14761,6 @@
         <w:t>#</w:t>
       </w:r>
       <w:proofErr w:type="spellStart"/>
-      <w:proofErr w:type="gramEnd"/>
       <w:r>
         <w:rPr>
           <w:rFonts w:ascii="돋움체" w:hAnsi="돋움체" w:cs="돋움체"/>
@@ -15787,19 +14822,7 @@
           <w:szCs w:val="19"/>
           <w:highlight w:val="white"/>
         </w:rPr>
-        <w:t>font-</w:t>
-      </w:r>
-      <w:proofErr w:type="gramStart"/>
-      <w:r>
-        <w:rPr>
-          <w:rFonts w:ascii="돋움체" w:hAnsi="돋움체" w:cs="돋움체"/>
-          <w:color w:val="FF0000"/>
-          <w:kern w:val="0"/>
-          <w:sz w:val="19"/>
-          <w:szCs w:val="19"/>
-          <w:highlight w:val="white"/>
-        </w:rPr>
-        <w:t>weight</w:t>
+        <w:t>font-weight</w:t>
       </w:r>
       <w:r>
         <w:rPr>
@@ -15824,7 +14847,6 @@
         <w:t>bold</w:t>
       </w:r>
       <w:proofErr w:type="spellEnd"/>
-      <w:proofErr w:type="gramEnd"/>
       <w:r>
         <w:rPr>
           <w:rFonts w:ascii="돋움체" w:hAnsi="돋움체" w:cs="돋움체"/>
@@ -15874,19 +14896,7 @@
           <w:szCs w:val="19"/>
           <w:highlight w:val="white"/>
         </w:rPr>
-        <w:t>text-</w:t>
-      </w:r>
-      <w:proofErr w:type="gramStart"/>
-      <w:r>
-        <w:rPr>
-          <w:rFonts w:ascii="돋움체" w:hAnsi="돋움체" w:cs="돋움체"/>
-          <w:color w:val="FF0000"/>
-          <w:kern w:val="0"/>
-          <w:sz w:val="19"/>
-          <w:szCs w:val="19"/>
-          <w:highlight w:val="white"/>
-        </w:rPr>
-        <w:t>align</w:t>
+        <w:t>text-align</w:t>
       </w:r>
       <w:r>
         <w:rPr>
@@ -15911,7 +14921,6 @@
         <w:t>center</w:t>
       </w:r>
       <w:proofErr w:type="spellEnd"/>
-      <w:proofErr w:type="gramEnd"/>
       <w:r>
         <w:rPr>
           <w:rFonts w:ascii="돋움체" w:hAnsi="돋움체" w:cs="돋움체"/>
@@ -16002,7 +15011,6 @@
         <w:t xml:space="preserve"> </w:t>
       </w:r>
       <w:proofErr w:type="spellStart"/>
-      <w:proofErr w:type="gramStart"/>
       <w:r>
         <w:rPr>
           <w:rFonts w:ascii="돋움체" w:hAnsi="돋움체" w:cs="돋움체"/>
@@ -16012,9 +15020,9 @@
           <w:szCs w:val="19"/>
           <w:highlight w:val="white"/>
         </w:rPr>
-        <w:t>div:nth</w:t>
-      </w:r>
-      <w:proofErr w:type="gramEnd"/>
+        <w:t>div:nth-child</w:t>
+      </w:r>
+      <w:proofErr w:type="spellEnd"/>
       <w:r>
         <w:rPr>
           <w:rFonts w:ascii="돋움체" w:hAnsi="돋움체" w:cs="돋움체"/>
@@ -16024,43 +15032,7 @@
           <w:szCs w:val="19"/>
           <w:highlight w:val="white"/>
         </w:rPr>
-        <w:t>-</w:t>
-      </w:r>
-      <w:proofErr w:type="gramStart"/>
-      <w:r>
-        <w:rPr>
-          <w:rFonts w:ascii="돋움체" w:hAnsi="돋움체" w:cs="돋움체"/>
-          <w:color w:val="800000"/>
-          <w:kern w:val="0"/>
-          <w:sz w:val="19"/>
-          <w:szCs w:val="19"/>
-          <w:highlight w:val="white"/>
-        </w:rPr>
-        <w:t>child</w:t>
-      </w:r>
-      <w:proofErr w:type="spellEnd"/>
-      <w:r>
-        <w:rPr>
-          <w:rFonts w:ascii="돋움체" w:hAnsi="돋움체" w:cs="돋움체"/>
-          <w:color w:val="800000"/>
-          <w:kern w:val="0"/>
-          <w:sz w:val="19"/>
-          <w:szCs w:val="19"/>
-          <w:highlight w:val="white"/>
-        </w:rPr>
-        <w:t>(</w:t>
-      </w:r>
-      <w:proofErr w:type="gramEnd"/>
-      <w:r>
-        <w:rPr>
-          <w:rFonts w:ascii="돋움체" w:hAnsi="돋움체" w:cs="돋움체"/>
-          <w:color w:val="800000"/>
-          <w:kern w:val="0"/>
-          <w:sz w:val="19"/>
-          <w:szCs w:val="19"/>
-          <w:highlight w:val="white"/>
-        </w:rPr>
-        <w:t>1)</w:t>
+        <w:t>(1)</w:t>
       </w:r>
       <w:r>
         <w:rPr>
@@ -16255,19 +15227,7 @@
           <w:szCs w:val="19"/>
           <w:highlight w:val="white"/>
         </w:rPr>
-        <w:t>background-</w:t>
-      </w:r>
-      <w:proofErr w:type="gramStart"/>
-      <w:r>
-        <w:rPr>
-          <w:rFonts w:ascii="돋움체" w:hAnsi="돋움체" w:cs="돋움체"/>
-          <w:color w:val="FF0000"/>
-          <w:kern w:val="0"/>
-          <w:sz w:val="19"/>
-          <w:szCs w:val="19"/>
-          <w:highlight w:val="white"/>
-        </w:rPr>
-        <w:t>color</w:t>
+        <w:t>background-color</w:t>
       </w:r>
       <w:r>
         <w:rPr>
@@ -16289,19 +15249,7 @@
           <w:szCs w:val="19"/>
           <w:highlight w:val="white"/>
         </w:rPr>
-        <w:t>#</w:t>
-      </w:r>
-      <w:proofErr w:type="gramEnd"/>
-      <w:r>
-        <w:rPr>
-          <w:rFonts w:ascii="돋움체" w:hAnsi="돋움체" w:cs="돋움체"/>
-          <w:color w:val="0000FF"/>
-          <w:kern w:val="0"/>
-          <w:sz w:val="19"/>
-          <w:szCs w:val="19"/>
-          <w:highlight w:val="white"/>
-        </w:rPr>
-        <w:t>ff0000</w:t>
+        <w:t>#ff0000</w:t>
       </w:r>
       <w:r>
         <w:rPr>
@@ -16342,7 +15290,6 @@
         </w:rPr>
         <w:t xml:space="preserve">            </w:t>
       </w:r>
-      <w:proofErr w:type="gramStart"/>
       <w:r>
         <w:rPr>
           <w:rFonts w:ascii="돋움체" w:hAnsi="돋움체" w:cs="돋움체"/>
@@ -16377,7 +15324,6 @@
         <w:t>#</w:t>
       </w:r>
       <w:proofErr w:type="spellStart"/>
-      <w:proofErr w:type="gramEnd"/>
       <w:r>
         <w:rPr>
           <w:rFonts w:ascii="돋움체" w:hAnsi="돋움체" w:cs="돋움체"/>
@@ -16439,19 +15385,7 @@
           <w:szCs w:val="19"/>
           <w:highlight w:val="white"/>
         </w:rPr>
-        <w:t>font-</w:t>
-      </w:r>
-      <w:proofErr w:type="gramStart"/>
-      <w:r>
-        <w:rPr>
-          <w:rFonts w:ascii="돋움체" w:hAnsi="돋움체" w:cs="돋움체"/>
-          <w:color w:val="FF0000"/>
-          <w:kern w:val="0"/>
-          <w:sz w:val="19"/>
-          <w:szCs w:val="19"/>
-          <w:highlight w:val="white"/>
-        </w:rPr>
-        <w:t>weight</w:t>
+        <w:t>font-weight</w:t>
       </w:r>
       <w:r>
         <w:rPr>
@@ -16476,7 +15410,6 @@
         <w:t>bold</w:t>
       </w:r>
       <w:proofErr w:type="spellEnd"/>
-      <w:proofErr w:type="gramEnd"/>
       <w:r>
         <w:rPr>
           <w:rFonts w:ascii="돋움체" w:hAnsi="돋움체" w:cs="돋움체"/>
@@ -16526,19 +15459,7 @@
           <w:szCs w:val="19"/>
           <w:highlight w:val="white"/>
         </w:rPr>
-        <w:t>text-</w:t>
-      </w:r>
-      <w:proofErr w:type="gramStart"/>
-      <w:r>
-        <w:rPr>
-          <w:rFonts w:ascii="돋움체" w:hAnsi="돋움체" w:cs="돋움체"/>
-          <w:color w:val="FF0000"/>
-          <w:kern w:val="0"/>
-          <w:sz w:val="19"/>
-          <w:szCs w:val="19"/>
-          <w:highlight w:val="white"/>
-        </w:rPr>
-        <w:t>align</w:t>
+        <w:t>text-align</w:t>
       </w:r>
       <w:r>
         <w:rPr>
@@ -16563,7 +15484,6 @@
         <w:t>center</w:t>
       </w:r>
       <w:proofErr w:type="spellEnd"/>
-      <w:proofErr w:type="gramEnd"/>
       <w:r>
         <w:rPr>
           <w:rFonts w:ascii="돋움체" w:hAnsi="돋움체" w:cs="돋움체"/>
@@ -16654,7 +15574,6 @@
         <w:t xml:space="preserve"> </w:t>
       </w:r>
       <w:proofErr w:type="spellStart"/>
-      <w:proofErr w:type="gramStart"/>
       <w:r>
         <w:rPr>
           <w:rFonts w:ascii="돋움체" w:hAnsi="돋움체" w:cs="돋움체"/>
@@ -16664,9 +15583,9 @@
           <w:szCs w:val="19"/>
           <w:highlight w:val="white"/>
         </w:rPr>
-        <w:t>div:nth</w:t>
-      </w:r>
-      <w:proofErr w:type="gramEnd"/>
+        <w:t>div:nth-child</w:t>
+      </w:r>
+      <w:proofErr w:type="spellEnd"/>
       <w:r>
         <w:rPr>
           <w:rFonts w:ascii="돋움체" w:hAnsi="돋움체" w:cs="돋움체"/>
@@ -16676,43 +15595,7 @@
           <w:szCs w:val="19"/>
           <w:highlight w:val="white"/>
         </w:rPr>
-        <w:t>-</w:t>
-      </w:r>
-      <w:proofErr w:type="gramStart"/>
-      <w:r>
-        <w:rPr>
-          <w:rFonts w:ascii="돋움체" w:hAnsi="돋움체" w:cs="돋움체"/>
-          <w:color w:val="800000"/>
-          <w:kern w:val="0"/>
-          <w:sz w:val="19"/>
-          <w:szCs w:val="19"/>
-          <w:highlight w:val="white"/>
-        </w:rPr>
-        <w:t>child</w:t>
-      </w:r>
-      <w:proofErr w:type="spellEnd"/>
-      <w:r>
-        <w:rPr>
-          <w:rFonts w:ascii="돋움체" w:hAnsi="돋움체" w:cs="돋움체"/>
-          <w:color w:val="800000"/>
-          <w:kern w:val="0"/>
-          <w:sz w:val="19"/>
-          <w:szCs w:val="19"/>
-          <w:highlight w:val="white"/>
-        </w:rPr>
-        <w:t>(</w:t>
-      </w:r>
-      <w:proofErr w:type="gramEnd"/>
-      <w:r>
-        <w:rPr>
-          <w:rFonts w:ascii="돋움체" w:hAnsi="돋움체" w:cs="돋움체"/>
-          <w:color w:val="800000"/>
-          <w:kern w:val="0"/>
-          <w:sz w:val="19"/>
-          <w:szCs w:val="19"/>
-          <w:highlight w:val="white"/>
-        </w:rPr>
-        <w:t>2)</w:t>
+        <w:t>(2)</w:t>
       </w:r>
       <w:r>
         <w:rPr>
@@ -16906,19 +15789,7 @@
           <w:szCs w:val="19"/>
           <w:highlight w:val="white"/>
         </w:rPr>
-        <w:t>background-</w:t>
-      </w:r>
-      <w:proofErr w:type="gramStart"/>
-      <w:r>
-        <w:rPr>
-          <w:rFonts w:ascii="돋움체" w:hAnsi="돋움체" w:cs="돋움체"/>
-          <w:color w:val="FF0000"/>
-          <w:kern w:val="0"/>
-          <w:sz w:val="19"/>
-          <w:szCs w:val="19"/>
-          <w:highlight w:val="white"/>
-        </w:rPr>
-        <w:t>color</w:t>
+        <w:t>background-color</w:t>
       </w:r>
       <w:r>
         <w:rPr>
@@ -16940,19 +15811,7 @@
           <w:szCs w:val="19"/>
           <w:highlight w:val="white"/>
         </w:rPr>
-        <w:t>#</w:t>
-      </w:r>
-      <w:proofErr w:type="gramEnd"/>
-      <w:r>
-        <w:rPr>
-          <w:rFonts w:ascii="돋움체" w:hAnsi="돋움체" w:cs="돋움체"/>
-          <w:color w:val="0000FF"/>
-          <w:kern w:val="0"/>
-          <w:sz w:val="19"/>
-          <w:szCs w:val="19"/>
-          <w:highlight w:val="white"/>
-        </w:rPr>
-        <w:t>00ff00</w:t>
+        <w:t>#00ff00</w:t>
       </w:r>
       <w:r>
         <w:rPr>
@@ -16993,7 +15852,6 @@
         </w:rPr>
         <w:t xml:space="preserve">            </w:t>
       </w:r>
-      <w:proofErr w:type="gramStart"/>
       <w:r>
         <w:rPr>
           <w:rFonts w:ascii="돋움체" w:hAnsi="돋움체" w:cs="돋움체"/>
@@ -17028,7 +15886,6 @@
         <w:t>#</w:t>
       </w:r>
       <w:proofErr w:type="spellStart"/>
-      <w:proofErr w:type="gramEnd"/>
       <w:r>
         <w:rPr>
           <w:rFonts w:ascii="돋움체" w:hAnsi="돋움체" w:cs="돋움체"/>
@@ -17090,19 +15947,7 @@
           <w:szCs w:val="19"/>
           <w:highlight w:val="white"/>
         </w:rPr>
-        <w:t>font-</w:t>
-      </w:r>
-      <w:proofErr w:type="gramStart"/>
-      <w:r>
-        <w:rPr>
-          <w:rFonts w:ascii="돋움체" w:hAnsi="돋움체" w:cs="돋움체"/>
-          <w:color w:val="FF0000"/>
-          <w:kern w:val="0"/>
-          <w:sz w:val="19"/>
-          <w:szCs w:val="19"/>
-          <w:highlight w:val="white"/>
-        </w:rPr>
-        <w:t>weight</w:t>
+        <w:t>font-weight</w:t>
       </w:r>
       <w:r>
         <w:rPr>
@@ -17127,7 +15972,6 @@
         <w:t>bold</w:t>
       </w:r>
       <w:proofErr w:type="spellEnd"/>
-      <w:proofErr w:type="gramEnd"/>
       <w:r>
         <w:rPr>
           <w:rFonts w:ascii="돋움체" w:hAnsi="돋움체" w:cs="돋움체"/>
@@ -17177,19 +16021,7 @@
           <w:szCs w:val="19"/>
           <w:highlight w:val="white"/>
         </w:rPr>
-        <w:t>text-</w:t>
-      </w:r>
-      <w:proofErr w:type="gramStart"/>
-      <w:r>
-        <w:rPr>
-          <w:rFonts w:ascii="돋움체" w:hAnsi="돋움체" w:cs="돋움체"/>
-          <w:color w:val="FF0000"/>
-          <w:kern w:val="0"/>
-          <w:sz w:val="19"/>
-          <w:szCs w:val="19"/>
-          <w:highlight w:val="white"/>
-        </w:rPr>
-        <w:t>align</w:t>
+        <w:t>text-align</w:t>
       </w:r>
       <w:r>
         <w:rPr>
@@ -17214,7 +16046,6 @@
         <w:t>center</w:t>
       </w:r>
       <w:proofErr w:type="spellEnd"/>
-      <w:proofErr w:type="gramEnd"/>
       <w:r>
         <w:rPr>
           <w:rFonts w:ascii="돋움체" w:hAnsi="돋움체" w:cs="돋움체"/>
@@ -17255,7 +16086,6 @@
         <w:t xml:space="preserve">            </w:t>
       </w:r>
       <w:proofErr w:type="spellStart"/>
-      <w:proofErr w:type="gramStart"/>
       <w:r>
         <w:rPr>
           <w:rFonts w:ascii="돋움체" w:hAnsi="돋움체" w:cs="돋움체"/>
@@ -17290,7 +16120,6 @@
         <w:t>hidden</w:t>
       </w:r>
       <w:proofErr w:type="spellEnd"/>
-      <w:proofErr w:type="gramEnd"/>
       <w:r>
         <w:rPr>
           <w:rFonts w:ascii="돋움체" w:hAnsi="돋움체" w:cs="돋움체"/>
@@ -17381,7 +16210,6 @@
         <w:t xml:space="preserve"> </w:t>
       </w:r>
       <w:proofErr w:type="spellStart"/>
-      <w:proofErr w:type="gramStart"/>
       <w:r>
         <w:rPr>
           <w:rFonts w:ascii="돋움체" w:hAnsi="돋움체" w:cs="돋움체"/>
@@ -17391,9 +16219,9 @@
           <w:szCs w:val="19"/>
           <w:highlight w:val="white"/>
         </w:rPr>
-        <w:t>div:nth</w:t>
-      </w:r>
-      <w:proofErr w:type="gramEnd"/>
+        <w:t>div:nth-child</w:t>
+      </w:r>
+      <w:proofErr w:type="spellEnd"/>
       <w:r>
         <w:rPr>
           <w:rFonts w:ascii="돋움체" w:hAnsi="돋움체" w:cs="돋움체"/>
@@ -17403,43 +16231,7 @@
           <w:szCs w:val="19"/>
           <w:highlight w:val="white"/>
         </w:rPr>
-        <w:t>-</w:t>
-      </w:r>
-      <w:proofErr w:type="gramStart"/>
-      <w:r>
-        <w:rPr>
-          <w:rFonts w:ascii="돋움체" w:hAnsi="돋움체" w:cs="돋움체"/>
-          <w:color w:val="800000"/>
-          <w:kern w:val="0"/>
-          <w:sz w:val="19"/>
-          <w:szCs w:val="19"/>
-          <w:highlight w:val="white"/>
-        </w:rPr>
-        <w:t>child</w:t>
-      </w:r>
-      <w:proofErr w:type="spellEnd"/>
-      <w:r>
-        <w:rPr>
-          <w:rFonts w:ascii="돋움체" w:hAnsi="돋움체" w:cs="돋움체"/>
-          <w:color w:val="800000"/>
-          <w:kern w:val="0"/>
-          <w:sz w:val="19"/>
-          <w:szCs w:val="19"/>
-          <w:highlight w:val="white"/>
-        </w:rPr>
-        <w:t>(</w:t>
-      </w:r>
-      <w:proofErr w:type="gramEnd"/>
-      <w:r>
-        <w:rPr>
-          <w:rFonts w:ascii="돋움체" w:hAnsi="돋움체" w:cs="돋움체"/>
-          <w:color w:val="800000"/>
-          <w:kern w:val="0"/>
-          <w:sz w:val="19"/>
-          <w:szCs w:val="19"/>
-          <w:highlight w:val="white"/>
-        </w:rPr>
-        <w:t>3)</w:t>
+        <w:t>(3)</w:t>
       </w:r>
       <w:r>
         <w:rPr>
@@ -17633,19 +16425,7 @@
           <w:szCs w:val="19"/>
           <w:highlight w:val="white"/>
         </w:rPr>
-        <w:t>background-</w:t>
-      </w:r>
-      <w:proofErr w:type="gramStart"/>
-      <w:r>
-        <w:rPr>
-          <w:rFonts w:ascii="돋움체" w:hAnsi="돋움체" w:cs="돋움체"/>
-          <w:color w:val="FF0000"/>
-          <w:kern w:val="0"/>
-          <w:sz w:val="19"/>
-          <w:szCs w:val="19"/>
-          <w:highlight w:val="white"/>
-        </w:rPr>
-        <w:t>color</w:t>
+        <w:t>background-color</w:t>
       </w:r>
       <w:r>
         <w:rPr>
@@ -17667,19 +16447,7 @@
           <w:szCs w:val="19"/>
           <w:highlight w:val="white"/>
         </w:rPr>
-        <w:t>#</w:t>
-      </w:r>
-      <w:proofErr w:type="gramEnd"/>
-      <w:r>
-        <w:rPr>
-          <w:rFonts w:ascii="돋움체" w:hAnsi="돋움체" w:cs="돋움체"/>
-          <w:color w:val="0000FF"/>
-          <w:kern w:val="0"/>
-          <w:sz w:val="19"/>
-          <w:szCs w:val="19"/>
-          <w:highlight w:val="white"/>
-        </w:rPr>
-        <w:t>0000ff</w:t>
+        <w:t>#0000ff</w:t>
       </w:r>
       <w:r>
         <w:rPr>
@@ -17720,7 +16488,6 @@
         </w:rPr>
         <w:t xml:space="preserve">            </w:t>
       </w:r>
-      <w:proofErr w:type="gramStart"/>
       <w:r>
         <w:rPr>
           <w:rFonts w:ascii="돋움체" w:hAnsi="돋움체" w:cs="돋움체"/>
@@ -17755,7 +16522,6 @@
         <w:t>#</w:t>
       </w:r>
       <w:proofErr w:type="spellStart"/>
-      <w:proofErr w:type="gramEnd"/>
       <w:r>
         <w:rPr>
           <w:rFonts w:ascii="돋움체" w:hAnsi="돋움체" w:cs="돋움체"/>
@@ -17817,19 +16583,7 @@
           <w:szCs w:val="19"/>
           <w:highlight w:val="white"/>
         </w:rPr>
-        <w:t>font-</w:t>
-      </w:r>
-      <w:proofErr w:type="gramStart"/>
-      <w:r>
-        <w:rPr>
-          <w:rFonts w:ascii="돋움체" w:hAnsi="돋움체" w:cs="돋움체"/>
-          <w:color w:val="FF0000"/>
-          <w:kern w:val="0"/>
-          <w:sz w:val="19"/>
-          <w:szCs w:val="19"/>
-          <w:highlight w:val="white"/>
-        </w:rPr>
-        <w:t>weight</w:t>
+        <w:t>font-weight</w:t>
       </w:r>
       <w:r>
         <w:rPr>
@@ -17854,7 +16608,6 @@
         <w:t>bold</w:t>
       </w:r>
       <w:proofErr w:type="spellEnd"/>
-      <w:proofErr w:type="gramEnd"/>
       <w:r>
         <w:rPr>
           <w:rFonts w:ascii="돋움체" w:hAnsi="돋움체" w:cs="돋움체"/>
@@ -17904,19 +16657,7 @@
           <w:szCs w:val="19"/>
           <w:highlight w:val="white"/>
         </w:rPr>
-        <w:t>text-</w:t>
-      </w:r>
-      <w:proofErr w:type="gramStart"/>
-      <w:r>
-        <w:rPr>
-          <w:rFonts w:ascii="돋움체" w:hAnsi="돋움체" w:cs="돋움체"/>
-          <w:color w:val="FF0000"/>
-          <w:kern w:val="0"/>
-          <w:sz w:val="19"/>
-          <w:szCs w:val="19"/>
-          <w:highlight w:val="white"/>
-        </w:rPr>
-        <w:t>align</w:t>
+        <w:t>text-align</w:t>
       </w:r>
       <w:r>
         <w:rPr>
@@ -17941,7 +16682,6 @@
         <w:t>center</w:t>
       </w:r>
       <w:proofErr w:type="spellEnd"/>
-      <w:proofErr w:type="gramEnd"/>
       <w:r>
         <w:rPr>
           <w:rFonts w:ascii="돋움체" w:hAnsi="돋움체" w:cs="돋움체"/>
@@ -19223,21 +17963,7 @@
         <w:rPr>
           <w:rFonts w:hint="eastAsia"/>
         </w:rPr>
-        <w:t xml:space="preserve">opacity </w:t>
-      </w:r>
-      <w:proofErr w:type="gramStart"/>
-      <w:r>
-        <w:rPr>
-          <w:rFonts w:hint="eastAsia"/>
-        </w:rPr>
-        <w:t>속성 :</w:t>
-      </w:r>
-      <w:proofErr w:type="gramEnd"/>
-      <w:r>
-        <w:rPr>
-          <w:rFonts w:hint="eastAsia"/>
-        </w:rPr>
-        <w:t xml:space="preserve"> 투명도를 조절하는 속성. 여러</w:t>
+        <w:t>opacity 속성 : 투명도를 조절하는 속성. 여러</w:t>
       </w:r>
       <w:r>
         <w:rPr>
@@ -19673,31 +18399,7 @@
           <w:szCs w:val="19"/>
           <w:highlight w:val="white"/>
         </w:rPr>
-        <w:t xml:space="preserve">        * </w:t>
-      </w:r>
-      <w:proofErr w:type="gramStart"/>
-      <w:r>
-        <w:rPr>
-          <w:rFonts w:ascii="돋움체" w:hAnsi="돋움체" w:cs="돋움체" w:hint="eastAsia"/>
-          <w:color w:val="800000"/>
-          <w:kern w:val="0"/>
-          <w:sz w:val="19"/>
-          <w:szCs w:val="19"/>
-          <w:highlight w:val="white"/>
-        </w:rPr>
-        <w:t>{ margin</w:t>
-      </w:r>
-      <w:proofErr w:type="gramEnd"/>
-      <w:r>
-        <w:rPr>
-          <w:rFonts w:ascii="돋움체" w:hAnsi="돋움체" w:cs="돋움체" w:hint="eastAsia"/>
-          <w:color w:val="800000"/>
-          <w:kern w:val="0"/>
-          <w:sz w:val="19"/>
-          <w:szCs w:val="19"/>
-          <w:highlight w:val="white"/>
-        </w:rPr>
-        <w:t xml:space="preserve"> : 0; padding:0;}          </w:t>
+        <w:t xml:space="preserve">        * { margin : 0; padding:0;}          </w:t>
       </w:r>
     </w:p>
     <w:p>
@@ -19738,7 +18440,6 @@
         </w:rPr>
         <w:t xml:space="preserve"> </w:t>
       </w:r>
-      <w:proofErr w:type="gramStart"/>
       <w:r>
         <w:rPr>
           <w:rFonts w:ascii="돋움체" w:hAnsi="돋움체" w:cs="돋움체"/>
@@ -19761,7 +18462,6 @@
         </w:rPr>
         <w:t>{</w:t>
       </w:r>
-      <w:proofErr w:type="gramEnd"/>
     </w:p>
     <w:p>
       <w:pPr>
@@ -19780,7 +18480,6 @@
         </w:rPr>
       </w:pPr>
       <w:proofErr w:type="spellStart"/>
-      <w:proofErr w:type="gramStart"/>
       <w:r>
         <w:rPr>
           <w:rFonts w:ascii="돋움체" w:hAnsi="돋움체" w:cs="돋움체"/>
@@ -19812,19 +18511,7 @@
           <w:szCs w:val="19"/>
           <w:highlight w:val="white"/>
         </w:rPr>
-        <w:t>inline</w:t>
-      </w:r>
-      <w:proofErr w:type="gramEnd"/>
-      <w:r>
-        <w:rPr>
-          <w:rFonts w:ascii="돋움체" w:hAnsi="돋움체" w:cs="돋움체"/>
-          <w:color w:val="0000FF"/>
-          <w:kern w:val="0"/>
-          <w:sz w:val="19"/>
-          <w:szCs w:val="19"/>
-          <w:highlight w:val="white"/>
-        </w:rPr>
-        <w:t>-block</w:t>
+        <w:t>inline-block</w:t>
       </w:r>
       <w:proofErr w:type="spellEnd"/>
       <w:r>
@@ -20030,42 +18717,18 @@
           <w:szCs w:val="19"/>
           <w:highlight w:val="white"/>
         </w:rPr>
-        <w:t>background-</w:t>
-      </w:r>
-      <w:proofErr w:type="gramStart"/>
-      <w:r>
-        <w:rPr>
-          <w:rFonts w:ascii="돋움체" w:hAnsi="돋움체" w:cs="돋움체"/>
-          <w:color w:val="FF0000"/>
-          <w:kern w:val="0"/>
-          <w:sz w:val="19"/>
-          <w:szCs w:val="19"/>
-          <w:highlight w:val="white"/>
-        </w:rPr>
-        <w:t>color</w:t>
-      </w:r>
-      <w:r>
-        <w:rPr>
-          <w:rFonts w:ascii="돋움체" w:hAnsi="돋움체" w:cs="돋움체"/>
-          <w:color w:val="000000"/>
-          <w:kern w:val="0"/>
-          <w:sz w:val="19"/>
-          <w:szCs w:val="19"/>
-          <w:highlight w:val="white"/>
-        </w:rPr>
-        <w:t xml:space="preserve"> :</w:t>
-      </w:r>
-      <w:proofErr w:type="gramEnd"/>
-      <w:r>
-        <w:rPr>
-          <w:rFonts w:ascii="돋움체" w:hAnsi="돋움체" w:cs="돋움체"/>
-          <w:color w:val="000000"/>
-          <w:kern w:val="0"/>
-          <w:sz w:val="19"/>
-          <w:szCs w:val="19"/>
-          <w:highlight w:val="white"/>
-        </w:rPr>
-        <w:t xml:space="preserve"> </w:t>
+        <w:t>background-color</w:t>
+      </w:r>
+      <w:r>
+        <w:rPr>
+          <w:rFonts w:ascii="돋움체" w:hAnsi="돋움체" w:cs="돋움체"/>
+          <w:color w:val="000000"/>
+          <w:kern w:val="0"/>
+          <w:sz w:val="19"/>
+          <w:szCs w:val="19"/>
+          <w:highlight w:val="white"/>
+        </w:rPr>
+        <w:t xml:space="preserve"> : </w:t>
       </w:r>
       <w:r>
         <w:rPr>
@@ -20157,7 +18820,6 @@
         <w:t xml:space="preserve"> </w:t>
       </w:r>
       <w:proofErr w:type="spellStart"/>
-      <w:proofErr w:type="gramStart"/>
       <w:r>
         <w:rPr>
           <w:rFonts w:ascii="돋움체" w:hAnsi="돋움체" w:cs="돋움체"/>
@@ -20167,9 +18829,9 @@
           <w:szCs w:val="19"/>
           <w:highlight w:val="white"/>
         </w:rPr>
-        <w:t>li:nth</w:t>
-      </w:r>
-      <w:proofErr w:type="gramEnd"/>
+        <w:t>li:nth-child</w:t>
+      </w:r>
+      <w:proofErr w:type="spellEnd"/>
       <w:r>
         <w:rPr>
           <w:rFonts w:ascii="돋움체" w:hAnsi="돋움체" w:cs="돋움체"/>
@@ -20179,30 +18841,6 @@
           <w:szCs w:val="19"/>
           <w:highlight w:val="white"/>
         </w:rPr>
-        <w:t>-</w:t>
-      </w:r>
-      <w:proofErr w:type="gramStart"/>
-      <w:r>
-        <w:rPr>
-          <w:rFonts w:ascii="돋움체" w:hAnsi="돋움체" w:cs="돋움체"/>
-          <w:color w:val="800000"/>
-          <w:kern w:val="0"/>
-          <w:sz w:val="19"/>
-          <w:szCs w:val="19"/>
-          <w:highlight w:val="white"/>
-        </w:rPr>
-        <w:t>child</w:t>
-      </w:r>
-      <w:proofErr w:type="spellEnd"/>
-      <w:r>
-        <w:rPr>
-          <w:rFonts w:ascii="돋움체" w:hAnsi="돋움체" w:cs="돋움체"/>
-          <w:color w:val="800000"/>
-          <w:kern w:val="0"/>
-          <w:sz w:val="19"/>
-          <w:szCs w:val="19"/>
-          <w:highlight w:val="white"/>
-        </w:rPr>
         <w:t>(2)</w:t>
       </w:r>
       <w:r>
@@ -20216,7 +18854,6 @@
         </w:rPr>
         <w:t>{</w:t>
       </w:r>
-      <w:proofErr w:type="gramEnd"/>
     </w:p>
     <w:p>
       <w:pPr>
@@ -20346,7 +18983,6 @@
         <w:t xml:space="preserve"> </w:t>
       </w:r>
       <w:proofErr w:type="spellStart"/>
-      <w:proofErr w:type="gramStart"/>
       <w:r>
         <w:rPr>
           <w:rFonts w:ascii="돋움체" w:hAnsi="돋움체" w:cs="돋움체"/>
@@ -20356,9 +18992,9 @@
           <w:szCs w:val="19"/>
           <w:highlight w:val="white"/>
         </w:rPr>
-        <w:t>li:nth</w:t>
-      </w:r>
-      <w:proofErr w:type="gramEnd"/>
+        <w:t>li:nth-child</w:t>
+      </w:r>
+      <w:proofErr w:type="spellEnd"/>
       <w:r>
         <w:rPr>
           <w:rFonts w:ascii="돋움체" w:hAnsi="돋움체" w:cs="돋움체"/>
@@ -20368,30 +19004,6 @@
           <w:szCs w:val="19"/>
           <w:highlight w:val="white"/>
         </w:rPr>
-        <w:t>-</w:t>
-      </w:r>
-      <w:proofErr w:type="gramStart"/>
-      <w:r>
-        <w:rPr>
-          <w:rFonts w:ascii="돋움체" w:hAnsi="돋움체" w:cs="돋움체"/>
-          <w:color w:val="800000"/>
-          <w:kern w:val="0"/>
-          <w:sz w:val="19"/>
-          <w:szCs w:val="19"/>
-          <w:highlight w:val="white"/>
-        </w:rPr>
-        <w:t>child</w:t>
-      </w:r>
-      <w:proofErr w:type="spellEnd"/>
-      <w:r>
-        <w:rPr>
-          <w:rFonts w:ascii="돋움체" w:hAnsi="돋움체" w:cs="돋움체"/>
-          <w:color w:val="800000"/>
-          <w:kern w:val="0"/>
-          <w:sz w:val="19"/>
-          <w:szCs w:val="19"/>
-          <w:highlight w:val="white"/>
-        </w:rPr>
         <w:t>(3)</w:t>
       </w:r>
       <w:r>
@@ -20405,7 +19017,6 @@
         </w:rPr>
         <w:t>{</w:t>
       </w:r>
-      <w:proofErr w:type="gramEnd"/>
     </w:p>
     <w:p>
       <w:pPr>
@@ -21220,21 +19831,7 @@
         <w:rPr>
           <w:rFonts w:hint="eastAsia"/>
         </w:rPr>
-        <w:t xml:space="preserve">margin 및 padding </w:t>
-      </w:r>
-      <w:proofErr w:type="gramStart"/>
-      <w:r>
-        <w:rPr>
-          <w:rFonts w:hint="eastAsia"/>
-        </w:rPr>
-        <w:t>속성 :</w:t>
-      </w:r>
-      <w:proofErr w:type="gramEnd"/>
-      <w:r>
-        <w:rPr>
-          <w:rFonts w:hint="eastAsia"/>
-        </w:rPr>
-        <w:t xml:space="preserve"> </w:t>
+        <w:t xml:space="preserve">margin 및 padding 속성 : </w:t>
       </w:r>
       <w:r>
         <w:t xml:space="preserve">margin 및 padding 속성은 아주 중요한 속성으로 정확한 속성의 의미를 알아야 합니다. </w:t>
@@ -21889,19 +20486,7 @@
           <w:szCs w:val="19"/>
           <w:highlight w:val="white"/>
         </w:rPr>
-        <w:t xml:space="preserve">        </w:t>
-      </w:r>
-      <w:proofErr w:type="gramStart"/>
-      <w:r>
-        <w:rPr>
-          <w:rFonts w:ascii="돋움체" w:hAnsi="돋움체" w:cs="돋움체"/>
-          <w:color w:val="000000"/>
-          <w:kern w:val="0"/>
-          <w:sz w:val="19"/>
-          <w:szCs w:val="19"/>
-          <w:highlight w:val="white"/>
-        </w:rPr>
-        <w:t>}</w:t>
+        <w:t xml:space="preserve">        }</w:t>
       </w:r>
       <w:r>
         <w:rPr>
@@ -21914,7 +20499,6 @@
         </w:rPr>
         <w:t>div</w:t>
       </w:r>
-      <w:proofErr w:type="gramEnd"/>
       <w:r>
         <w:rPr>
           <w:rFonts w:ascii="돋움체" w:hAnsi="돋움체" w:cs="돋움체"/>
@@ -22906,19 +21490,7 @@
           <w:szCs w:val="19"/>
           <w:highlight w:val="white"/>
         </w:rPr>
-        <w:t xml:space="preserve">        </w:t>
-      </w:r>
-      <w:proofErr w:type="gramStart"/>
-      <w:r>
-        <w:rPr>
-          <w:rFonts w:ascii="돋움체" w:hAnsi="돋움체" w:cs="돋움체"/>
-          <w:color w:val="000000"/>
-          <w:kern w:val="0"/>
-          <w:sz w:val="19"/>
-          <w:szCs w:val="19"/>
-          <w:highlight w:val="white"/>
-        </w:rPr>
-        <w:t>}</w:t>
+        <w:t xml:space="preserve">        }</w:t>
       </w:r>
       <w:r>
         <w:rPr>
@@ -22929,19 +21501,7 @@
           <w:szCs w:val="19"/>
           <w:highlight w:val="white"/>
         </w:rPr>
-        <w:t>#</w:t>
-      </w:r>
-      <w:proofErr w:type="gramEnd"/>
-      <w:r>
-        <w:rPr>
-          <w:rFonts w:ascii="돋움체" w:hAnsi="돋움체" w:cs="돋움체"/>
-          <w:color w:val="800000"/>
-          <w:kern w:val="0"/>
-          <w:sz w:val="19"/>
-          <w:szCs w:val="19"/>
-          <w:highlight w:val="white"/>
-        </w:rPr>
-        <w:t>content4</w:t>
+        <w:t>#content4</w:t>
       </w:r>
       <w:r>
         <w:rPr>
@@ -24350,41 +22910,13 @@
         <w:rPr>
           <w:rFonts w:hint="eastAsia"/>
         </w:rPr>
-        <w:t xml:space="preserve">box-sizing </w:t>
-      </w:r>
-      <w:proofErr w:type="gramStart"/>
+        <w:t xml:space="preserve">box-sizing 속성 : </w:t>
+      </w:r>
       <w:r>
         <w:rPr>
           <w:rFonts w:hint="eastAsia"/>
         </w:rPr>
-        <w:t>속성 :</w:t>
-      </w:r>
-      <w:proofErr w:type="gramEnd"/>
-      <w:r>
-        <w:rPr>
-          <w:rFonts w:hint="eastAsia"/>
-        </w:rPr>
-        <w:t xml:space="preserve"> </w:t>
-      </w:r>
-      <w:r>
-        <w:rPr>
-          <w:rFonts w:hint="eastAsia"/>
-        </w:rPr>
-        <w:t xml:space="preserve">box-sizing속성을 이용하면 전체 사이즈의 크기를 </w:t>
-      </w:r>
-      <w:proofErr w:type="gramStart"/>
-      <w:r>
-        <w:rPr>
-          <w:rFonts w:hint="eastAsia"/>
-        </w:rPr>
-        <w:t>변경 할</w:t>
-      </w:r>
-      <w:proofErr w:type="gramEnd"/>
-      <w:r>
-        <w:rPr>
-          <w:rFonts w:hint="eastAsia"/>
-        </w:rPr>
-        <w:t xml:space="preserve"> 수 있습니다</w:t>
+        <w:t>box-sizing속성을 이용하면 전체 사이즈의 크기를 변경 할 수 있습니다</w:t>
       </w:r>
     </w:p>
     <w:p>
@@ -24999,7 +23531,6 @@
         <w:t xml:space="preserve">    </w:t>
       </w:r>
       <w:proofErr w:type="spellStart"/>
-      <w:proofErr w:type="gramStart"/>
       <w:r>
         <w:rPr>
           <w:rFonts w:ascii="돋움체" w:eastAsia="돋움체" w:cs="돋움체"/>
@@ -25008,9 +23539,9 @@
           <w:sz w:val="19"/>
           <w:szCs w:val="19"/>
         </w:rPr>
-        <w:t>div:nth</w:t>
-      </w:r>
-      <w:proofErr w:type="gramEnd"/>
+        <w:t>div:nth-child</w:t>
+      </w:r>
+      <w:proofErr w:type="spellEnd"/>
       <w:r>
         <w:rPr>
           <w:rFonts w:ascii="돋움체" w:eastAsia="돋움체" w:cs="돋움체"/>
@@ -25019,40 +23550,7 @@
           <w:sz w:val="19"/>
           <w:szCs w:val="19"/>
         </w:rPr>
-        <w:t>-</w:t>
-      </w:r>
-      <w:proofErr w:type="gramStart"/>
-      <w:r>
-        <w:rPr>
-          <w:rFonts w:ascii="돋움체" w:eastAsia="돋움체" w:cs="돋움체"/>
-          <w:color w:val="800000"/>
-          <w:kern w:val="0"/>
-          <w:sz w:val="19"/>
-          <w:szCs w:val="19"/>
-        </w:rPr>
-        <w:t>child</w:t>
-      </w:r>
-      <w:proofErr w:type="spellEnd"/>
-      <w:r>
-        <w:rPr>
-          <w:rFonts w:ascii="돋움체" w:eastAsia="돋움체" w:cs="돋움체"/>
-          <w:color w:val="800000"/>
-          <w:kern w:val="0"/>
-          <w:sz w:val="19"/>
-          <w:szCs w:val="19"/>
-        </w:rPr>
-        <w:t>(</w:t>
-      </w:r>
-      <w:proofErr w:type="gramEnd"/>
-      <w:r>
-        <w:rPr>
-          <w:rFonts w:ascii="돋움체" w:eastAsia="돋움체" w:cs="돋움체"/>
-          <w:color w:val="800000"/>
-          <w:kern w:val="0"/>
-          <w:sz w:val="19"/>
-          <w:szCs w:val="19"/>
-        </w:rPr>
-        <w:t>1)</w:t>
+        <w:t>(1)</w:t>
       </w:r>
       <w:r>
         <w:rPr>
@@ -25091,7 +23589,6 @@
         <w:t xml:space="preserve">    </w:t>
       </w:r>
       <w:proofErr w:type="spellStart"/>
-      <w:proofErr w:type="gramStart"/>
       <w:r>
         <w:rPr>
           <w:rFonts w:ascii="돋움체" w:eastAsia="돋움체" w:cs="돋움체"/>
@@ -25100,9 +23597,9 @@
           <w:sz w:val="19"/>
           <w:szCs w:val="19"/>
         </w:rPr>
-        <w:t>div:nth</w:t>
-      </w:r>
-      <w:proofErr w:type="gramEnd"/>
+        <w:t>div:nth-child</w:t>
+      </w:r>
+      <w:proofErr w:type="spellEnd"/>
       <w:r>
         <w:rPr>
           <w:rFonts w:ascii="돋움체" w:eastAsia="돋움체" w:cs="돋움체"/>
@@ -25111,40 +23608,7 @@
           <w:sz w:val="19"/>
           <w:szCs w:val="19"/>
         </w:rPr>
-        <w:t>-</w:t>
-      </w:r>
-      <w:proofErr w:type="gramStart"/>
-      <w:r>
-        <w:rPr>
-          <w:rFonts w:ascii="돋움체" w:eastAsia="돋움체" w:cs="돋움체"/>
-          <w:color w:val="800000"/>
-          <w:kern w:val="0"/>
-          <w:sz w:val="19"/>
-          <w:szCs w:val="19"/>
-        </w:rPr>
-        <w:t>child</w:t>
-      </w:r>
-      <w:proofErr w:type="spellEnd"/>
-      <w:r>
-        <w:rPr>
-          <w:rFonts w:ascii="돋움체" w:eastAsia="돋움체" w:cs="돋움체"/>
-          <w:color w:val="800000"/>
-          <w:kern w:val="0"/>
-          <w:sz w:val="19"/>
-          <w:szCs w:val="19"/>
-        </w:rPr>
-        <w:t>(</w:t>
-      </w:r>
-      <w:proofErr w:type="gramEnd"/>
-      <w:r>
-        <w:rPr>
-          <w:rFonts w:ascii="돋움체" w:eastAsia="돋움체" w:cs="돋움체"/>
-          <w:color w:val="800000"/>
-          <w:kern w:val="0"/>
-          <w:sz w:val="19"/>
-          <w:szCs w:val="19"/>
-        </w:rPr>
-        <w:t>2)</w:t>
+        <w:t>(2)</w:t>
       </w:r>
       <w:r>
         <w:rPr>
@@ -25183,7 +23647,6 @@
         <w:t xml:space="preserve">    </w:t>
       </w:r>
       <w:proofErr w:type="spellStart"/>
-      <w:proofErr w:type="gramStart"/>
       <w:r>
         <w:rPr>
           <w:rFonts w:ascii="돋움체" w:eastAsia="돋움체" w:cs="돋움체"/>
@@ -25192,9 +23655,9 @@
           <w:sz w:val="19"/>
           <w:szCs w:val="19"/>
         </w:rPr>
-        <w:t>div:nth</w:t>
-      </w:r>
-      <w:proofErr w:type="gramEnd"/>
+        <w:t>div:nth-child</w:t>
+      </w:r>
+      <w:proofErr w:type="spellEnd"/>
       <w:r>
         <w:rPr>
           <w:rFonts w:ascii="돋움체" w:eastAsia="돋움체" w:cs="돋움체"/>
@@ -25203,28 +23666,6 @@
           <w:sz w:val="19"/>
           <w:szCs w:val="19"/>
         </w:rPr>
-        <w:t>-</w:t>
-      </w:r>
-      <w:proofErr w:type="gramStart"/>
-      <w:r>
-        <w:rPr>
-          <w:rFonts w:ascii="돋움체" w:eastAsia="돋움체" w:cs="돋움체"/>
-          <w:color w:val="800000"/>
-          <w:kern w:val="0"/>
-          <w:sz w:val="19"/>
-          <w:szCs w:val="19"/>
-        </w:rPr>
-        <w:t>child</w:t>
-      </w:r>
-      <w:proofErr w:type="spellEnd"/>
-      <w:r>
-        <w:rPr>
-          <w:rFonts w:ascii="돋움체" w:eastAsia="돋움체" w:cs="돋움체"/>
-          <w:color w:val="800000"/>
-          <w:kern w:val="0"/>
-          <w:sz w:val="19"/>
-          <w:szCs w:val="19"/>
-        </w:rPr>
         <w:t>(3)</w:t>
       </w:r>
       <w:r>
@@ -25237,7 +23678,6 @@
         </w:rPr>
         <w:t>{</w:t>
       </w:r>
-      <w:proofErr w:type="gramEnd"/>
     </w:p>
     <w:p>
       <w:pPr>
@@ -25504,7 +23944,6 @@
         <w:t xml:space="preserve">    </w:t>
       </w:r>
       <w:proofErr w:type="spellStart"/>
-      <w:proofErr w:type="gramStart"/>
       <w:r>
         <w:rPr>
           <w:rFonts w:ascii="돋움체" w:eastAsia="돋움체" w:cs="돋움체"/>
@@ -25513,9 +23952,9 @@
           <w:sz w:val="19"/>
           <w:szCs w:val="19"/>
         </w:rPr>
-        <w:t>div:nth</w:t>
-      </w:r>
-      <w:proofErr w:type="gramEnd"/>
+        <w:t>div:nth-child</w:t>
+      </w:r>
+      <w:proofErr w:type="spellEnd"/>
       <w:r>
         <w:rPr>
           <w:rFonts w:ascii="돋움체" w:eastAsia="돋움체" w:cs="돋움체"/>
@@ -25524,87 +23963,53 @@
           <w:sz w:val="19"/>
           <w:szCs w:val="19"/>
         </w:rPr>
-        <w:t>-</w:t>
-      </w:r>
-      <w:proofErr w:type="gramStart"/>
-      <w:r>
-        <w:rPr>
-          <w:rFonts w:ascii="돋움체" w:eastAsia="돋움체" w:cs="돋움체"/>
-          <w:color w:val="800000"/>
-          <w:kern w:val="0"/>
-          <w:sz w:val="19"/>
-          <w:szCs w:val="19"/>
-        </w:rPr>
-        <w:t>child</w:t>
+        <w:t>(1)</w:t>
+      </w:r>
+      <w:r>
+        <w:rPr>
+          <w:rFonts w:ascii="돋움체" w:eastAsia="돋움체" w:cs="돋움체"/>
+          <w:color w:val="000000"/>
+          <w:kern w:val="0"/>
+          <w:sz w:val="19"/>
+          <w:szCs w:val="19"/>
+        </w:rPr>
+        <w:t>{</w:t>
+      </w:r>
+      <w:proofErr w:type="spellStart"/>
+      <w:r>
+        <w:rPr>
+          <w:rFonts w:ascii="돋움체" w:eastAsia="돋움체" w:cs="돋움체"/>
+          <w:color w:val="FF0000"/>
+          <w:kern w:val="0"/>
+          <w:sz w:val="19"/>
+          <w:szCs w:val="19"/>
+        </w:rPr>
+        <w:t>background-color</w:t>
+      </w:r>
+      <w:r>
+        <w:rPr>
+          <w:rFonts w:ascii="돋움체" w:eastAsia="돋움체" w:cs="돋움체"/>
+          <w:color w:val="000000"/>
+          <w:kern w:val="0"/>
+          <w:sz w:val="19"/>
+          <w:szCs w:val="19"/>
+        </w:rPr>
+        <w:t>:</w:t>
+      </w:r>
+      <w:r>
+        <w:rPr>
+          <w:rFonts w:ascii="돋움체" w:eastAsia="돋움체" w:cs="돋움체"/>
+          <w:color w:val="0000FF"/>
+          <w:kern w:val="0"/>
+          <w:sz w:val="19"/>
+          <w:szCs w:val="19"/>
+        </w:rPr>
+        <w:t>yellow</w:t>
       </w:r>
       <w:proofErr w:type="spellEnd"/>
       <w:r>
         <w:rPr>
           <w:rFonts w:ascii="돋움체" w:eastAsia="돋움체" w:cs="돋움체"/>
-          <w:color w:val="800000"/>
-          <w:kern w:val="0"/>
-          <w:sz w:val="19"/>
-          <w:szCs w:val="19"/>
-        </w:rPr>
-        <w:t>(1)</w:t>
-      </w:r>
-      <w:r>
-        <w:rPr>
-          <w:rFonts w:ascii="돋움체" w:eastAsia="돋움체" w:cs="돋움체"/>
-          <w:color w:val="000000"/>
-          <w:kern w:val="0"/>
-          <w:sz w:val="19"/>
-          <w:szCs w:val="19"/>
-        </w:rPr>
-        <w:t>{</w:t>
-      </w:r>
-      <w:proofErr w:type="spellStart"/>
-      <w:proofErr w:type="gramEnd"/>
-      <w:r>
-        <w:rPr>
-          <w:rFonts w:ascii="돋움체" w:eastAsia="돋움체" w:cs="돋움체"/>
-          <w:color w:val="FF0000"/>
-          <w:kern w:val="0"/>
-          <w:sz w:val="19"/>
-          <w:szCs w:val="19"/>
-        </w:rPr>
-        <w:t>background-</w:t>
-      </w:r>
-      <w:proofErr w:type="gramStart"/>
-      <w:r>
-        <w:rPr>
-          <w:rFonts w:ascii="돋움체" w:eastAsia="돋움체" w:cs="돋움체"/>
-          <w:color w:val="FF0000"/>
-          <w:kern w:val="0"/>
-          <w:sz w:val="19"/>
-          <w:szCs w:val="19"/>
-        </w:rPr>
-        <w:t>color</w:t>
-      </w:r>
-      <w:r>
-        <w:rPr>
-          <w:rFonts w:ascii="돋움체" w:eastAsia="돋움체" w:cs="돋움체"/>
-          <w:color w:val="000000"/>
-          <w:kern w:val="0"/>
-          <w:sz w:val="19"/>
-          <w:szCs w:val="19"/>
-        </w:rPr>
-        <w:t>:</w:t>
-      </w:r>
-      <w:r>
-        <w:rPr>
-          <w:rFonts w:ascii="돋움체" w:eastAsia="돋움체" w:cs="돋움체"/>
-          <w:color w:val="0000FF"/>
-          <w:kern w:val="0"/>
-          <w:sz w:val="19"/>
-          <w:szCs w:val="19"/>
-        </w:rPr>
-        <w:t>yellow</w:t>
-      </w:r>
-      <w:proofErr w:type="spellEnd"/>
-      <w:r>
-        <w:rPr>
-          <w:rFonts w:ascii="돋움체" w:eastAsia="돋움체" w:cs="돋움체"/>
           <w:color w:val="000000"/>
           <w:kern w:val="0"/>
           <w:sz w:val="19"/>
@@ -25612,7 +24017,6 @@
         </w:rPr>
         <w:t>; }</w:t>
       </w:r>
-      <w:proofErr w:type="gramEnd"/>
     </w:p>
     <w:p>
       <w:pPr>
@@ -25640,7 +24044,6 @@
         <w:t xml:space="preserve">    </w:t>
       </w:r>
       <w:proofErr w:type="spellStart"/>
-      <w:proofErr w:type="gramStart"/>
       <w:r>
         <w:rPr>
           <w:rFonts w:ascii="돋움체" w:eastAsia="돋움체" w:cs="돋움체"/>
@@ -25649,9 +24052,9 @@
           <w:sz w:val="19"/>
           <w:szCs w:val="19"/>
         </w:rPr>
-        <w:t>div:nth</w:t>
-      </w:r>
-      <w:proofErr w:type="gramEnd"/>
+        <w:t>div:nth-child</w:t>
+      </w:r>
+      <w:proofErr w:type="spellEnd"/>
       <w:r>
         <w:rPr>
           <w:rFonts w:ascii="돋움체" w:eastAsia="돋움체" w:cs="돋움체"/>
@@ -25660,42 +24063,61 @@
           <w:sz w:val="19"/>
           <w:szCs w:val="19"/>
         </w:rPr>
-        <w:t>-</w:t>
-      </w:r>
-      <w:proofErr w:type="gramStart"/>
-      <w:r>
-        <w:rPr>
-          <w:rFonts w:ascii="돋움체" w:eastAsia="돋움체" w:cs="돋움체"/>
-          <w:color w:val="800000"/>
-          <w:kern w:val="0"/>
-          <w:sz w:val="19"/>
-          <w:szCs w:val="19"/>
-        </w:rPr>
-        <w:t>child</w:t>
+        <w:t>(2)</w:t>
+      </w:r>
+      <w:r>
+        <w:rPr>
+          <w:rFonts w:ascii="돋움체" w:eastAsia="돋움체" w:cs="돋움체"/>
+          <w:color w:val="000000"/>
+          <w:kern w:val="0"/>
+          <w:sz w:val="19"/>
+          <w:szCs w:val="19"/>
+        </w:rPr>
+        <w:t>{</w:t>
+      </w:r>
+      <w:proofErr w:type="spellStart"/>
+      <w:r>
+        <w:rPr>
+          <w:rFonts w:ascii="돋움체" w:eastAsia="돋움체" w:cs="돋움체"/>
+          <w:color w:val="FF0000"/>
+          <w:kern w:val="0"/>
+          <w:sz w:val="19"/>
+          <w:szCs w:val="19"/>
+        </w:rPr>
+        <w:t>background-color</w:t>
+      </w:r>
+      <w:r>
+        <w:rPr>
+          <w:rFonts w:ascii="돋움체" w:eastAsia="돋움체" w:cs="돋움체"/>
+          <w:color w:val="000000"/>
+          <w:kern w:val="0"/>
+          <w:sz w:val="19"/>
+          <w:szCs w:val="19"/>
+        </w:rPr>
+        <w:t>:</w:t>
+      </w:r>
+      <w:r>
+        <w:rPr>
+          <w:rFonts w:ascii="돋움체" w:eastAsia="돋움체" w:cs="돋움체"/>
+          <w:color w:val="0000FF"/>
+          <w:kern w:val="0"/>
+          <w:sz w:val="19"/>
+          <w:szCs w:val="19"/>
+        </w:rPr>
+        <w:t>green</w:t>
       </w:r>
       <w:proofErr w:type="spellEnd"/>
       <w:r>
         <w:rPr>
           <w:rFonts w:ascii="돋움체" w:eastAsia="돋움체" w:cs="돋움체"/>
-          <w:color w:val="800000"/>
-          <w:kern w:val="0"/>
-          <w:sz w:val="19"/>
-          <w:szCs w:val="19"/>
-        </w:rPr>
-        <w:t>(2)</w:t>
-      </w:r>
-      <w:r>
-        <w:rPr>
-          <w:rFonts w:ascii="돋움체" w:eastAsia="돋움체" w:cs="돋움체"/>
-          <w:color w:val="000000"/>
-          <w:kern w:val="0"/>
-          <w:sz w:val="19"/>
-          <w:szCs w:val="19"/>
-        </w:rPr>
-        <w:t>{</w:t>
+          <w:color w:val="000000"/>
+          <w:kern w:val="0"/>
+          <w:sz w:val="19"/>
+          <w:szCs w:val="19"/>
+        </w:rPr>
+        <w:t xml:space="preserve">; </w:t>
       </w:r>
       <w:proofErr w:type="spellStart"/>
-      <w:proofErr w:type="gramEnd"/>
       <w:r>
         <w:rPr>
           <w:rFonts w:ascii="돋움체" w:eastAsia="돋움체" w:cs="돋움체"/>
@@ -25704,18 +24126,7 @@
           <w:sz w:val="19"/>
           <w:szCs w:val="19"/>
         </w:rPr>
-        <w:t>background-</w:t>
-      </w:r>
-      <w:proofErr w:type="gramStart"/>
-      <w:r>
-        <w:rPr>
-          <w:rFonts w:ascii="돋움체" w:eastAsia="돋움체" w:cs="돋움체"/>
-          <w:color w:val="FF0000"/>
-          <w:kern w:val="0"/>
-          <w:sz w:val="19"/>
-          <w:szCs w:val="19"/>
-        </w:rPr>
-        <w:t>color</w:t>
+        <w:t>box-sizing</w:t>
       </w:r>
       <w:r>
         <w:rPr>
@@ -25735,72 +24146,7 @@
           <w:sz w:val="19"/>
           <w:szCs w:val="19"/>
         </w:rPr>
-        <w:t>green</w:t>
-      </w:r>
-      <w:proofErr w:type="spellEnd"/>
-      <w:proofErr w:type="gramEnd"/>
-      <w:r>
-        <w:rPr>
-          <w:rFonts w:ascii="돋움체" w:eastAsia="돋움체" w:cs="돋움체"/>
-          <w:color w:val="000000"/>
-          <w:kern w:val="0"/>
-          <w:sz w:val="19"/>
-          <w:szCs w:val="19"/>
-        </w:rPr>
-        <w:t xml:space="preserve">; </w:t>
-      </w:r>
-      <w:proofErr w:type="spellStart"/>
-      <w:r>
-        <w:rPr>
-          <w:rFonts w:ascii="돋움체" w:eastAsia="돋움체" w:cs="돋움체"/>
-          <w:color w:val="FF0000"/>
-          <w:kern w:val="0"/>
-          <w:sz w:val="19"/>
-          <w:szCs w:val="19"/>
-        </w:rPr>
-        <w:t>box-</w:t>
-      </w:r>
-      <w:proofErr w:type="gramStart"/>
-      <w:r>
-        <w:rPr>
-          <w:rFonts w:ascii="돋움체" w:eastAsia="돋움체" w:cs="돋움체"/>
-          <w:color w:val="FF0000"/>
-          <w:kern w:val="0"/>
-          <w:sz w:val="19"/>
-          <w:szCs w:val="19"/>
-        </w:rPr>
-        <w:t>sizing</w:t>
-      </w:r>
-      <w:r>
-        <w:rPr>
-          <w:rFonts w:ascii="돋움체" w:eastAsia="돋움체" w:cs="돋움체"/>
-          <w:color w:val="000000"/>
-          <w:kern w:val="0"/>
-          <w:sz w:val="19"/>
-          <w:szCs w:val="19"/>
-        </w:rPr>
-        <w:t>:</w:t>
-      </w:r>
-      <w:r>
-        <w:rPr>
-          <w:rFonts w:ascii="돋움체" w:eastAsia="돋움체" w:cs="돋움체"/>
-          <w:color w:val="0000FF"/>
-          <w:kern w:val="0"/>
-          <w:sz w:val="19"/>
-          <w:szCs w:val="19"/>
-        </w:rPr>
-        <w:t>border</w:t>
-      </w:r>
-      <w:proofErr w:type="gramEnd"/>
-      <w:r>
-        <w:rPr>
-          <w:rFonts w:ascii="돋움체" w:eastAsia="돋움체" w:cs="돋움체"/>
-          <w:color w:val="0000FF"/>
-          <w:kern w:val="0"/>
-          <w:sz w:val="19"/>
-          <w:szCs w:val="19"/>
-        </w:rPr>
-        <w:t>-box</w:t>
+        <w:t>border-box</w:t>
       </w:r>
       <w:proofErr w:type="spellEnd"/>
       <w:r>
@@ -25840,7 +24186,6 @@
         <w:t xml:space="preserve">    </w:t>
       </w:r>
       <w:proofErr w:type="spellStart"/>
-      <w:proofErr w:type="gramStart"/>
       <w:r>
         <w:rPr>
           <w:rFonts w:ascii="돋움체" w:eastAsia="돋움체" w:cs="돋움체"/>
@@ -25849,9 +24194,9 @@
           <w:sz w:val="19"/>
           <w:szCs w:val="19"/>
         </w:rPr>
-        <w:t>div:nth</w:t>
-      </w:r>
-      <w:proofErr w:type="gramEnd"/>
+        <w:t>div:nth-child</w:t>
+      </w:r>
+      <w:proofErr w:type="spellEnd"/>
       <w:r>
         <w:rPr>
           <w:rFonts w:ascii="돋움체" w:eastAsia="돋움체" w:cs="돋움체"/>
@@ -25860,125 +24205,90 @@
           <w:sz w:val="19"/>
           <w:szCs w:val="19"/>
         </w:rPr>
-        <w:t>-</w:t>
-      </w:r>
-      <w:proofErr w:type="gramStart"/>
-      <w:r>
-        <w:rPr>
-          <w:rFonts w:ascii="돋움체" w:eastAsia="돋움체" w:cs="돋움체"/>
-          <w:color w:val="800000"/>
-          <w:kern w:val="0"/>
-          <w:sz w:val="19"/>
-          <w:szCs w:val="19"/>
-        </w:rPr>
-        <w:t>child</w:t>
+        <w:t>(3)</w:t>
+      </w:r>
+      <w:r>
+        <w:rPr>
+          <w:rFonts w:ascii="돋움체" w:eastAsia="돋움체" w:cs="돋움체"/>
+          <w:color w:val="000000"/>
+          <w:kern w:val="0"/>
+          <w:sz w:val="19"/>
+          <w:szCs w:val="19"/>
+        </w:rPr>
+        <w:t>{</w:t>
+      </w:r>
+      <w:r>
+        <w:rPr>
+          <w:rFonts w:ascii="돋움체" w:eastAsia="돋움체" w:cs="돋움체"/>
+          <w:color w:val="FF0000"/>
+          <w:kern w:val="0"/>
+          <w:sz w:val="19"/>
+          <w:szCs w:val="19"/>
+        </w:rPr>
+        <w:t>border</w:t>
+      </w:r>
+      <w:r>
+        <w:rPr>
+          <w:rFonts w:ascii="돋움체" w:eastAsia="돋움체" w:cs="돋움체"/>
+          <w:color w:val="000000"/>
+          <w:kern w:val="0"/>
+          <w:sz w:val="19"/>
+          <w:szCs w:val="19"/>
+        </w:rPr>
+        <w:t>:</w:t>
+      </w:r>
+      <w:r>
+        <w:rPr>
+          <w:rFonts w:ascii="돋움체" w:eastAsia="돋움체" w:cs="돋움체"/>
+          <w:color w:val="0000FF"/>
+          <w:kern w:val="0"/>
+          <w:sz w:val="19"/>
+          <w:szCs w:val="19"/>
+        </w:rPr>
+        <w:t>0</w:t>
+      </w:r>
+      <w:r>
+        <w:rPr>
+          <w:rFonts w:ascii="돋움체" w:eastAsia="돋움체" w:cs="돋움체"/>
+          <w:color w:val="000000"/>
+          <w:kern w:val="0"/>
+          <w:sz w:val="19"/>
+          <w:szCs w:val="19"/>
+        </w:rPr>
+        <w:t xml:space="preserve">; </w:t>
+      </w:r>
+      <w:proofErr w:type="spellStart"/>
+      <w:r>
+        <w:rPr>
+          <w:rFonts w:ascii="돋움체" w:eastAsia="돋움체" w:cs="돋움체"/>
+          <w:color w:val="FF0000"/>
+          <w:kern w:val="0"/>
+          <w:sz w:val="19"/>
+          <w:szCs w:val="19"/>
+        </w:rPr>
+        <w:t>background-color</w:t>
+      </w:r>
+      <w:r>
+        <w:rPr>
+          <w:rFonts w:ascii="돋움체" w:eastAsia="돋움체" w:cs="돋움체"/>
+          <w:color w:val="000000"/>
+          <w:kern w:val="0"/>
+          <w:sz w:val="19"/>
+          <w:szCs w:val="19"/>
+        </w:rPr>
+        <w:t>:</w:t>
+      </w:r>
+      <w:r>
+        <w:rPr>
+          <w:rFonts w:ascii="돋움체" w:eastAsia="돋움체" w:cs="돋움체"/>
+          <w:color w:val="0000FF"/>
+          <w:kern w:val="0"/>
+          <w:sz w:val="19"/>
+          <w:szCs w:val="19"/>
+        </w:rPr>
+        <w:t>blue</w:t>
       </w:r>
       <w:proofErr w:type="spellEnd"/>
-      <w:r>
-        <w:rPr>
-          <w:rFonts w:ascii="돋움체" w:eastAsia="돋움체" w:cs="돋움체"/>
-          <w:color w:val="800000"/>
-          <w:kern w:val="0"/>
-          <w:sz w:val="19"/>
-          <w:szCs w:val="19"/>
-        </w:rPr>
-        <w:t>(3)</w:t>
-      </w:r>
-      <w:r>
-        <w:rPr>
-          <w:rFonts w:ascii="돋움체" w:eastAsia="돋움체" w:cs="돋움체"/>
-          <w:color w:val="000000"/>
-          <w:kern w:val="0"/>
-          <w:sz w:val="19"/>
-          <w:szCs w:val="19"/>
-        </w:rPr>
-        <w:t>{</w:t>
-      </w:r>
-      <w:proofErr w:type="gramEnd"/>
-      <w:r>
-        <w:rPr>
-          <w:rFonts w:ascii="돋움체" w:eastAsia="돋움체" w:cs="돋움체"/>
-          <w:color w:val="FF0000"/>
-          <w:kern w:val="0"/>
-          <w:sz w:val="19"/>
-          <w:szCs w:val="19"/>
-        </w:rPr>
-        <w:t>border</w:t>
-      </w:r>
-      <w:r>
-        <w:rPr>
-          <w:rFonts w:ascii="돋움체" w:eastAsia="돋움체" w:cs="돋움체"/>
-          <w:color w:val="000000"/>
-          <w:kern w:val="0"/>
-          <w:sz w:val="19"/>
-          <w:szCs w:val="19"/>
-        </w:rPr>
-        <w:t>:</w:t>
-      </w:r>
-      <w:r>
-        <w:rPr>
-          <w:rFonts w:ascii="돋움체" w:eastAsia="돋움체" w:cs="돋움체"/>
-          <w:color w:val="0000FF"/>
-          <w:kern w:val="0"/>
-          <w:sz w:val="19"/>
-          <w:szCs w:val="19"/>
-        </w:rPr>
-        <w:t>0</w:t>
-      </w:r>
-      <w:r>
-        <w:rPr>
-          <w:rFonts w:ascii="돋움체" w:eastAsia="돋움체" w:cs="돋움체"/>
-          <w:color w:val="000000"/>
-          <w:kern w:val="0"/>
-          <w:sz w:val="19"/>
-          <w:szCs w:val="19"/>
-        </w:rPr>
-        <w:t xml:space="preserve">; </w:t>
-      </w:r>
-      <w:proofErr w:type="spellStart"/>
-      <w:r>
-        <w:rPr>
-          <w:rFonts w:ascii="돋움체" w:eastAsia="돋움체" w:cs="돋움체"/>
-          <w:color w:val="FF0000"/>
-          <w:kern w:val="0"/>
-          <w:sz w:val="19"/>
-          <w:szCs w:val="19"/>
-        </w:rPr>
-        <w:t>background-</w:t>
-      </w:r>
-      <w:proofErr w:type="gramStart"/>
-      <w:r>
-        <w:rPr>
-          <w:rFonts w:ascii="돋움체" w:eastAsia="돋움체" w:cs="돋움체"/>
-          <w:color w:val="FF0000"/>
-          <w:kern w:val="0"/>
-          <w:sz w:val="19"/>
-          <w:szCs w:val="19"/>
-        </w:rPr>
-        <w:t>color</w:t>
-      </w:r>
-      <w:r>
-        <w:rPr>
-          <w:rFonts w:ascii="돋움체" w:eastAsia="돋움체" w:cs="돋움체"/>
-          <w:color w:val="000000"/>
-          <w:kern w:val="0"/>
-          <w:sz w:val="19"/>
-          <w:szCs w:val="19"/>
-        </w:rPr>
-        <w:t>:</w:t>
-      </w:r>
-      <w:r>
-        <w:rPr>
-          <w:rFonts w:ascii="돋움체" w:eastAsia="돋움체" w:cs="돋움체"/>
-          <w:color w:val="0000FF"/>
-          <w:kern w:val="0"/>
-          <w:sz w:val="19"/>
-          <w:szCs w:val="19"/>
-        </w:rPr>
-        <w:t>blue</w:t>
-      </w:r>
-      <w:proofErr w:type="spellEnd"/>
-      <w:proofErr w:type="gramEnd"/>
       <w:r>
         <w:rPr>
           <w:rFonts w:ascii="돋움체" w:eastAsia="돋움체" w:cs="돋움체"/>
@@ -26016,7 +24326,6 @@
         <w:t xml:space="preserve">    </w:t>
       </w:r>
       <w:proofErr w:type="spellStart"/>
-      <w:proofErr w:type="gramStart"/>
       <w:r>
         <w:rPr>
           <w:rFonts w:ascii="돋움체" w:eastAsia="돋움체" w:cs="돋움체"/>
@@ -26025,18 +24334,7 @@
           <w:sz w:val="19"/>
           <w:szCs w:val="19"/>
         </w:rPr>
-        <w:t>div:last</w:t>
-      </w:r>
-      <w:proofErr w:type="gramEnd"/>
-      <w:r>
-        <w:rPr>
-          <w:rFonts w:ascii="돋움체" w:eastAsia="돋움체" w:cs="돋움체"/>
-          <w:color w:val="800000"/>
-          <w:kern w:val="0"/>
-          <w:sz w:val="19"/>
-          <w:szCs w:val="19"/>
-        </w:rPr>
-        <w:t>-child</w:t>
+        <w:t>div:last-child</w:t>
       </w:r>
       <w:proofErr w:type="spellEnd"/>
       <w:r>
@@ -26083,29 +24381,7 @@
           <w:sz w:val="19"/>
           <w:szCs w:val="19"/>
         </w:rPr>
-        <w:t xml:space="preserve">/*width:600px; margin:0 </w:t>
-      </w:r>
-      <w:proofErr w:type="gramStart"/>
-      <w:r>
-        <w:rPr>
-          <w:rFonts w:ascii="돋움체" w:eastAsia="돋움체" w:cs="돋움체"/>
-          <w:color w:val="006400"/>
-          <w:kern w:val="0"/>
-          <w:sz w:val="19"/>
-          <w:szCs w:val="19"/>
-        </w:rPr>
-        <w:t>auto;*</w:t>
-      </w:r>
-      <w:proofErr w:type="gramEnd"/>
-      <w:r>
-        <w:rPr>
-          <w:rFonts w:ascii="돋움체" w:eastAsia="돋움체" w:cs="돋움체"/>
-          <w:color w:val="006400"/>
-          <w:kern w:val="0"/>
-          <w:sz w:val="19"/>
-          <w:szCs w:val="19"/>
-        </w:rPr>
-        <w:t>/</w:t>
+        <w:t>/*width:600px; margin:0 auto;*/</w:t>
       </w:r>
     </w:p>
     <w:p>
@@ -26332,7 +24608,6 @@
         <w:t xml:space="preserve">    </w:t>
       </w:r>
       <w:proofErr w:type="spellStart"/>
-      <w:proofErr w:type="gramStart"/>
       <w:r>
         <w:rPr>
           <w:rFonts w:ascii="돋움체" w:eastAsia="돋움체" w:cs="돋움체"/>
@@ -26341,9 +24616,19 @@
           <w:sz w:val="19"/>
           <w:szCs w:val="19"/>
         </w:rPr>
-        <w:t>div:last</w:t>
-      </w:r>
-      <w:proofErr w:type="gramEnd"/>
+        <w:t>div:last-child</w:t>
+      </w:r>
+      <w:proofErr w:type="spellEnd"/>
+      <w:r>
+        <w:rPr>
+          <w:rFonts w:ascii="돋움체" w:eastAsia="돋움체" w:cs="돋움체"/>
+          <w:color w:val="000000"/>
+          <w:kern w:val="0"/>
+          <w:sz w:val="19"/>
+          <w:szCs w:val="19"/>
+        </w:rPr>
+        <w:t xml:space="preserve"> </w:t>
+      </w:r>
       <w:r>
         <w:rPr>
           <w:rFonts w:ascii="돋움체" w:eastAsia="돋움체" w:cs="돋움체"/>
@@ -26352,28 +24637,6 @@
           <w:sz w:val="19"/>
           <w:szCs w:val="19"/>
         </w:rPr>
-        <w:t>-child</w:t>
-      </w:r>
-      <w:proofErr w:type="spellEnd"/>
-      <w:r>
-        <w:rPr>
-          <w:rFonts w:ascii="돋움체" w:eastAsia="돋움체" w:cs="돋움체"/>
-          <w:color w:val="000000"/>
-          <w:kern w:val="0"/>
-          <w:sz w:val="19"/>
-          <w:szCs w:val="19"/>
-        </w:rPr>
-        <w:t xml:space="preserve"> </w:t>
-      </w:r>
-      <w:proofErr w:type="gramStart"/>
-      <w:r>
-        <w:rPr>
-          <w:rFonts w:ascii="돋움체" w:eastAsia="돋움체" w:cs="돋움체"/>
-          <w:color w:val="800000"/>
-          <w:kern w:val="0"/>
-          <w:sz w:val="19"/>
-          <w:szCs w:val="19"/>
-        </w:rPr>
         <w:t>ul</w:t>
       </w:r>
       <w:r>
@@ -26397,7 +24660,6 @@
         </w:rPr>
         <w:t>overflow</w:t>
       </w:r>
-      <w:proofErr w:type="gramEnd"/>
       <w:r>
         <w:rPr>
           <w:rFonts w:ascii="돋움체" w:eastAsia="돋움체" w:cs="돋움체"/>
@@ -26456,7 +24718,6 @@
         <w:t xml:space="preserve">    </w:t>
       </w:r>
       <w:proofErr w:type="spellStart"/>
-      <w:proofErr w:type="gramStart"/>
       <w:r>
         <w:rPr>
           <w:rFonts w:ascii="돋움체" w:eastAsia="돋움체" w:cs="돋움체"/>
@@ -26465,9 +24726,19 @@
           <w:sz w:val="19"/>
           <w:szCs w:val="19"/>
         </w:rPr>
-        <w:t>div:last</w:t>
-      </w:r>
-      <w:proofErr w:type="gramEnd"/>
+        <w:t>div:last-child</w:t>
+      </w:r>
+      <w:proofErr w:type="spellEnd"/>
+      <w:r>
+        <w:rPr>
+          <w:rFonts w:ascii="돋움체" w:eastAsia="돋움체" w:cs="돋움체"/>
+          <w:color w:val="000000"/>
+          <w:kern w:val="0"/>
+          <w:sz w:val="19"/>
+          <w:szCs w:val="19"/>
+        </w:rPr>
+        <w:t xml:space="preserve"> </w:t>
+      </w:r>
       <w:r>
         <w:rPr>
           <w:rFonts w:ascii="돋움체" w:eastAsia="돋움체" w:cs="돋움체"/>
@@ -26476,9 +24747,8 @@
           <w:sz w:val="19"/>
           <w:szCs w:val="19"/>
         </w:rPr>
-        <w:t>-child</w:t>
-      </w:r>
-      <w:proofErr w:type="spellEnd"/>
+        <w:t>ul</w:t>
+      </w:r>
       <w:r>
         <w:rPr>
           <w:rFonts w:ascii="돋움체" w:eastAsia="돋움체" w:cs="돋움체"/>
@@ -26497,27 +24767,6 @@
           <w:sz w:val="19"/>
           <w:szCs w:val="19"/>
         </w:rPr>
-        <w:t>ul</w:t>
-      </w:r>
-      <w:r>
-        <w:rPr>
-          <w:rFonts w:ascii="돋움체" w:eastAsia="돋움체" w:cs="돋움체"/>
-          <w:color w:val="000000"/>
-          <w:kern w:val="0"/>
-          <w:sz w:val="19"/>
-          <w:szCs w:val="19"/>
-        </w:rPr>
-        <w:t xml:space="preserve"> </w:t>
-      </w:r>
-      <w:proofErr w:type="gramStart"/>
-      <w:r>
-        <w:rPr>
-          <w:rFonts w:ascii="돋움체" w:eastAsia="돋움체" w:cs="돋움체"/>
-          <w:color w:val="800000"/>
-          <w:kern w:val="0"/>
-          <w:sz w:val="19"/>
-          <w:szCs w:val="19"/>
-        </w:rPr>
         <w:t>li</w:t>
       </w:r>
       <w:r>
@@ -26530,7 +24779,6 @@
         </w:rPr>
         <w:t>{</w:t>
       </w:r>
-      <w:proofErr w:type="gramEnd"/>
     </w:p>
     <w:p>
       <w:pPr>
@@ -26558,7 +24806,6 @@
         <w:t xml:space="preserve">      </w:t>
       </w:r>
       <w:proofErr w:type="spellStart"/>
-      <w:proofErr w:type="gramStart"/>
       <w:r>
         <w:rPr>
           <w:rFonts w:ascii="돋움체" w:eastAsia="돋움체" w:cs="돋움체"/>
@@ -26590,7 +24837,6 @@
         <w:t>left</w:t>
       </w:r>
       <w:proofErr w:type="spellEnd"/>
-      <w:proofErr w:type="gramEnd"/>
       <w:r>
         <w:rPr>
           <w:rFonts w:ascii="돋움체" w:eastAsia="돋움체" w:cs="돋움체"/>
@@ -26636,18 +24882,7 @@
           <w:sz w:val="19"/>
           <w:szCs w:val="19"/>
         </w:rPr>
-        <w:t>list-</w:t>
-      </w:r>
-      <w:proofErr w:type="gramStart"/>
-      <w:r>
-        <w:rPr>
-          <w:rFonts w:ascii="돋움체" w:eastAsia="돋움체" w:cs="돋움체"/>
-          <w:color w:val="FF0000"/>
-          <w:kern w:val="0"/>
-          <w:sz w:val="19"/>
-          <w:szCs w:val="19"/>
-        </w:rPr>
-        <w:t>style</w:t>
+        <w:t>list-style</w:t>
       </w:r>
       <w:r>
         <w:rPr>
@@ -26670,7 +24905,6 @@
         <w:t>none</w:t>
       </w:r>
       <w:proofErr w:type="spellEnd"/>
-      <w:proofErr w:type="gramEnd"/>
       <w:r>
         <w:rPr>
           <w:rFonts w:ascii="돋움체" w:eastAsia="돋움체" w:cs="돋움체"/>
@@ -26848,18 +25082,7 @@
           <w:sz w:val="19"/>
           <w:szCs w:val="19"/>
         </w:rPr>
-        <w:t>text-</w:t>
-      </w:r>
-      <w:proofErr w:type="gramStart"/>
-      <w:r>
-        <w:rPr>
-          <w:rFonts w:ascii="돋움체" w:eastAsia="돋움체" w:cs="돋움체"/>
-          <w:color w:val="FF0000"/>
-          <w:kern w:val="0"/>
-          <w:sz w:val="19"/>
-          <w:szCs w:val="19"/>
-        </w:rPr>
-        <w:t>align</w:t>
+        <w:t>text-align</w:t>
       </w:r>
       <w:r>
         <w:rPr>
@@ -26882,7 +25105,6 @@
         <w:t>center</w:t>
       </w:r>
       <w:proofErr w:type="spellEnd"/>
-      <w:proofErr w:type="gramEnd"/>
       <w:r>
         <w:rPr>
           <w:rFonts w:ascii="돋움체" w:eastAsia="돋움체" w:cs="돋움체"/>
@@ -26928,18 +25150,7 @@
           <w:sz w:val="19"/>
           <w:szCs w:val="19"/>
         </w:rPr>
-        <w:t>background-</w:t>
-      </w:r>
-      <w:proofErr w:type="gramStart"/>
-      <w:r>
-        <w:rPr>
-          <w:rFonts w:ascii="돋움체" w:eastAsia="돋움체" w:cs="돋움체"/>
-          <w:color w:val="FF0000"/>
-          <w:kern w:val="0"/>
-          <w:sz w:val="19"/>
-          <w:szCs w:val="19"/>
-        </w:rPr>
-        <w:t>color</w:t>
+        <w:t>background-color</w:t>
       </w:r>
       <w:r>
         <w:rPr>
@@ -26962,7 +25173,6 @@
         <w:t>pink</w:t>
       </w:r>
       <w:proofErr w:type="spellEnd"/>
-      <w:proofErr w:type="gramEnd"/>
       <w:r>
         <w:rPr>
           <w:rFonts w:ascii="돋움체" w:eastAsia="돋움체" w:cs="돋움체"/>
@@ -27292,18 +25502,7 @@
           <w:sz w:val="19"/>
           <w:szCs w:val="19"/>
         </w:rPr>
-        <w:t>text-</w:t>
-      </w:r>
-      <w:proofErr w:type="gramStart"/>
-      <w:r>
-        <w:rPr>
-          <w:rFonts w:ascii="돋움체" w:eastAsia="돋움체" w:cs="돋움체"/>
-          <w:color w:val="FF0000"/>
-          <w:kern w:val="0"/>
-          <w:sz w:val="19"/>
-          <w:szCs w:val="19"/>
-        </w:rPr>
-        <w:t>decoration</w:t>
+        <w:t>text-decoration</w:t>
       </w:r>
       <w:r>
         <w:rPr>
@@ -27326,7 +25525,6 @@
         <w:t>none</w:t>
       </w:r>
       <w:proofErr w:type="spellEnd"/>
-      <w:proofErr w:type="gramEnd"/>
       <w:r>
         <w:rPr>
           <w:rFonts w:ascii="돋움체" w:eastAsia="돋움체" w:cs="돋움체"/>
@@ -27364,7 +25562,6 @@
         <w:t xml:space="preserve">      </w:t>
       </w:r>
       <w:proofErr w:type="spellStart"/>
-      <w:proofErr w:type="gramStart"/>
       <w:r>
         <w:rPr>
           <w:rFonts w:ascii="돋움체" w:eastAsia="돋움체" w:cs="돋움체"/>
@@ -27396,7 +25593,6 @@
         <w:t>black</w:t>
       </w:r>
       <w:proofErr w:type="spellEnd"/>
-      <w:proofErr w:type="gramEnd"/>
       <w:r>
         <w:rPr>
           <w:rFonts w:ascii="돋움체" w:eastAsia="돋움체" w:cs="돋움체"/>
@@ -28658,21 +26854,7 @@
         <w:rPr>
           <w:rFonts w:hint="eastAsia"/>
         </w:rPr>
-        <w:t xml:space="preserve">글자 관련된 </w:t>
-      </w:r>
-      <w:proofErr w:type="gramStart"/>
-      <w:r>
-        <w:rPr>
-          <w:rFonts w:hint="eastAsia"/>
-        </w:rPr>
-        <w:t>속성들 :</w:t>
-      </w:r>
-      <w:proofErr w:type="gramEnd"/>
-      <w:r>
-        <w:rPr>
-          <w:rFonts w:hint="eastAsia"/>
-        </w:rPr>
-        <w:t xml:space="preserve"> </w:t>
+        <w:t xml:space="preserve">글자 관련된 속성들 : </w:t>
       </w:r>
       <w:r>
         <w:t>font-family</w:t>
@@ -29297,7 +27479,6 @@
         </w:rPr>
         <w:tab/>
       </w:r>
-      <w:proofErr w:type="gramStart"/>
       <w:r>
         <w:rPr>
           <w:rFonts w:ascii="돋움체" w:hAnsi="돋움체" w:cs="돋움체"/>
@@ -29318,7 +27499,6 @@
         </w:rPr>
         <w:t>{</w:t>
       </w:r>
-      <w:proofErr w:type="gramEnd"/>
       <w:r>
         <w:rPr>
           <w:rFonts w:ascii="돋움체" w:hAnsi="돋움체" w:cs="돋움체"/>
@@ -29456,7 +27636,6 @@
         <w:tab/>
       </w:r>
       <w:proofErr w:type="spellStart"/>
-      <w:proofErr w:type="gramStart"/>
       <w:r>
         <w:rPr>
           <w:rFonts w:ascii="돋움체" w:hAnsi="돋움체" w:cs="돋움체"/>
@@ -29465,18 +27644,7 @@
           <w:sz w:val="19"/>
           <w:szCs w:val="19"/>
         </w:rPr>
-        <w:t>div:nth</w:t>
-      </w:r>
-      <w:proofErr w:type="gramEnd"/>
-      <w:r>
-        <w:rPr>
-          <w:rFonts w:ascii="돋움체" w:hAnsi="돋움체" w:cs="돋움체"/>
-          <w:color w:val="800000"/>
-          <w:kern w:val="0"/>
-          <w:sz w:val="19"/>
-          <w:szCs w:val="19"/>
-        </w:rPr>
-        <w:t>-child</w:t>
+        <w:t>div:nth-child</w:t>
       </w:r>
       <w:proofErr w:type="spellEnd"/>
       <w:r>
@@ -29598,7 +27766,6 @@
         <w:tab/>
       </w:r>
       <w:proofErr w:type="spellStart"/>
-      <w:proofErr w:type="gramStart"/>
       <w:r>
         <w:rPr>
           <w:rFonts w:ascii="돋움체" w:hAnsi="돋움체" w:cs="돋움체"/>
@@ -29607,9 +27774,9 @@
           <w:sz w:val="19"/>
           <w:szCs w:val="19"/>
         </w:rPr>
-        <w:t>div:nth</w:t>
-      </w:r>
-      <w:proofErr w:type="gramEnd"/>
+        <w:t>div:nth-child</w:t>
+      </w:r>
+      <w:proofErr w:type="spellEnd"/>
       <w:r>
         <w:rPr>
           <w:rFonts w:ascii="돋움체" w:hAnsi="돋움체" w:cs="돋움체"/>
@@ -29618,73 +27785,50 @@
           <w:sz w:val="19"/>
           <w:szCs w:val="19"/>
         </w:rPr>
-        <w:t>-child</w:t>
+        <w:t>(2)</w:t>
+      </w:r>
+      <w:r>
+        <w:rPr>
+          <w:rFonts w:ascii="돋움체" w:hAnsi="돋움체" w:cs="돋움체"/>
+          <w:color w:val="000000"/>
+          <w:kern w:val="0"/>
+          <w:sz w:val="19"/>
+          <w:szCs w:val="19"/>
+        </w:rPr>
+        <w:t>{</w:t>
+      </w:r>
+      <w:r>
+        <w:rPr>
+          <w:rFonts w:ascii="돋움체" w:hAnsi="돋움체" w:cs="돋움체"/>
+          <w:color w:val="FF0000"/>
+          <w:kern w:val="0"/>
+          <w:sz w:val="19"/>
+          <w:szCs w:val="19"/>
+        </w:rPr>
+        <w:t>font-family</w:t>
+      </w:r>
+      <w:r>
+        <w:rPr>
+          <w:rFonts w:ascii="돋움체" w:hAnsi="돋움체" w:cs="돋움체"/>
+          <w:color w:val="000000"/>
+          <w:kern w:val="0"/>
+          <w:sz w:val="19"/>
+          <w:szCs w:val="19"/>
+        </w:rPr>
+        <w:t>:</w:t>
+      </w:r>
+      <w:proofErr w:type="spellStart"/>
+      <w:r>
+        <w:rPr>
+          <w:rFonts w:ascii="돋움체" w:hAnsi="돋움체" w:cs="돋움체"/>
+          <w:color w:val="0000FF"/>
+          <w:kern w:val="0"/>
+          <w:sz w:val="19"/>
+          <w:szCs w:val="19"/>
+        </w:rPr>
+        <w:t>휴먼가는팸체</w:t>
       </w:r>
       <w:proofErr w:type="spellEnd"/>
-      <w:r>
-        <w:rPr>
-          <w:rFonts w:ascii="돋움체" w:hAnsi="돋움체" w:cs="돋움체"/>
-          <w:color w:val="800000"/>
-          <w:kern w:val="0"/>
-          <w:sz w:val="19"/>
-          <w:szCs w:val="19"/>
-        </w:rPr>
-        <w:t>(2)</w:t>
-      </w:r>
-      <w:r>
-        <w:rPr>
-          <w:rFonts w:ascii="돋움체" w:hAnsi="돋움체" w:cs="돋움체"/>
-          <w:color w:val="000000"/>
-          <w:kern w:val="0"/>
-          <w:sz w:val="19"/>
-          <w:szCs w:val="19"/>
-        </w:rPr>
-        <w:t>{</w:t>
-      </w:r>
-      <w:r>
-        <w:rPr>
-          <w:rFonts w:ascii="돋움체" w:hAnsi="돋움체" w:cs="돋움체"/>
-          <w:color w:val="FF0000"/>
-          <w:kern w:val="0"/>
-          <w:sz w:val="19"/>
-          <w:szCs w:val="19"/>
-        </w:rPr>
-        <w:t>font-</w:t>
-      </w:r>
-      <w:proofErr w:type="gramStart"/>
-      <w:r>
-        <w:rPr>
-          <w:rFonts w:ascii="돋움체" w:hAnsi="돋움체" w:cs="돋움체"/>
-          <w:color w:val="FF0000"/>
-          <w:kern w:val="0"/>
-          <w:sz w:val="19"/>
-          <w:szCs w:val="19"/>
-        </w:rPr>
-        <w:t>family</w:t>
-      </w:r>
-      <w:r>
-        <w:rPr>
-          <w:rFonts w:ascii="돋움체" w:hAnsi="돋움체" w:cs="돋움체"/>
-          <w:color w:val="000000"/>
-          <w:kern w:val="0"/>
-          <w:sz w:val="19"/>
-          <w:szCs w:val="19"/>
-        </w:rPr>
-        <w:t>:</w:t>
-      </w:r>
-      <w:proofErr w:type="spellStart"/>
-      <w:r>
-        <w:rPr>
-          <w:rFonts w:ascii="돋움체" w:hAnsi="돋움체" w:cs="돋움체"/>
-          <w:color w:val="0000FF"/>
-          <w:kern w:val="0"/>
-          <w:sz w:val="19"/>
-          <w:szCs w:val="19"/>
-        </w:rPr>
-        <w:t>휴먼가는팸체</w:t>
-      </w:r>
-      <w:proofErr w:type="spellEnd"/>
-      <w:proofErr w:type="gramEnd"/>
       <w:r>
         <w:rPr>
           <w:rFonts w:ascii="돋움체" w:hAnsi="돋움체" w:cs="돋움체"/>
@@ -30320,7 +28464,6 @@
         <w:tab/>
       </w:r>
       <w:proofErr w:type="spellStart"/>
-      <w:proofErr w:type="gramStart"/>
       <w:r>
         <w:rPr>
           <w:rFonts w:ascii="돋움체" w:hAnsi="돋움체" w:cs="돋움체"/>
@@ -30329,9 +28472,9 @@
           <w:sz w:val="19"/>
           <w:szCs w:val="19"/>
         </w:rPr>
-        <w:t>div:nth</w:t>
-      </w:r>
-      <w:proofErr w:type="gramEnd"/>
+        <w:t>div:nth-child</w:t>
+      </w:r>
+      <w:proofErr w:type="spellEnd"/>
       <w:r>
         <w:rPr>
           <w:rFonts w:ascii="돋움체" w:hAnsi="돋움체" w:cs="돋움체"/>
@@ -30340,73 +28483,50 @@
           <w:sz w:val="19"/>
           <w:szCs w:val="19"/>
         </w:rPr>
-        <w:t>-child</w:t>
+        <w:t>(3)</w:t>
+      </w:r>
+      <w:r>
+        <w:rPr>
+          <w:rFonts w:ascii="돋움체" w:hAnsi="돋움체" w:cs="돋움체"/>
+          <w:color w:val="000000"/>
+          <w:kern w:val="0"/>
+          <w:sz w:val="19"/>
+          <w:szCs w:val="19"/>
+        </w:rPr>
+        <w:t>{</w:t>
+      </w:r>
+      <w:r>
+        <w:rPr>
+          <w:rFonts w:ascii="돋움체" w:hAnsi="돋움체" w:cs="돋움체"/>
+          <w:color w:val="FF0000"/>
+          <w:kern w:val="0"/>
+          <w:sz w:val="19"/>
+          <w:szCs w:val="19"/>
+        </w:rPr>
+        <w:t>font-family</w:t>
+      </w:r>
+      <w:r>
+        <w:rPr>
+          <w:rFonts w:ascii="돋움체" w:hAnsi="돋움체" w:cs="돋움체"/>
+          <w:color w:val="000000"/>
+          <w:kern w:val="0"/>
+          <w:sz w:val="19"/>
+          <w:szCs w:val="19"/>
+        </w:rPr>
+        <w:t>:</w:t>
+      </w:r>
+      <w:proofErr w:type="spellStart"/>
+      <w:r>
+        <w:rPr>
+          <w:rFonts w:ascii="돋움체" w:hAnsi="돋움체" w:cs="돋움체"/>
+          <w:color w:val="0000FF"/>
+          <w:kern w:val="0"/>
+          <w:sz w:val="19"/>
+          <w:szCs w:val="19"/>
+        </w:rPr>
+        <w:t>휴먼옛체</w:t>
       </w:r>
       <w:proofErr w:type="spellEnd"/>
-      <w:r>
-        <w:rPr>
-          <w:rFonts w:ascii="돋움체" w:hAnsi="돋움체" w:cs="돋움체"/>
-          <w:color w:val="800000"/>
-          <w:kern w:val="0"/>
-          <w:sz w:val="19"/>
-          <w:szCs w:val="19"/>
-        </w:rPr>
-        <w:t>(3)</w:t>
-      </w:r>
-      <w:r>
-        <w:rPr>
-          <w:rFonts w:ascii="돋움체" w:hAnsi="돋움체" w:cs="돋움체"/>
-          <w:color w:val="000000"/>
-          <w:kern w:val="0"/>
-          <w:sz w:val="19"/>
-          <w:szCs w:val="19"/>
-        </w:rPr>
-        <w:t>{</w:t>
-      </w:r>
-      <w:r>
-        <w:rPr>
-          <w:rFonts w:ascii="돋움체" w:hAnsi="돋움체" w:cs="돋움체"/>
-          <w:color w:val="FF0000"/>
-          <w:kern w:val="0"/>
-          <w:sz w:val="19"/>
-          <w:szCs w:val="19"/>
-        </w:rPr>
-        <w:t>font-</w:t>
-      </w:r>
-      <w:proofErr w:type="gramStart"/>
-      <w:r>
-        <w:rPr>
-          <w:rFonts w:ascii="돋움체" w:hAnsi="돋움체" w:cs="돋움체"/>
-          <w:color w:val="FF0000"/>
-          <w:kern w:val="0"/>
-          <w:sz w:val="19"/>
-          <w:szCs w:val="19"/>
-        </w:rPr>
-        <w:t>family</w:t>
-      </w:r>
-      <w:r>
-        <w:rPr>
-          <w:rFonts w:ascii="돋움체" w:hAnsi="돋움체" w:cs="돋움체"/>
-          <w:color w:val="000000"/>
-          <w:kern w:val="0"/>
-          <w:sz w:val="19"/>
-          <w:szCs w:val="19"/>
-        </w:rPr>
-        <w:t>:</w:t>
-      </w:r>
-      <w:proofErr w:type="spellStart"/>
-      <w:r>
-        <w:rPr>
-          <w:rFonts w:ascii="돋움체" w:hAnsi="돋움체" w:cs="돋움체"/>
-          <w:color w:val="0000FF"/>
-          <w:kern w:val="0"/>
-          <w:sz w:val="19"/>
-          <w:szCs w:val="19"/>
-        </w:rPr>
-        <w:t>휴먼옛체</w:t>
-      </w:r>
-      <w:proofErr w:type="spellEnd"/>
-      <w:proofErr w:type="gramEnd"/>
       <w:r>
         <w:rPr>
           <w:rFonts w:ascii="돋움체" w:hAnsi="돋움체" w:cs="돋움체"/>
@@ -30454,7 +28574,6 @@
         <w:tab/>
       </w:r>
       <w:proofErr w:type="spellStart"/>
-      <w:proofErr w:type="gramStart"/>
       <w:r>
         <w:rPr>
           <w:rFonts w:ascii="돋움체" w:hAnsi="돋움체" w:cs="돋움체"/>
@@ -30463,9 +28582,9 @@
           <w:sz w:val="19"/>
           <w:szCs w:val="19"/>
         </w:rPr>
-        <w:t>div:nth</w:t>
-      </w:r>
-      <w:proofErr w:type="gramEnd"/>
+        <w:t>div:nth-child</w:t>
+      </w:r>
+      <w:proofErr w:type="spellEnd"/>
       <w:r>
         <w:rPr>
           <w:rFonts w:ascii="돋움체" w:hAnsi="돋움체" w:cs="돋움체"/>
@@ -30474,73 +28593,50 @@
           <w:sz w:val="19"/>
           <w:szCs w:val="19"/>
         </w:rPr>
-        <w:t>-child</w:t>
+        <w:t>(4)</w:t>
+      </w:r>
+      <w:r>
+        <w:rPr>
+          <w:rFonts w:ascii="돋움체" w:hAnsi="돋움체" w:cs="돋움체"/>
+          <w:color w:val="000000"/>
+          <w:kern w:val="0"/>
+          <w:sz w:val="19"/>
+          <w:szCs w:val="19"/>
+        </w:rPr>
+        <w:t>{</w:t>
+      </w:r>
+      <w:r>
+        <w:rPr>
+          <w:rFonts w:ascii="돋움체" w:hAnsi="돋움체" w:cs="돋움체"/>
+          <w:color w:val="FF0000"/>
+          <w:kern w:val="0"/>
+          <w:sz w:val="19"/>
+          <w:szCs w:val="19"/>
+        </w:rPr>
+        <w:t>font-family</w:t>
+      </w:r>
+      <w:r>
+        <w:rPr>
+          <w:rFonts w:ascii="돋움체" w:hAnsi="돋움체" w:cs="돋움체"/>
+          <w:color w:val="000000"/>
+          <w:kern w:val="0"/>
+          <w:sz w:val="19"/>
+          <w:szCs w:val="19"/>
+        </w:rPr>
+        <w:t>:</w:t>
+      </w:r>
+      <w:proofErr w:type="spellStart"/>
+      <w:r>
+        <w:rPr>
+          <w:rFonts w:ascii="돋움체" w:hAnsi="돋움체" w:cs="돋움체"/>
+          <w:color w:val="0000FF"/>
+          <w:kern w:val="0"/>
+          <w:sz w:val="19"/>
+          <w:szCs w:val="19"/>
+        </w:rPr>
+        <w:t>휴먼고딕</w:t>
       </w:r>
       <w:proofErr w:type="spellEnd"/>
-      <w:r>
-        <w:rPr>
-          <w:rFonts w:ascii="돋움체" w:hAnsi="돋움체" w:cs="돋움체"/>
-          <w:color w:val="800000"/>
-          <w:kern w:val="0"/>
-          <w:sz w:val="19"/>
-          <w:szCs w:val="19"/>
-        </w:rPr>
-        <w:t>(4)</w:t>
-      </w:r>
-      <w:r>
-        <w:rPr>
-          <w:rFonts w:ascii="돋움체" w:hAnsi="돋움체" w:cs="돋움체"/>
-          <w:color w:val="000000"/>
-          <w:kern w:val="0"/>
-          <w:sz w:val="19"/>
-          <w:szCs w:val="19"/>
-        </w:rPr>
-        <w:t>{</w:t>
-      </w:r>
-      <w:r>
-        <w:rPr>
-          <w:rFonts w:ascii="돋움체" w:hAnsi="돋움체" w:cs="돋움체"/>
-          <w:color w:val="FF0000"/>
-          <w:kern w:val="0"/>
-          <w:sz w:val="19"/>
-          <w:szCs w:val="19"/>
-        </w:rPr>
-        <w:t>font-</w:t>
-      </w:r>
-      <w:proofErr w:type="gramStart"/>
-      <w:r>
-        <w:rPr>
-          <w:rFonts w:ascii="돋움체" w:hAnsi="돋움체" w:cs="돋움체"/>
-          <w:color w:val="FF0000"/>
-          <w:kern w:val="0"/>
-          <w:sz w:val="19"/>
-          <w:szCs w:val="19"/>
-        </w:rPr>
-        <w:t>family</w:t>
-      </w:r>
-      <w:r>
-        <w:rPr>
-          <w:rFonts w:ascii="돋움체" w:hAnsi="돋움체" w:cs="돋움체"/>
-          <w:color w:val="000000"/>
-          <w:kern w:val="0"/>
-          <w:sz w:val="19"/>
-          <w:szCs w:val="19"/>
-        </w:rPr>
-        <w:t>:</w:t>
-      </w:r>
-      <w:proofErr w:type="spellStart"/>
-      <w:r>
-        <w:rPr>
-          <w:rFonts w:ascii="돋움체" w:hAnsi="돋움체" w:cs="돋움체"/>
-          <w:color w:val="0000FF"/>
-          <w:kern w:val="0"/>
-          <w:sz w:val="19"/>
-          <w:szCs w:val="19"/>
-        </w:rPr>
-        <w:t>휴먼고딕</w:t>
-      </w:r>
-      <w:proofErr w:type="spellEnd"/>
-      <w:proofErr w:type="gramEnd"/>
       <w:r>
         <w:rPr>
           <w:rFonts w:ascii="돋움체" w:hAnsi="돋움체" w:cs="돋움체"/>
@@ -30589,7 +28685,6 @@
         <w:tab/>
       </w:r>
       <w:proofErr w:type="spellStart"/>
-      <w:proofErr w:type="gramStart"/>
       <w:r>
         <w:rPr>
           <w:rFonts w:ascii="돋움체" w:hAnsi="돋움체" w:cs="돋움체"/>
@@ -30598,9 +28693,9 @@
           <w:sz w:val="19"/>
           <w:szCs w:val="19"/>
         </w:rPr>
-        <w:t>div:nth</w:t>
-      </w:r>
-      <w:proofErr w:type="gramEnd"/>
+        <w:t>div:nth-child</w:t>
+      </w:r>
+      <w:proofErr w:type="spellEnd"/>
       <w:r>
         <w:rPr>
           <w:rFonts w:ascii="돋움체" w:hAnsi="돋움체" w:cs="돋움체"/>
@@ -30609,28 +28704,6 @@
           <w:sz w:val="19"/>
           <w:szCs w:val="19"/>
         </w:rPr>
-        <w:t>-</w:t>
-      </w:r>
-      <w:proofErr w:type="gramStart"/>
-      <w:r>
-        <w:rPr>
-          <w:rFonts w:ascii="돋움체" w:hAnsi="돋움체" w:cs="돋움체"/>
-          <w:color w:val="800000"/>
-          <w:kern w:val="0"/>
-          <w:sz w:val="19"/>
-          <w:szCs w:val="19"/>
-        </w:rPr>
-        <w:t>child</w:t>
-      </w:r>
-      <w:proofErr w:type="spellEnd"/>
-      <w:r>
-        <w:rPr>
-          <w:rFonts w:ascii="돋움체" w:hAnsi="돋움체" w:cs="돋움체"/>
-          <w:color w:val="800000"/>
-          <w:kern w:val="0"/>
-          <w:sz w:val="19"/>
-          <w:szCs w:val="19"/>
-        </w:rPr>
         <w:t>(5)</w:t>
       </w:r>
       <w:r>
@@ -30644,7 +28717,6 @@
         <w:t>{</w:t>
       </w:r>
       <w:proofErr w:type="spellStart"/>
-      <w:proofErr w:type="gramEnd"/>
       <w:r>
         <w:rPr>
           <w:rFonts w:ascii="돋움체" w:hAnsi="돋움체" w:cs="돋움체"/>
@@ -30773,7 +28845,6 @@
         <w:tab/>
       </w:r>
       <w:proofErr w:type="spellStart"/>
-      <w:proofErr w:type="gramStart"/>
       <w:r>
         <w:rPr>
           <w:rFonts w:ascii="돋움체" w:hAnsi="돋움체" w:cs="돋움체"/>
@@ -30782,9 +28853,9 @@
           <w:sz w:val="19"/>
           <w:szCs w:val="19"/>
         </w:rPr>
-        <w:t>div:nth</w:t>
-      </w:r>
-      <w:proofErr w:type="gramEnd"/>
+        <w:t>div:nth-child</w:t>
+      </w:r>
+      <w:proofErr w:type="spellEnd"/>
       <w:r>
         <w:rPr>
           <w:rFonts w:ascii="돋움체" w:hAnsi="돋움체" w:cs="돋움체"/>
@@ -30793,28 +28864,6 @@
           <w:sz w:val="19"/>
           <w:szCs w:val="19"/>
         </w:rPr>
-        <w:t>-</w:t>
-      </w:r>
-      <w:proofErr w:type="gramStart"/>
-      <w:r>
-        <w:rPr>
-          <w:rFonts w:ascii="돋움체" w:hAnsi="돋움체" w:cs="돋움체"/>
-          <w:color w:val="800000"/>
-          <w:kern w:val="0"/>
-          <w:sz w:val="19"/>
-          <w:szCs w:val="19"/>
-        </w:rPr>
-        <w:t>child</w:t>
-      </w:r>
-      <w:proofErr w:type="spellEnd"/>
-      <w:r>
-        <w:rPr>
-          <w:rFonts w:ascii="돋움체" w:hAnsi="돋움체" w:cs="돋움체"/>
-          <w:color w:val="800000"/>
-          <w:kern w:val="0"/>
-          <w:sz w:val="19"/>
-          <w:szCs w:val="19"/>
-        </w:rPr>
         <w:t>(6)</w:t>
       </w:r>
       <w:r>
@@ -30828,7 +28877,6 @@
         <w:t>{</w:t>
       </w:r>
       <w:proofErr w:type="spellStart"/>
-      <w:proofErr w:type="gramEnd"/>
       <w:r>
         <w:rPr>
           <w:rFonts w:ascii="돋움체" w:hAnsi="돋움체" w:cs="돋움체"/>
@@ -31037,7 +29085,6 @@
         <w:tab/>
       </w:r>
       <w:proofErr w:type="spellStart"/>
-      <w:proofErr w:type="gramStart"/>
       <w:r>
         <w:rPr>
           <w:rFonts w:ascii="돋움체" w:hAnsi="돋움체" w:cs="돋움체"/>
@@ -31046,9 +29093,9 @@
           <w:sz w:val="19"/>
           <w:szCs w:val="19"/>
         </w:rPr>
-        <w:t>div:nth</w:t>
-      </w:r>
-      <w:proofErr w:type="gramEnd"/>
+        <w:t>div:nth-child</w:t>
+      </w:r>
+      <w:proofErr w:type="spellEnd"/>
       <w:r>
         <w:rPr>
           <w:rFonts w:ascii="돋움체" w:hAnsi="돋움체" w:cs="돋움체"/>
@@ -31057,28 +29104,6 @@
           <w:sz w:val="19"/>
           <w:szCs w:val="19"/>
         </w:rPr>
-        <w:t>-</w:t>
-      </w:r>
-      <w:proofErr w:type="gramStart"/>
-      <w:r>
-        <w:rPr>
-          <w:rFonts w:ascii="돋움체" w:hAnsi="돋움체" w:cs="돋움체"/>
-          <w:color w:val="800000"/>
-          <w:kern w:val="0"/>
-          <w:sz w:val="19"/>
-          <w:szCs w:val="19"/>
-        </w:rPr>
-        <w:t>child</w:t>
-      </w:r>
-      <w:proofErr w:type="spellEnd"/>
-      <w:r>
-        <w:rPr>
-          <w:rFonts w:ascii="돋움체" w:hAnsi="돋움체" w:cs="돋움체"/>
-          <w:color w:val="800000"/>
-          <w:kern w:val="0"/>
-          <w:sz w:val="19"/>
-          <w:szCs w:val="19"/>
-        </w:rPr>
         <w:t>(7)</w:t>
       </w:r>
       <w:r>
@@ -31092,7 +29117,6 @@
         <w:t>{</w:t>
       </w:r>
       <w:proofErr w:type="spellStart"/>
-      <w:proofErr w:type="gramEnd"/>
       <w:r>
         <w:rPr>
           <w:rFonts w:ascii="돋움체" w:hAnsi="돋움체" w:cs="돋움체"/>
@@ -34378,7 +32402,6 @@
         </w:rPr>
         <w:t xml:space="preserve">    </w:t>
       </w:r>
-      <w:proofErr w:type="gramStart"/>
       <w:r>
         <w:rPr>
           <w:rFonts w:ascii="돋움체" w:eastAsia="돋움체" w:cs="돋움체"/>
@@ -34387,18 +32410,7 @@
           <w:sz w:val="19"/>
           <w:szCs w:val="19"/>
         </w:rPr>
-        <w:t>p:first</w:t>
-      </w:r>
-      <w:proofErr w:type="gramEnd"/>
-      <w:r>
-        <w:rPr>
-          <w:rFonts w:ascii="돋움체" w:eastAsia="돋움체" w:cs="돋움체"/>
-          <w:color w:val="800000"/>
-          <w:kern w:val="0"/>
-          <w:sz w:val="19"/>
-          <w:szCs w:val="19"/>
-        </w:rPr>
-        <w:t>-child</w:t>
+        <w:t>p:first-child</w:t>
       </w:r>
       <w:r>
         <w:rPr>
@@ -34748,7 +32760,6 @@
         </w:rPr>
         <w:t xml:space="preserve">    </w:t>
       </w:r>
-      <w:proofErr w:type="gramStart"/>
       <w:r>
         <w:rPr>
           <w:rFonts w:ascii="돋움체" w:eastAsia="돋움체" w:cs="돋움체"/>
@@ -34757,18 +32768,7 @@
           <w:sz w:val="19"/>
           <w:szCs w:val="19"/>
         </w:rPr>
-        <w:t>p:last</w:t>
-      </w:r>
-      <w:proofErr w:type="gramEnd"/>
-      <w:r>
-        <w:rPr>
-          <w:rFonts w:ascii="돋움체" w:eastAsia="돋움체" w:cs="돋움체"/>
-          <w:color w:val="800000"/>
-          <w:kern w:val="0"/>
-          <w:sz w:val="19"/>
-          <w:szCs w:val="19"/>
-        </w:rPr>
-        <w:t>-child</w:t>
+        <w:t>p:last-child</w:t>
       </w:r>
       <w:r>
         <w:rPr>
@@ -35895,7 +33895,6 @@
         </w:rPr>
         <w:tab/>
       </w:r>
-      <w:proofErr w:type="gramStart"/>
       <w:r>
         <w:rPr>
           <w:rFonts w:ascii="돋움체" w:hAnsi="돋움체" w:cs="돋움체"/>
@@ -35916,7 +33915,6 @@
         </w:rPr>
         <w:t>{</w:t>
       </w:r>
-      <w:proofErr w:type="gramEnd"/>
     </w:p>
     <w:p>
       <w:pPr>
@@ -35990,18 +33988,7 @@
           <w:sz w:val="19"/>
           <w:szCs w:val="19"/>
         </w:rPr>
-        <w:t>300</w:t>
-      </w:r>
-      <w:proofErr w:type="gramStart"/>
-      <w:r>
-        <w:rPr>
-          <w:rFonts w:ascii="돋움체" w:hAnsi="돋움체" w:cs="돋움체"/>
-          <w:color w:val="0000FF"/>
-          <w:kern w:val="0"/>
-          <w:sz w:val="19"/>
-          <w:szCs w:val="19"/>
-        </w:rPr>
-        <w:t>px</w:t>
+        <w:t>300px</w:t>
       </w:r>
       <w:r>
         <w:rPr>
@@ -36023,7 +34010,6 @@
         </w:rPr>
         <w:t>height</w:t>
       </w:r>
-      <w:proofErr w:type="gramEnd"/>
       <w:r>
         <w:rPr>
           <w:rFonts w:ascii="돋움체" w:hAnsi="돋움체" w:cs="돋움체"/>
@@ -36063,18 +34049,7 @@
           <w:sz w:val="19"/>
           <w:szCs w:val="19"/>
         </w:rPr>
-        <w:t>background-</w:t>
-      </w:r>
-      <w:proofErr w:type="gramStart"/>
-      <w:r>
-        <w:rPr>
-          <w:rFonts w:ascii="돋움체" w:hAnsi="돋움체" w:cs="돋움체"/>
-          <w:color w:val="FF0000"/>
-          <w:kern w:val="0"/>
-          <w:sz w:val="19"/>
-          <w:szCs w:val="19"/>
-        </w:rPr>
-        <w:t>color</w:t>
+        <w:t>background-color</w:t>
       </w:r>
       <w:r>
         <w:rPr>
@@ -36097,7 +34072,6 @@
         <w:t>red</w:t>
       </w:r>
       <w:proofErr w:type="spellEnd"/>
-      <w:proofErr w:type="gramEnd"/>
       <w:r>
         <w:rPr>
           <w:rFonts w:ascii="돋움체" w:hAnsi="돋움체" w:cs="돋움체"/>
@@ -36154,7 +34128,6 @@
         <w:tab/>
       </w:r>
       <w:proofErr w:type="spellStart"/>
-      <w:proofErr w:type="gramStart"/>
       <w:r>
         <w:rPr>
           <w:rFonts w:ascii="돋움체" w:hAnsi="돋움체" w:cs="돋움체"/>
@@ -36186,7 +34159,6 @@
         <w:t>white</w:t>
       </w:r>
       <w:proofErr w:type="spellEnd"/>
-      <w:proofErr w:type="gramEnd"/>
       <w:r>
         <w:rPr>
           <w:rFonts w:ascii="돋움체" w:hAnsi="돋움체" w:cs="돋움체"/>
@@ -36336,18 +34308,7 @@
           <w:sz w:val="19"/>
           <w:szCs w:val="19"/>
         </w:rPr>
-        <w:t>font-</w:t>
-      </w:r>
-      <w:proofErr w:type="gramStart"/>
-      <w:r>
-        <w:rPr>
-          <w:rFonts w:ascii="돋움체" w:hAnsi="돋움체" w:cs="돋움체"/>
-          <w:color w:val="FF0000"/>
-          <w:kern w:val="0"/>
-          <w:sz w:val="19"/>
-          <w:szCs w:val="19"/>
-        </w:rPr>
-        <w:t>weight</w:t>
+        <w:t>font-weight</w:t>
       </w:r>
       <w:r>
         <w:rPr>
@@ -36370,7 +34331,6 @@
         <w:t>bold</w:t>
       </w:r>
       <w:proofErr w:type="spellEnd"/>
-      <w:proofErr w:type="gramEnd"/>
       <w:r>
         <w:rPr>
           <w:rFonts w:ascii="돋움체" w:hAnsi="돋움체" w:cs="돋움체"/>
@@ -36435,18 +34395,7 @@
           <w:sz w:val="19"/>
           <w:szCs w:val="19"/>
         </w:rPr>
-        <w:t>text-</w:t>
-      </w:r>
-      <w:proofErr w:type="gramStart"/>
-      <w:r>
-        <w:rPr>
-          <w:rFonts w:ascii="돋움체" w:hAnsi="돋움체" w:cs="돋움체"/>
-          <w:color w:val="FF0000"/>
-          <w:kern w:val="0"/>
-          <w:sz w:val="19"/>
-          <w:szCs w:val="19"/>
-        </w:rPr>
-        <w:t>align</w:t>
+        <w:t>text-align</w:t>
       </w:r>
       <w:r>
         <w:rPr>
@@ -36469,7 +34418,6 @@
         <w:t>center</w:t>
       </w:r>
       <w:proofErr w:type="spellEnd"/>
-      <w:proofErr w:type="gramEnd"/>
       <w:r>
         <w:rPr>
           <w:rFonts w:ascii="돋움체" w:hAnsi="돋움체" w:cs="돋움체"/>
@@ -36555,7 +34503,6 @@
         </w:rPr>
         <w:t>300px</w:t>
       </w:r>
-      <w:proofErr w:type="gramStart"/>
       <w:r>
         <w:rPr>
           <w:rFonts w:ascii="돋움체" w:hAnsi="돋움체" w:cs="돋움체"/>
@@ -36574,18 +34521,7 @@
           <w:sz w:val="19"/>
           <w:szCs w:val="19"/>
         </w:rPr>
-        <w:t>/</w:t>
-      </w:r>
-      <w:proofErr w:type="gramEnd"/>
-      <w:r>
-        <w:rPr>
-          <w:rFonts w:ascii="돋움체" w:hAnsi="돋움체" w:cs="돋움체"/>
-          <w:color w:val="006400"/>
-          <w:kern w:val="0"/>
-          <w:sz w:val="19"/>
-          <w:szCs w:val="19"/>
-        </w:rPr>
-        <w:t>*</w:t>
+        <w:t>/*</w:t>
       </w:r>
       <w:r>
         <w:rPr>
@@ -37216,7 +35152,6 @@
         <w:t>(</w:t>
       </w:r>
       <w:proofErr w:type="spellStart"/>
-      <w:proofErr w:type="gramStart"/>
       <w:r>
         <w:rPr>
           <w:rFonts w:ascii="돋움체" w:hAnsi="돋움체" w:cs="돋움체" w:hint="eastAsia"/>
@@ -37248,7 +35183,6 @@
         </w:rPr>
         <w:t>로컬폰트</w:t>
       </w:r>
-      <w:proofErr w:type="gramEnd"/>
       <w:r>
         <w:rPr>
           <w:rFonts w:ascii="돋움체" w:hAnsi="돋움체" w:cs="돋움체" w:hint="eastAsia"/>
@@ -37304,82 +35238,52 @@
         <w:rPr>
           <w:rFonts w:hint="eastAsia"/>
         </w:rPr>
-        <w:t xml:space="preserve">웹 </w:t>
-      </w:r>
-      <w:proofErr w:type="gramStart"/>
+        <w:t xml:space="preserve">웹 폰트 : </w:t>
+      </w:r>
       <w:r>
         <w:rPr>
           <w:rFonts w:hint="eastAsia"/>
         </w:rPr>
-        <w:t>폰트 :</w:t>
-      </w:r>
-      <w:proofErr w:type="gramEnd"/>
+        <w:t xml:space="preserve">인터넷만 연결되어 있다면, 다양한 폰트를 웹사이트 방문자에게 제공할 수 있도록 고안된 폰트가 </w:t>
+      </w:r>
+      <w:proofErr w:type="spellStart"/>
       <w:r>
         <w:rPr>
           <w:rFonts w:hint="eastAsia"/>
         </w:rPr>
+        <w:t>웹폰트</w:t>
+      </w:r>
+      <w:proofErr w:type="spellEnd"/>
+      <w:r>
+        <w:rPr>
+          <w:rFonts w:hint="eastAsia"/>
+        </w:rPr>
+        <w:t xml:space="preserve"> 입니다.</w:t>
+      </w:r>
+      <w:r>
+        <w:rPr>
+          <w:rFonts w:hint="eastAsia"/>
+        </w:rPr>
         <w:t xml:space="preserve"> </w:t>
       </w:r>
       <w:r>
         <w:rPr>
           <w:rFonts w:hint="eastAsia"/>
         </w:rPr>
-        <w:t xml:space="preserve">인터넷만 연결되어 있다면, 다양한 폰트를 웹사이트 방문자에게 제공할 수 있도록 고안된 폰트가 </w:t>
-      </w:r>
-      <w:proofErr w:type="spellStart"/>
-      <w:proofErr w:type="gramStart"/>
+        <w:t>웹사이트를 방문하는 순간, 웹</w:t>
+      </w:r>
       <w:r>
         <w:rPr>
           <w:rFonts w:hint="eastAsia"/>
         </w:rPr>
-        <w:t>웹폰트</w:t>
-      </w:r>
-      <w:proofErr w:type="spellEnd"/>
+        <w:t xml:space="preserve"> </w:t>
+      </w:r>
       <w:r>
         <w:rPr>
           <w:rFonts w:hint="eastAsia"/>
         </w:rPr>
-        <w:t xml:space="preserve"> 입니다</w:t>
-      </w:r>
-      <w:proofErr w:type="gramEnd"/>
-      <w:r>
-        <w:rPr>
-          <w:rFonts w:hint="eastAsia"/>
-        </w:rPr>
-        <w:t>.</w:t>
-      </w:r>
-      <w:r>
-        <w:rPr>
-          <w:rFonts w:hint="eastAsia"/>
-        </w:rPr>
-        <w:t xml:space="preserve"> </w:t>
-      </w:r>
-      <w:r>
-        <w:rPr>
-          <w:rFonts w:hint="eastAsia"/>
-        </w:rPr>
-        <w:t>웹사이트를 방문하는 순간, 웹</w:t>
-      </w:r>
-      <w:r>
-        <w:rPr>
-          <w:rFonts w:hint="eastAsia"/>
-        </w:rPr>
-        <w:t xml:space="preserve"> </w:t>
-      </w:r>
-      <w:r>
-        <w:rPr>
-          <w:rFonts w:hint="eastAsia"/>
-        </w:rPr>
-        <w:t xml:space="preserve">폰트를 다운받아 웹사이트를 </w:t>
-      </w:r>
-      <w:proofErr w:type="gramStart"/>
-      <w:r>
-        <w:rPr>
-          <w:rFonts w:hint="eastAsia"/>
-        </w:rPr>
-        <w:t>구성 합니다</w:t>
-      </w:r>
-      <w:proofErr w:type="gramEnd"/>
+        <w:t>폰트를 다운받아 웹사이트를 구성 합니다</w:t>
+      </w:r>
       <w:r>
         <w:rPr>
           <w:rFonts w:hint="eastAsia"/>
@@ -37559,27 +35463,7 @@
           <w:szCs w:val="19"/>
         </w:rPr>
         <w:tab/>
-        <w:t>font-</w:t>
-      </w:r>
-      <w:proofErr w:type="gramStart"/>
-      <w:r>
-        <w:rPr>
-          <w:rFonts w:ascii="돋움체" w:hAnsi="돋움체" w:cs="돋움체"/>
-          <w:kern w:val="0"/>
-          <w:sz w:val="19"/>
-          <w:szCs w:val="19"/>
-        </w:rPr>
-        <w:t>family :</w:t>
-      </w:r>
-      <w:proofErr w:type="gramEnd"/>
-      <w:r>
-        <w:rPr>
-          <w:rFonts w:ascii="돋움체" w:hAnsi="돋움체" w:cs="돋움체"/>
-          <w:kern w:val="0"/>
-          <w:sz w:val="19"/>
-          <w:szCs w:val="19"/>
-        </w:rPr>
-        <w:t xml:space="preserve"> 'nm';</w:t>
+        <w:t>font-family : 'nm';</w:t>
       </w:r>
     </w:p>
     <w:p>
@@ -38758,29 +36642,7 @@
           <w:sz w:val="19"/>
           <w:szCs w:val="19"/>
         </w:rPr>
-        <w:t>('ch05/BricolageGrotesque-VariableFont_</w:t>
-      </w:r>
-      <w:proofErr w:type="gramStart"/>
-      <w:r>
-        <w:rPr>
-          <w:rFonts w:ascii="돋움체" w:eastAsia="돋움체" w:cs="돋움체"/>
-          <w:color w:val="0000FF"/>
-          <w:kern w:val="0"/>
-          <w:sz w:val="19"/>
-          <w:szCs w:val="19"/>
-        </w:rPr>
-        <w:t>opsz,wdth</w:t>
-      </w:r>
-      <w:proofErr w:type="gramEnd"/>
-      <w:r>
-        <w:rPr>
-          <w:rFonts w:ascii="돋움체" w:eastAsia="돋움체" w:cs="돋움체"/>
-          <w:color w:val="0000FF"/>
-          <w:kern w:val="0"/>
-          <w:sz w:val="19"/>
-          <w:szCs w:val="19"/>
-        </w:rPr>
-        <w:t>,wght.ttf')</w:t>
+        <w:t>('ch05/BricolageGrotesque-VariableFont_opsz,wdth,wght.ttf')</w:t>
       </w:r>
       <w:r>
         <w:rPr>
@@ -38860,7 +36722,6 @@
         </w:rPr>
         <w:t xml:space="preserve">    </w:t>
       </w:r>
-      <w:proofErr w:type="gramStart"/>
       <w:r>
         <w:rPr>
           <w:rFonts w:ascii="돋움체" w:eastAsia="돋움체" w:cs="돋움체"/>
@@ -38869,40 +36730,7 @@
           <w:sz w:val="19"/>
           <w:szCs w:val="19"/>
         </w:rPr>
-        <w:t>p:nth</w:t>
-      </w:r>
-      <w:proofErr w:type="gramEnd"/>
-      <w:r>
-        <w:rPr>
-          <w:rFonts w:ascii="돋움체" w:eastAsia="돋움체" w:cs="돋움체"/>
-          <w:color w:val="800000"/>
-          <w:kern w:val="0"/>
-          <w:sz w:val="19"/>
-          <w:szCs w:val="19"/>
-        </w:rPr>
-        <w:t>-</w:t>
-      </w:r>
-      <w:proofErr w:type="gramStart"/>
-      <w:r>
-        <w:rPr>
-          <w:rFonts w:ascii="돋움체" w:eastAsia="돋움체" w:cs="돋움체"/>
-          <w:color w:val="800000"/>
-          <w:kern w:val="0"/>
-          <w:sz w:val="19"/>
-          <w:szCs w:val="19"/>
-        </w:rPr>
-        <w:t>child(</w:t>
-      </w:r>
-      <w:proofErr w:type="gramEnd"/>
-      <w:r>
-        <w:rPr>
-          <w:rFonts w:ascii="돋움체" w:eastAsia="돋움체" w:cs="돋움체"/>
-          <w:color w:val="800000"/>
-          <w:kern w:val="0"/>
-          <w:sz w:val="19"/>
-          <w:szCs w:val="19"/>
-        </w:rPr>
-        <w:t>1)</w:t>
+        <w:t>p:nth-child(1)</w:t>
       </w:r>
       <w:r>
         <w:rPr>
@@ -39108,7 +36936,6 @@
         </w:rPr>
         <w:t xml:space="preserve">    </w:t>
       </w:r>
-      <w:proofErr w:type="gramStart"/>
       <w:r>
         <w:rPr>
           <w:rFonts w:ascii="돋움체" w:eastAsia="돋움체" w:cs="돋움체"/>
@@ -39117,40 +36944,7 @@
           <w:sz w:val="19"/>
           <w:szCs w:val="19"/>
         </w:rPr>
-        <w:t>p:nth</w:t>
-      </w:r>
-      <w:proofErr w:type="gramEnd"/>
-      <w:r>
-        <w:rPr>
-          <w:rFonts w:ascii="돋움체" w:eastAsia="돋움체" w:cs="돋움체"/>
-          <w:color w:val="800000"/>
-          <w:kern w:val="0"/>
-          <w:sz w:val="19"/>
-          <w:szCs w:val="19"/>
-        </w:rPr>
-        <w:t>-</w:t>
-      </w:r>
-      <w:proofErr w:type="gramStart"/>
-      <w:r>
-        <w:rPr>
-          <w:rFonts w:ascii="돋움체" w:eastAsia="돋움체" w:cs="돋움체"/>
-          <w:color w:val="800000"/>
-          <w:kern w:val="0"/>
-          <w:sz w:val="19"/>
-          <w:szCs w:val="19"/>
-        </w:rPr>
-        <w:t>child(</w:t>
-      </w:r>
-      <w:proofErr w:type="gramEnd"/>
-      <w:r>
-        <w:rPr>
-          <w:rFonts w:ascii="돋움체" w:eastAsia="돋움체" w:cs="돋움체"/>
-          <w:color w:val="800000"/>
-          <w:kern w:val="0"/>
-          <w:sz w:val="19"/>
-          <w:szCs w:val="19"/>
-        </w:rPr>
-        <w:t>2)</w:t>
+        <w:t>p:nth-child(2)</w:t>
       </w:r>
       <w:r>
         <w:rPr>
@@ -39318,7 +37112,6 @@
         </w:rPr>
         <w:t xml:space="preserve">    </w:t>
       </w:r>
-      <w:proofErr w:type="gramStart"/>
       <w:r>
         <w:rPr>
           <w:rFonts w:ascii="돋움체" w:eastAsia="돋움체" w:cs="돋움체"/>
@@ -39327,40 +37120,7 @@
           <w:sz w:val="19"/>
           <w:szCs w:val="19"/>
         </w:rPr>
-        <w:t>p:nth</w:t>
-      </w:r>
-      <w:proofErr w:type="gramEnd"/>
-      <w:r>
-        <w:rPr>
-          <w:rFonts w:ascii="돋움체" w:eastAsia="돋움체" w:cs="돋움체"/>
-          <w:color w:val="800000"/>
-          <w:kern w:val="0"/>
-          <w:sz w:val="19"/>
-          <w:szCs w:val="19"/>
-        </w:rPr>
-        <w:t>-</w:t>
-      </w:r>
-      <w:proofErr w:type="gramStart"/>
-      <w:r>
-        <w:rPr>
-          <w:rFonts w:ascii="돋움체" w:eastAsia="돋움체" w:cs="돋움체"/>
-          <w:color w:val="800000"/>
-          <w:kern w:val="0"/>
-          <w:sz w:val="19"/>
-          <w:szCs w:val="19"/>
-        </w:rPr>
-        <w:t>child(</w:t>
-      </w:r>
-      <w:proofErr w:type="gramEnd"/>
-      <w:r>
-        <w:rPr>
-          <w:rFonts w:ascii="돋움체" w:eastAsia="돋움체" w:cs="돋움체"/>
-          <w:color w:val="800000"/>
-          <w:kern w:val="0"/>
-          <w:sz w:val="19"/>
-          <w:szCs w:val="19"/>
-        </w:rPr>
-        <w:t>3)</w:t>
+        <w:t>p:nth-child(3)</w:t>
       </w:r>
       <w:r>
         <w:rPr>
@@ -39511,7 +37271,6 @@
         </w:rPr>
         <w:t xml:space="preserve">    </w:t>
       </w:r>
-      <w:proofErr w:type="gramStart"/>
       <w:r>
         <w:rPr>
           <w:rFonts w:ascii="돋움체" w:eastAsia="돋움체" w:cs="돋움체"/>
@@ -39520,40 +37279,7 @@
           <w:sz w:val="19"/>
           <w:szCs w:val="19"/>
         </w:rPr>
-        <w:t>p:nth</w:t>
-      </w:r>
-      <w:proofErr w:type="gramEnd"/>
-      <w:r>
-        <w:rPr>
-          <w:rFonts w:ascii="돋움체" w:eastAsia="돋움체" w:cs="돋움체"/>
-          <w:color w:val="800000"/>
-          <w:kern w:val="0"/>
-          <w:sz w:val="19"/>
-          <w:szCs w:val="19"/>
-        </w:rPr>
-        <w:t>-</w:t>
-      </w:r>
-      <w:proofErr w:type="gramStart"/>
-      <w:r>
-        <w:rPr>
-          <w:rFonts w:ascii="돋움체" w:eastAsia="돋움체" w:cs="돋움체"/>
-          <w:color w:val="800000"/>
-          <w:kern w:val="0"/>
-          <w:sz w:val="19"/>
-          <w:szCs w:val="19"/>
-        </w:rPr>
-        <w:t>child(</w:t>
-      </w:r>
-      <w:proofErr w:type="gramEnd"/>
-      <w:r>
-        <w:rPr>
-          <w:rFonts w:ascii="돋움체" w:eastAsia="돋움체" w:cs="돋움체"/>
-          <w:color w:val="800000"/>
-          <w:kern w:val="0"/>
-          <w:sz w:val="19"/>
-          <w:szCs w:val="19"/>
-        </w:rPr>
-        <w:t>4)</w:t>
+        <w:t>p:nth-child(4)</w:t>
       </w:r>
       <w:r>
         <w:rPr>
@@ -39911,61 +37637,17 @@
           <w:sz w:val="19"/>
           <w:szCs w:val="19"/>
         </w:rPr>
-        <w:t xml:space="preserve">Franklin Gothic </w:t>
-      </w:r>
-      <w:proofErr w:type="gramStart"/>
-      <w:r>
-        <w:rPr>
-          <w:rFonts w:ascii="돋움체" w:eastAsia="돋움체" w:cs="돋움체"/>
-          <w:color w:val="000000"/>
-          <w:kern w:val="0"/>
-          <w:sz w:val="19"/>
-          <w:szCs w:val="19"/>
-        </w:rPr>
-        <w:t>font(</w:t>
-      </w:r>
-      <w:proofErr w:type="gramEnd"/>
-      <w:r>
-        <w:rPr>
-          <w:rFonts w:ascii="돋움체" w:eastAsia="돋움체" w:cs="돋움체"/>
-          <w:color w:val="000000"/>
-          <w:kern w:val="0"/>
-          <w:sz w:val="19"/>
-          <w:szCs w:val="19"/>
-        </w:rPr>
-        <w:t xml:space="preserve">system </w:t>
-      </w:r>
-      <w:proofErr w:type="gramStart"/>
-      <w:r>
-        <w:rPr>
-          <w:rFonts w:ascii="돋움체" w:eastAsia="돋움체" w:cs="돋움체"/>
-          <w:color w:val="000000"/>
-          <w:kern w:val="0"/>
-          <w:sz w:val="19"/>
-          <w:szCs w:val="19"/>
-        </w:rPr>
-        <w:t>font)</w:t>
-      </w:r>
-      <w:r>
-        <w:rPr>
-          <w:rFonts w:ascii="돋움체" w:eastAsia="돋움체" w:cs="돋움체"/>
-          <w:color w:val="0000FF"/>
-          <w:kern w:val="0"/>
-          <w:sz w:val="19"/>
-          <w:szCs w:val="19"/>
-        </w:rPr>
-        <w:t>&lt;</w:t>
-      </w:r>
-      <w:proofErr w:type="gramEnd"/>
-      <w:r>
-        <w:rPr>
-          <w:rFonts w:ascii="돋움체" w:eastAsia="돋움체" w:cs="돋움체"/>
-          <w:color w:val="0000FF"/>
-          <w:kern w:val="0"/>
-          <w:sz w:val="19"/>
-          <w:szCs w:val="19"/>
-        </w:rPr>
-        <w:t>/</w:t>
+        <w:t>Franklin Gothic font(system font)</w:t>
+      </w:r>
+      <w:r>
+        <w:rPr>
+          <w:rFonts w:ascii="돋움체" w:eastAsia="돋움체" w:cs="돋움체"/>
+          <w:color w:val="0000FF"/>
+          <w:kern w:val="0"/>
+          <w:sz w:val="19"/>
+          <w:szCs w:val="19"/>
+        </w:rPr>
+        <w:t>&lt;/</w:t>
       </w:r>
       <w:r>
         <w:rPr>
@@ -40051,61 +37733,17 @@
           <w:sz w:val="19"/>
           <w:szCs w:val="19"/>
         </w:rPr>
-        <w:t xml:space="preserve">local </w:t>
-      </w:r>
-      <w:proofErr w:type="gramStart"/>
-      <w:r>
-        <w:rPr>
-          <w:rFonts w:ascii="돋움체" w:eastAsia="돋움체" w:cs="돋움체"/>
-          <w:color w:val="000000"/>
-          <w:kern w:val="0"/>
-          <w:sz w:val="19"/>
-          <w:szCs w:val="19"/>
-        </w:rPr>
-        <w:t>font(</w:t>
-      </w:r>
-      <w:proofErr w:type="gramEnd"/>
-      <w:r>
-        <w:rPr>
-          <w:rFonts w:ascii="돋움체" w:eastAsia="돋움체" w:cs="돋움체"/>
-          <w:color w:val="000000"/>
-          <w:kern w:val="0"/>
-          <w:sz w:val="19"/>
-          <w:szCs w:val="19"/>
-        </w:rPr>
-        <w:t xml:space="preserve">fonts.google.com </w:t>
-      </w:r>
-      <w:proofErr w:type="gramStart"/>
-      <w:r>
-        <w:rPr>
-          <w:rFonts w:ascii="돋움체" w:eastAsia="돋움체" w:cs="돋움체"/>
-          <w:color w:val="000000"/>
-          <w:kern w:val="0"/>
-          <w:sz w:val="19"/>
-          <w:szCs w:val="19"/>
-        </w:rPr>
-        <w:t>download)</w:t>
-      </w:r>
-      <w:r>
-        <w:rPr>
-          <w:rFonts w:ascii="돋움체" w:eastAsia="돋움체" w:cs="돋움체"/>
-          <w:color w:val="0000FF"/>
-          <w:kern w:val="0"/>
-          <w:sz w:val="19"/>
-          <w:szCs w:val="19"/>
-        </w:rPr>
-        <w:t>&lt;</w:t>
-      </w:r>
-      <w:proofErr w:type="gramEnd"/>
-      <w:r>
-        <w:rPr>
-          <w:rFonts w:ascii="돋움체" w:eastAsia="돋움체" w:cs="돋움체"/>
-          <w:color w:val="0000FF"/>
-          <w:kern w:val="0"/>
-          <w:sz w:val="19"/>
-          <w:szCs w:val="19"/>
-        </w:rPr>
-        <w:t>/</w:t>
+        <w:t>local font(fonts.google.com download)</w:t>
+      </w:r>
+      <w:r>
+        <w:rPr>
+          <w:rFonts w:ascii="돋움체" w:eastAsia="돋움체" w:cs="돋움체"/>
+          <w:color w:val="0000FF"/>
+          <w:kern w:val="0"/>
+          <w:sz w:val="19"/>
+          <w:szCs w:val="19"/>
+        </w:rPr>
+        <w:t>&lt;/</w:t>
       </w:r>
       <w:r>
         <w:rPr>
@@ -41031,24 +38669,13 @@
       </w:pPr>
       <w:r>
         <w:lastRenderedPageBreak/>
-        <w:t xml:space="preserve">position </w:t>
-      </w:r>
-      <w:proofErr w:type="gramStart"/>
-      <w:r>
-        <w:t>속성</w:t>
+        <w:t>position 속성</w:t>
       </w:r>
       <w:r>
         <w:rPr>
           <w:rFonts w:hint="eastAsia"/>
         </w:rPr>
-        <w:t xml:space="preserve"> :</w:t>
-      </w:r>
-      <w:proofErr w:type="gramEnd"/>
-      <w:r>
-        <w:rPr>
-          <w:rFonts w:hint="eastAsia"/>
-        </w:rPr>
-        <w:t xml:space="preserve"> </w:t>
+        <w:t xml:space="preserve"> : </w:t>
       </w:r>
       <w:r>
         <w:rPr>
@@ -41785,7 +39412,6 @@
         </w:rPr>
         <w:t xml:space="preserve">    </w:t>
       </w:r>
-      <w:proofErr w:type="gramStart"/>
       <w:r>
         <w:rPr>
           <w:rFonts w:ascii="돋움체" w:eastAsia="돋움체" w:cs="돋움체"/>
@@ -41806,7 +39432,6 @@
         </w:rPr>
         <w:t>{</w:t>
       </w:r>
-      <w:proofErr w:type="gramEnd"/>
       <w:r>
         <w:rPr>
           <w:rFonts w:ascii="돋움체" w:eastAsia="돋움체" w:cs="돋움체"/>
@@ -42080,7 +39705,6 @@
         <w:t xml:space="preserve">      </w:t>
       </w:r>
       <w:proofErr w:type="spellStart"/>
-      <w:proofErr w:type="gramStart"/>
       <w:r>
         <w:rPr>
           <w:rFonts w:ascii="돋움체" w:eastAsia="돋움체" w:cs="돋움체"/>
@@ -42130,18 +39754,7 @@
           <w:sz w:val="19"/>
           <w:szCs w:val="19"/>
         </w:rPr>
-        <w:t>/</w:t>
-      </w:r>
-      <w:proofErr w:type="gramEnd"/>
-      <w:r>
-        <w:rPr>
-          <w:rFonts w:ascii="돋움체" w:eastAsia="돋움체" w:cs="돋움체"/>
-          <w:color w:val="006400"/>
-          <w:kern w:val="0"/>
-          <w:sz w:val="19"/>
-          <w:szCs w:val="19"/>
-        </w:rPr>
-        <w:t>*</w:t>
+        <w:t>/*</w:t>
       </w:r>
       <w:r>
         <w:rPr>
@@ -42227,18 +39840,7 @@
           <w:sz w:val="19"/>
           <w:szCs w:val="19"/>
         </w:rPr>
-        <w:t xml:space="preserve"> </w:t>
-      </w:r>
-      <w:proofErr w:type="gramStart"/>
-      <w:r>
-        <w:rPr>
-          <w:rFonts w:ascii="돋움체" w:eastAsia="돋움체" w:cs="돋움체"/>
-          <w:color w:val="006400"/>
-          <w:kern w:val="0"/>
-          <w:sz w:val="19"/>
-          <w:szCs w:val="19"/>
-        </w:rPr>
-        <w:t>static :</w:t>
+        <w:t xml:space="preserve"> static :</w:t>
       </w:r>
       <w:r>
         <w:rPr>
@@ -42250,7 +39852,6 @@
         </w:rPr>
         <w:t>블록형태로</w:t>
       </w:r>
-      <w:proofErr w:type="gramEnd"/>
       <w:r>
         <w:rPr>
           <w:rFonts w:ascii="돋움체" w:eastAsia="돋움체" w:cs="돋움체"/>
@@ -42512,18 +40113,7 @@
           <w:sz w:val="19"/>
           <w:szCs w:val="19"/>
         </w:rPr>
-        <w:t>background-</w:t>
-      </w:r>
-      <w:proofErr w:type="gramStart"/>
-      <w:r>
-        <w:rPr>
-          <w:rFonts w:ascii="돋움체" w:eastAsia="돋움체" w:cs="돋움체"/>
-          <w:color w:val="FF0000"/>
-          <w:kern w:val="0"/>
-          <w:sz w:val="19"/>
-          <w:szCs w:val="19"/>
-        </w:rPr>
-        <w:t>color</w:t>
+        <w:t>background-color</w:t>
       </w:r>
       <w:r>
         <w:rPr>
@@ -42546,7 +40136,6 @@
         <w:t>red</w:t>
       </w:r>
       <w:proofErr w:type="spellEnd"/>
-      <w:proofErr w:type="gramEnd"/>
       <w:r>
         <w:rPr>
           <w:rFonts w:ascii="돋움체" w:eastAsia="돋움체" w:cs="돋움체"/>
@@ -42656,7 +40245,6 @@
         <w:t xml:space="preserve">      </w:t>
       </w:r>
       <w:proofErr w:type="spellStart"/>
-      <w:proofErr w:type="gramStart"/>
       <w:r>
         <w:rPr>
           <w:rFonts w:ascii="돋움체" w:eastAsia="돋움체" w:cs="돋움체"/>
@@ -42688,7 +40276,6 @@
         <w:t>absolute</w:t>
       </w:r>
       <w:proofErr w:type="spellEnd"/>
-      <w:proofErr w:type="gramEnd"/>
       <w:r>
         <w:rPr>
           <w:rFonts w:ascii="돋움체" w:eastAsia="돋움체" w:cs="돋움체"/>
@@ -42840,18 +40427,7 @@
           <w:sz w:val="19"/>
           <w:szCs w:val="19"/>
         </w:rPr>
-        <w:t>background-</w:t>
-      </w:r>
-      <w:proofErr w:type="gramStart"/>
-      <w:r>
-        <w:rPr>
-          <w:rFonts w:ascii="돋움체" w:eastAsia="돋움체" w:cs="돋움체"/>
-          <w:color w:val="FF0000"/>
-          <w:kern w:val="0"/>
-          <w:sz w:val="19"/>
-          <w:szCs w:val="19"/>
-        </w:rPr>
-        <w:t>color</w:t>
+        <w:t>background-color</w:t>
       </w:r>
       <w:r>
         <w:rPr>
@@ -42874,7 +40450,6 @@
         <w:t>blue</w:t>
       </w:r>
       <w:proofErr w:type="spellEnd"/>
-      <w:proofErr w:type="gramEnd"/>
       <w:r>
         <w:rPr>
           <w:rFonts w:ascii="돋움체" w:eastAsia="돋움체" w:cs="돋움체"/>
@@ -42984,7 +40559,6 @@
         <w:t xml:space="preserve">      </w:t>
       </w:r>
       <w:proofErr w:type="spellStart"/>
-      <w:proofErr w:type="gramStart"/>
       <w:r>
         <w:rPr>
           <w:rFonts w:ascii="돋움체" w:eastAsia="돋움체" w:cs="돋움체"/>
@@ -43016,7 +40590,6 @@
         <w:t>absolute</w:t>
       </w:r>
       <w:proofErr w:type="spellEnd"/>
-      <w:proofErr w:type="gramEnd"/>
       <w:r>
         <w:rPr>
           <w:rFonts w:ascii="돋움체" w:eastAsia="돋움체" w:cs="돋움체"/>
@@ -43248,18 +40821,7 @@
           <w:sz w:val="19"/>
           <w:szCs w:val="19"/>
         </w:rPr>
-        <w:t>background-</w:t>
-      </w:r>
-      <w:proofErr w:type="gramStart"/>
-      <w:r>
-        <w:rPr>
-          <w:rFonts w:ascii="돋움체" w:eastAsia="돋움체" w:cs="돋움체"/>
-          <w:color w:val="FF0000"/>
-          <w:kern w:val="0"/>
-          <w:sz w:val="19"/>
-          <w:szCs w:val="19"/>
-        </w:rPr>
-        <w:t>color</w:t>
+        <w:t>background-color</w:t>
       </w:r>
       <w:r>
         <w:rPr>
@@ -43282,7 +40844,6 @@
         <w:t>green</w:t>
       </w:r>
       <w:proofErr w:type="spellEnd"/>
-      <w:proofErr w:type="gramEnd"/>
       <w:r>
         <w:rPr>
           <w:rFonts w:ascii="돋움체" w:eastAsia="돋움체" w:cs="돋움체"/>
@@ -43432,7 +40993,6 @@
         <w:t xml:space="preserve">      </w:t>
       </w:r>
       <w:proofErr w:type="spellStart"/>
-      <w:proofErr w:type="gramStart"/>
       <w:r>
         <w:rPr>
           <w:rFonts w:ascii="돋움체" w:eastAsia="돋움체" w:cs="돋움체"/>
@@ -43464,7 +41024,6 @@
         <w:t>absolute</w:t>
       </w:r>
       <w:proofErr w:type="spellEnd"/>
-      <w:proofErr w:type="gramEnd"/>
       <w:r>
         <w:rPr>
           <w:rFonts w:ascii="돋움체" w:eastAsia="돋움체" w:cs="돋움체"/>
@@ -43616,18 +41175,7 @@
           <w:sz w:val="19"/>
           <w:szCs w:val="19"/>
         </w:rPr>
-        <w:t>background-</w:t>
-      </w:r>
-      <w:proofErr w:type="gramStart"/>
-      <w:r>
-        <w:rPr>
-          <w:rFonts w:ascii="돋움체" w:eastAsia="돋움체" w:cs="돋움체"/>
-          <w:color w:val="FF0000"/>
-          <w:kern w:val="0"/>
-          <w:sz w:val="19"/>
-          <w:szCs w:val="19"/>
-        </w:rPr>
-        <w:t>color</w:t>
+        <w:t>background-color</w:t>
       </w:r>
       <w:r>
         <w:rPr>
@@ -43650,7 +41198,6 @@
         <w:t>yellow</w:t>
       </w:r>
       <w:proofErr w:type="spellEnd"/>
-      <w:proofErr w:type="gramEnd"/>
       <w:r>
         <w:rPr>
           <w:rFonts w:ascii="돋움체" w:eastAsia="돋움체" w:cs="돋움체"/>
@@ -44595,7 +42142,6 @@
         </w:rPr>
         <w:t xml:space="preserve"> fixed </w:t>
       </w:r>
-      <w:proofErr w:type="gramStart"/>
       <w:r>
         <w:rPr>
           <w:rFonts w:ascii="돋움체" w:hAnsi="돋움체" w:cs="돋움체" w:hint="eastAsia"/>
@@ -44614,18 +42160,7 @@
           <w:szCs w:val="19"/>
           <w:u w:val="single"/>
         </w:rPr>
-        <w:t xml:space="preserve"> :</w:t>
-      </w:r>
-      <w:proofErr w:type="gramEnd"/>
-      <w:r>
-        <w:rPr>
-          <w:rFonts w:ascii="돋움체" w:hAnsi="돋움체" w:cs="돋움체" w:hint="eastAsia"/>
-          <w:kern w:val="0"/>
-          <w:sz w:val="19"/>
-          <w:szCs w:val="19"/>
-          <w:u w:val="single"/>
-        </w:rPr>
-        <w:t xml:space="preserve"> </w:t>
+        <w:t xml:space="preserve"> : </w:t>
       </w:r>
       <w:r>
         <w:rPr>
@@ -45349,7 +42884,6 @@
         </w:rPr>
         <w:t xml:space="preserve">    </w:t>
       </w:r>
-      <w:proofErr w:type="gramStart"/>
       <w:r>
         <w:rPr>
           <w:rFonts w:ascii="돋움체" w:eastAsia="돋움체" w:cs="돋움체"/>
@@ -45370,7 +42904,6 @@
         </w:rPr>
         <w:t>{</w:t>
       </w:r>
-      <w:proofErr w:type="gramEnd"/>
       <w:r>
         <w:rPr>
           <w:rFonts w:ascii="돋움체" w:eastAsia="돋움체" w:cs="돋움체"/>
@@ -45645,7 +43178,6 @@
         <w:t xml:space="preserve">      </w:t>
       </w:r>
       <w:proofErr w:type="spellStart"/>
-      <w:proofErr w:type="gramStart"/>
       <w:r>
         <w:rPr>
           <w:rFonts w:ascii="돋움체" w:eastAsia="돋움체" w:cs="돋움체"/>
@@ -45695,18 +43227,7 @@
           <w:sz w:val="19"/>
           <w:szCs w:val="19"/>
         </w:rPr>
-        <w:t>/</w:t>
-      </w:r>
-      <w:proofErr w:type="gramEnd"/>
-      <w:r>
-        <w:rPr>
-          <w:rFonts w:ascii="돋움체" w:eastAsia="돋움체" w:cs="돋움체"/>
-          <w:color w:val="006400"/>
-          <w:kern w:val="0"/>
-          <w:sz w:val="19"/>
-          <w:szCs w:val="19"/>
-        </w:rPr>
-        <w:t>*</w:t>
+        <w:t>/*</w:t>
       </w:r>
       <w:r>
         <w:rPr>
@@ -45869,18 +43390,7 @@
           <w:sz w:val="19"/>
           <w:szCs w:val="19"/>
         </w:rPr>
-        <w:t>background-</w:t>
-      </w:r>
-      <w:proofErr w:type="gramStart"/>
-      <w:r>
-        <w:rPr>
-          <w:rFonts w:ascii="돋움체" w:eastAsia="돋움체" w:cs="돋움체"/>
-          <w:color w:val="FF0000"/>
-          <w:kern w:val="0"/>
-          <w:sz w:val="19"/>
-          <w:szCs w:val="19"/>
-        </w:rPr>
-        <w:t>color</w:t>
+        <w:t>background-color</w:t>
       </w:r>
       <w:r>
         <w:rPr>
@@ -45903,7 +43413,6 @@
         <w:t>red</w:t>
       </w:r>
       <w:proofErr w:type="spellEnd"/>
-      <w:proofErr w:type="gramEnd"/>
       <w:r>
         <w:rPr>
           <w:rFonts w:ascii="돋움체" w:eastAsia="돋움체" w:cs="돋움체"/>
@@ -46042,7 +43551,6 @@
         </w:rPr>
         <w:t>fixed</w:t>
       </w:r>
-      <w:proofErr w:type="gramStart"/>
       <w:r>
         <w:rPr>
           <w:rFonts w:ascii="돋움체" w:eastAsia="돋움체" w:cs="돋움체"/>
@@ -46061,18 +43569,7 @@
           <w:sz w:val="19"/>
           <w:szCs w:val="19"/>
         </w:rPr>
-        <w:t>/</w:t>
-      </w:r>
-      <w:proofErr w:type="gramEnd"/>
-      <w:r>
-        <w:rPr>
-          <w:rFonts w:ascii="돋움체" w:eastAsia="돋움체" w:cs="돋움체"/>
-          <w:color w:val="006400"/>
-          <w:kern w:val="0"/>
-          <w:sz w:val="19"/>
-          <w:szCs w:val="19"/>
-        </w:rPr>
-        <w:t>*</w:t>
+        <w:t>/*</w:t>
       </w:r>
       <w:r>
         <w:rPr>
@@ -46925,7 +44422,6 @@
         <w:t xml:space="preserve">      </w:t>
       </w:r>
       <w:proofErr w:type="spellStart"/>
-      <w:proofErr w:type="gramStart"/>
       <w:r>
         <w:rPr>
           <w:rFonts w:ascii="돋움체" w:eastAsia="돋움체" w:cs="돋움체"/>
@@ -46957,7 +44453,6 @@
         <w:t>absolute</w:t>
       </w:r>
       <w:proofErr w:type="spellEnd"/>
-      <w:proofErr w:type="gramEnd"/>
       <w:r>
         <w:rPr>
           <w:rFonts w:ascii="돋움체" w:eastAsia="돋움체" w:cs="돋움체"/>
@@ -47109,18 +44604,7 @@
           <w:sz w:val="19"/>
           <w:szCs w:val="19"/>
         </w:rPr>
-        <w:t>background-</w:t>
-      </w:r>
-      <w:proofErr w:type="gramStart"/>
-      <w:r>
-        <w:rPr>
-          <w:rFonts w:ascii="돋움체" w:eastAsia="돋움체" w:cs="돋움체"/>
-          <w:color w:val="FF0000"/>
-          <w:kern w:val="0"/>
-          <w:sz w:val="19"/>
-          <w:szCs w:val="19"/>
-        </w:rPr>
-        <w:t>color</w:t>
+        <w:t>background-color</w:t>
       </w:r>
       <w:r>
         <w:rPr>
@@ -47143,7 +44627,6 @@
         <w:t>yellow</w:t>
       </w:r>
       <w:proofErr w:type="spellEnd"/>
-      <w:proofErr w:type="gramEnd"/>
       <w:r>
         <w:rPr>
           <w:rFonts w:ascii="돋움체" w:eastAsia="돋움체" w:cs="돋움체"/>
@@ -48706,19 +46189,7 @@
           <w:szCs w:val="19"/>
           <w:highlight w:val="white"/>
         </w:rPr>
-        <w:t>100</w:t>
-      </w:r>
-      <w:proofErr w:type="gramStart"/>
-      <w:r>
-        <w:rPr>
-          <w:rFonts w:ascii="돋움체" w:eastAsia="돋움체" w:cs="돋움체"/>
-          <w:color w:val="0000FF"/>
-          <w:kern w:val="0"/>
-          <w:sz w:val="19"/>
-          <w:szCs w:val="19"/>
-          <w:highlight w:val="white"/>
-        </w:rPr>
-        <w:t>px</w:t>
+        <w:t>100px</w:t>
       </w:r>
       <w:r>
         <w:rPr>
@@ -48742,7 +46213,6 @@
         </w:rPr>
         <w:t>height</w:t>
       </w:r>
-      <w:proofErr w:type="gramEnd"/>
       <w:r>
         <w:rPr>
           <w:rFonts w:ascii="돋움체" w:eastAsia="돋움체" w:cs="돋움체"/>
@@ -48763,19 +46233,7 @@
           <w:szCs w:val="19"/>
           <w:highlight w:val="white"/>
         </w:rPr>
-        <w:t>100</w:t>
-      </w:r>
-      <w:proofErr w:type="gramStart"/>
-      <w:r>
-        <w:rPr>
-          <w:rFonts w:ascii="돋움체" w:eastAsia="돋움체" w:cs="돋움체"/>
-          <w:color w:val="0000FF"/>
-          <w:kern w:val="0"/>
-          <w:sz w:val="19"/>
-          <w:szCs w:val="19"/>
-          <w:highlight w:val="white"/>
-        </w:rPr>
-        <w:t>px</w:t>
+        <w:t>100px</w:t>
       </w:r>
       <w:r>
         <w:rPr>
@@ -48799,7 +46257,6 @@
         </w:rPr>
         <w:t>border</w:t>
       </w:r>
-      <w:proofErr w:type="gramEnd"/>
       <w:r>
         <w:rPr>
           <w:rFonts w:ascii="돋움체" w:eastAsia="돋움체" w:cs="돋움체"/>
@@ -49298,7 +46755,6 @@
         </w:rPr>
         <w:t>relative</w:t>
       </w:r>
-      <w:proofErr w:type="gramStart"/>
       <w:r>
         <w:rPr>
           <w:rFonts w:ascii="돋움체" w:eastAsia="돋움체" w:cs="돋움체"/>
@@ -49319,19 +46775,7 @@
           <w:szCs w:val="19"/>
           <w:highlight w:val="white"/>
         </w:rPr>
-        <w:t>/</w:t>
-      </w:r>
-      <w:proofErr w:type="gramEnd"/>
-      <w:r>
-        <w:rPr>
-          <w:rFonts w:ascii="돋움체" w:eastAsia="돋움체" w:cs="돋움체"/>
-          <w:color w:val="006400"/>
-          <w:kern w:val="0"/>
-          <w:sz w:val="19"/>
-          <w:szCs w:val="19"/>
-          <w:highlight w:val="white"/>
-        </w:rPr>
-        <w:t>*</w:t>
+        <w:t>/*</w:t>
       </w:r>
       <w:r>
         <w:rPr>
@@ -50987,24 +48431,13 @@
         <w:ind w:leftChars="0"/>
       </w:pPr>
       <w:r>
-        <w:t xml:space="preserve">float </w:t>
-      </w:r>
-      <w:proofErr w:type="gramStart"/>
-      <w:r>
-        <w:t>속성</w:t>
+        <w:t>float 속성</w:t>
       </w:r>
       <w:r>
         <w:rPr>
           <w:rFonts w:hint="eastAsia"/>
         </w:rPr>
-        <w:t xml:space="preserve"> :</w:t>
-      </w:r>
-      <w:proofErr w:type="gramEnd"/>
-      <w:r>
-        <w:rPr>
-          <w:rFonts w:hint="eastAsia"/>
-        </w:rPr>
-        <w:t xml:space="preserve"> position 속성과 함께 요소의 위치를 설정하기 위한 속성</w:t>
+        <w:t xml:space="preserve"> : position 속성과 함께 요소의 위치를 설정하기 위한 속성</w:t>
       </w:r>
     </w:p>
     <w:p>
@@ -54715,18 +52148,7 @@
           <w:sz w:val="19"/>
           <w:szCs w:val="19"/>
         </w:rPr>
-        <w:t>text-</w:t>
-      </w:r>
-      <w:proofErr w:type="gramStart"/>
-      <w:r>
-        <w:rPr>
-          <w:rFonts w:ascii="돋움체" w:eastAsia="돋움체" w:cs="돋움체"/>
-          <w:color w:val="FF0000"/>
-          <w:kern w:val="0"/>
-          <w:sz w:val="19"/>
-          <w:szCs w:val="19"/>
-        </w:rPr>
-        <w:t>align</w:t>
+        <w:t>text-align</w:t>
       </w:r>
       <w:r>
         <w:rPr>
@@ -54749,7 +52171,6 @@
         <w:t>justify</w:t>
       </w:r>
       <w:proofErr w:type="spellEnd"/>
-      <w:proofErr w:type="gramEnd"/>
       <w:r>
         <w:rPr>
           <w:rFonts w:ascii="돋움체" w:eastAsia="돋움체" w:cs="돋움체"/>
@@ -54833,7 +52254,6 @@
         <w:t xml:space="preserve"> </w:t>
       </w:r>
       <w:proofErr w:type="spellStart"/>
-      <w:proofErr w:type="gramStart"/>
       <w:r>
         <w:rPr>
           <w:rFonts w:ascii="돋움체" w:eastAsia="돋움체" w:cs="돋움체"/>
@@ -54887,7 +52307,6 @@
         <w:t>left</w:t>
       </w:r>
       <w:proofErr w:type="spellEnd"/>
-      <w:proofErr w:type="gramEnd"/>
       <w:r>
         <w:rPr>
           <w:rFonts w:ascii="돋움체" w:eastAsia="돋움체" w:cs="돋움체"/>
@@ -55045,7 +52464,6 @@
         <w:t xml:space="preserve"> </w:t>
       </w:r>
       <w:proofErr w:type="spellStart"/>
-      <w:proofErr w:type="gramStart"/>
       <w:r>
         <w:rPr>
           <w:rFonts w:ascii="돋움체" w:eastAsia="돋움체" w:cs="돋움체"/>
@@ -55099,7 +52517,6 @@
         <w:t>right</w:t>
       </w:r>
       <w:proofErr w:type="spellEnd"/>
-      <w:proofErr w:type="gramEnd"/>
       <w:r>
         <w:rPr>
           <w:rFonts w:ascii="돋움체" w:eastAsia="돋움체" w:cs="돋움체"/>
@@ -56232,21 +53649,6 @@
         </w:rPr>
         <w:t>&gt;</w:t>
       </w:r>
-    </w:p>
-    <w:p>
-      <w:pPr>
-        <w:widowControl/>
-        <w:wordWrap/>
-        <w:autoSpaceDE/>
-        <w:autoSpaceDN/>
-        <w:rPr>
-          <w:rFonts w:ascii="돋움체" w:eastAsia="돋움체" w:cs="돋움체"/>
-          <w:color w:val="0000FF"/>
-          <w:kern w:val="0"/>
-          <w:sz w:val="19"/>
-          <w:szCs w:val="19"/>
-        </w:rPr>
-      </w:pPr>
     </w:p>
     <w:p>
       <w:pPr>
@@ -56518,9 +53920,9 @@
           <w:noProof/>
         </w:rPr>
         <w:drawing>
-          <wp:inline distT="0" distB="0" distL="0" distR="0" wp14:anchorId="2D62824F" wp14:editId="44F69C92">
-            <wp:extent cx="6120130" cy="1693333"/>
-            <wp:effectExtent l="76200" t="76200" r="128270" b="135890"/>
+          <wp:inline distT="0" distB="0" distL="0" distR="0" wp14:anchorId="2D62824F" wp14:editId="31E89EAE">
+            <wp:extent cx="5011631" cy="2034287"/>
+            <wp:effectExtent l="76200" t="76200" r="132080" b="137795"/>
             <wp:docPr id="3" name="그림 3"/>
             <wp:cNvGraphicFramePr>
               <a:graphicFrameLocks xmlns:a="http://schemas.openxmlformats.org/drawingml/2006/main" noChangeAspect="1"/>
@@ -56541,7 +53943,7 @@
                   <pic:spPr>
                     <a:xfrm>
                       <a:off x="0" y="0"/>
-                      <a:ext cx="6128680" cy="1695699"/>
+                      <a:ext cx="5057435" cy="2052879"/>
                     </a:xfrm>
                     <a:prstGeom prst="rect">
                       <a:avLst/>
